--- a/S01_Lab2_Instructions.docx
+++ b/S01_Lab2_Instructions.docx
@@ -1,6 +1,6 @@
 
 <file path=word/document.xml><?xml version="1.0" encoding="utf-8"?>
-<w:document xmlns:wpc="http://schemas.microsoft.com/office/word/2010/wordprocessingCanvas" xmlns:cx="http://schemas.microsoft.com/office/drawing/2014/chartex" xmlns:cx1="http://schemas.microsoft.com/office/drawing/2015/9/8/chartex" xmlns:cx2="http://schemas.microsoft.com/office/drawing/2015/10/21/chartex" xmlns:cx3="http://schemas.microsoft.com/office/drawing/2016/5/9/chartex" xmlns:cx4="http://schemas.microsoft.com/office/drawing/2016/5/10/chartex" xmlns:cx5="http://schemas.microsoft.com/office/drawing/2016/5/11/chartex" xmlns:cx6="http://schemas.microsoft.com/office/drawing/2016/5/12/chartex" xmlns:cx7="http://schemas.microsoft.com/office/drawing/2016/5/13/chartex" xmlns:cx8="http://schemas.microsoft.com/office/drawing/2016/5/14/chartex" xmlns:mc="http://schemas.openxmlformats.org/markup-compatibility/2006" xmlns:aink="http://schemas.microsoft.com/office/drawing/2016/ink" xmlns:am3d="http://schemas.microsoft.com/office/drawing/2017/model3d" xmlns:o="urn:schemas-microsoft-com:office:office" xmlns:oel="http://schemas.microsoft.com/office/2019/extlst" xmlns:r="http://schemas.openxmlformats.org/officeDocument/2006/relationships" xmlns:m="http://schemas.openxmlformats.org/officeDocument/2006/math" xmlns:v="urn:schemas-microsoft-com:vml" xmlns:wp14="http://schemas.microsoft.com/office/word/2010/wordprocessingDrawing" xmlns:wp="http://schemas.openxmlformats.org/drawingml/2006/wordprocessingDrawing" xmlns:w10="urn:schemas-microsoft-com:office:word" xmlns:w="http://schemas.openxmlformats.org/wordprocessingml/2006/main" xmlns:w14="http://schemas.microsoft.com/office/word/2010/wordml" xmlns:w15="http://schemas.microsoft.com/office/word/2012/wordml" xmlns:w16cex="http://schemas.microsoft.com/office/word/2018/wordml/cex" xmlns:w16cid="http://schemas.microsoft.com/office/word/2016/wordml/cid" xmlns:w16="http://schemas.microsoft.com/office/word/2018/wordml" xmlns:w16du="http://schemas.microsoft.com/office/word/2023/wordml/word16du" xmlns:w16sdtdh="http://schemas.microsoft.com/office/word/2020/wordml/sdtdatahash" xmlns:w16sdtfl="http://schemas.microsoft.com/office/word/2024/wordml/sdtformatlock" xmlns:w16se="http://schemas.microsoft.com/office/word/2015/wordml/symex" xmlns:wpg="http://schemas.microsoft.com/office/word/2010/wordprocessingGroup" xmlns:wpi="http://schemas.microsoft.com/office/word/2010/wordprocessingInk" xmlns:wne="http://schemas.microsoft.com/office/word/2006/wordml" xmlns:wps="http://schemas.microsoft.com/office/word/2010/wordprocessingShape" mc:Ignorable="w14 w15 w16se w16cid w16 w16cex w16sdtdh w16sdtfl w16du wp14">
+<w:document xmlns:wpc="http://schemas.microsoft.com/office/word/2010/wordprocessingCanvas" xmlns:cx="http://schemas.microsoft.com/office/drawing/2014/chartex" xmlns:cx1="http://schemas.microsoft.com/office/drawing/2015/9/8/chartex" xmlns:cx2="http://schemas.microsoft.com/office/drawing/2015/10/21/chartex" xmlns:cx3="http://schemas.microsoft.com/office/drawing/2016/5/9/chartex" xmlns:cx4="http://schemas.microsoft.com/office/drawing/2016/5/10/chartex" xmlns:cx5="http://schemas.microsoft.com/office/drawing/2016/5/11/chartex" xmlns:cx6="http://schemas.microsoft.com/office/drawing/2016/5/12/chartex" xmlns:cx7="http://schemas.microsoft.com/office/drawing/2016/5/13/chartex" xmlns:cx8="http://schemas.microsoft.com/office/drawing/2016/5/14/chartex" xmlns:mc="http://schemas.openxmlformats.org/markup-compatibility/2006" xmlns:aink="http://schemas.microsoft.com/office/drawing/2016/ink" xmlns:am3d="http://schemas.microsoft.com/office/drawing/2017/model3d" xmlns:o="urn:schemas-microsoft-com:office:office" xmlns:oel="http://schemas.microsoft.com/office/2019/extlst" xmlns:r="http://schemas.openxmlformats.org/officeDocument/2006/relationships" xmlns:m="http://schemas.openxmlformats.org/officeDocument/2006/math" xmlns:v="urn:schemas-microsoft-com:vml" xmlns:wp14="http://schemas.microsoft.com/office/word/2010/wordprocessingDrawing" xmlns:wp="http://schemas.openxmlformats.org/drawingml/2006/wordprocessingDrawing" xmlns:w10="urn:schemas-microsoft-com:office:word" xmlns:w="http://schemas.openxmlformats.org/wordprocessingml/2006/main" xmlns:w14="http://schemas.microsoft.com/office/word/2010/wordml" xmlns:w15="http://schemas.microsoft.com/office/word/2012/wordml" xmlns:w16cei="http://schemas.microsoft.com/office/word/2026/wordml/cei" xmlns:w16cex="http://schemas.microsoft.com/office/word/2018/wordml/cex" xmlns:w16cid="http://schemas.microsoft.com/office/word/2016/wordml/cid" xmlns:w16="http://schemas.microsoft.com/office/word/2018/wordml" xmlns:w16du="http://schemas.microsoft.com/office/word/2023/wordml/word16du" xmlns:w16sdtdh="http://schemas.microsoft.com/office/word/2020/wordml/sdtdatahash" xmlns:w16sdtfl="http://schemas.microsoft.com/office/word/2024/wordml/sdtformatlock" xmlns:w16se="http://schemas.microsoft.com/office/word/2015/wordml/symex" xmlns:wpg="http://schemas.microsoft.com/office/word/2010/wordprocessingGroup" xmlns:wpi="http://schemas.microsoft.com/office/word/2010/wordprocessingInk" xmlns:wne="http://schemas.microsoft.com/office/word/2006/wordml" xmlns:wps="http://schemas.microsoft.com/office/word/2010/wordprocessingShape" mc:Ignorable="w14 w15 w16se w16cid w16 w16cex w16sdtdh w16sdtfl w16du wp14">
   <w:background w:color="EBF9FF"/>
   <w:body>
     <w:p>
@@ -125,7 +125,6 @@
       <w:r>
         <w:t xml:space="preserve">CRUD à partir de listes </w:t>
       </w:r>
-      <w:proofErr w:type="spellStart"/>
       <w:r>
         <w:rPr>
           <w:i/>
@@ -133,7 +132,6 @@
         </w:rPr>
         <w:t>ViewBag</w:t>
       </w:r>
-      <w:proofErr w:type="spellEnd"/>
     </w:p>
     <w:p>
       <w:pPr>
@@ -209,7 +207,6 @@
       <w:r>
         <w:t xml:space="preserve">Erreur </w:t>
       </w:r>
-      <w:proofErr w:type="spellStart"/>
       <w:r>
         <w:rPr>
           <w:i/>
@@ -217,7 +214,6 @@
         </w:rPr>
         <w:t>span</w:t>
       </w:r>
-      <w:proofErr w:type="spellEnd"/>
     </w:p>
     <w:p>
       <w:pPr>
@@ -340,7 +336,6 @@
       <w:r>
         <w:t xml:space="preserve">appelée </w:t>
       </w:r>
-      <w:proofErr w:type="spellStart"/>
       <w:r>
         <w:rPr>
           <w:b/>
@@ -355,7 +350,6 @@
         </w:rPr>
         <w:t>ProjetDesign</w:t>
       </w:r>
-      <w:proofErr w:type="spellEnd"/>
     </w:p>
     <w:p>
       <w:pPr>
@@ -651,23 +645,7 @@
           <w:b/>
           <w:bCs/>
         </w:rPr>
-        <w:t xml:space="preserve">Application Web </w:t>
-      </w:r>
-      <w:proofErr w:type="spellStart"/>
-      <w:r>
-        <w:rPr>
-          <w:b/>
-          <w:bCs/>
-        </w:rPr>
-        <w:t>Asp</w:t>
-      </w:r>
-      <w:proofErr w:type="spellEnd"/>
-      <w:r>
-        <w:rPr>
-          <w:b/>
-          <w:bCs/>
-        </w:rPr>
-        <w:t xml:space="preserve"> Net Core </w:t>
+        <w:t xml:space="preserve">Application Web Asp Net Core </w:t>
       </w:r>
       <w:r>
         <w:rPr>
@@ -778,17 +756,8 @@
           <w:b/>
           <w:bCs/>
         </w:rPr>
-        <w:t xml:space="preserve"> </w:t>
-      </w:r>
-      <w:proofErr w:type="spellStart"/>
-      <w:r>
-        <w:rPr>
-          <w:b/>
-          <w:bCs/>
-        </w:rPr>
-        <w:t>ZombieParty</w:t>
-      </w:r>
-      <w:proofErr w:type="spellEnd"/>
+        <w:t xml:space="preserve"> ZombieParty</w:t>
+      </w:r>
     </w:p>
     <w:p>
       <w:pPr>
@@ -847,16 +816,11 @@
         </w:numPr>
         <w:spacing w:before="0" w:after="160" w:line="259" w:lineRule="auto"/>
       </w:pPr>
-      <w:proofErr w:type="gramStart"/>
       <w:r>
         <w:t>.</w:t>
       </w:r>
       <w:r>
-        <w:t>NET</w:t>
-      </w:r>
-      <w:proofErr w:type="gramEnd"/>
-      <w:r>
-        <w:t xml:space="preserve"> </w:t>
+        <w:t xml:space="preserve">NET </w:t>
       </w:r>
       <w:r>
         <w:t>8</w:t>
@@ -1065,18 +1029,10 @@
         <w:t>Exécutez le projet:</w:t>
       </w:r>
       <w:r>
-        <w:t xml:space="preserve"> Après avoir accepté le certificat </w:t>
-      </w:r>
-      <w:proofErr w:type="spellStart"/>
-      <w:r>
-        <w:t>et</w:t>
-      </w:r>
-      <w:r>
-        <w:t>c</w:t>
-      </w:r>
-      <w:proofErr w:type="spellEnd"/>
-      <w:r>
-        <w:t>,</w:t>
+        <w:t xml:space="preserve"> Après avoir accepté le certificat et</w:t>
+      </w:r>
+      <w:r>
+        <w:t>c,</w:t>
       </w:r>
       <w:r>
         <w:t xml:space="preserve"> la présentation de la page </w:t>
@@ -1103,9 +1059,9 @@
         </w:rPr>
         <w:lastRenderedPageBreak/>
         <w:drawing>
-          <wp:inline distT="0" distB="0" distL="0" distR="0" wp14:anchorId="61BB4232" wp14:editId="79829421">
-            <wp:extent cx="1967236" cy="831273"/>
-            <wp:effectExtent l="152400" t="152400" r="356870" b="368935"/>
+          <wp:inline distT="0" distB="0" distL="0" distR="0" wp14:anchorId="61BB4232" wp14:editId="601357EF">
+            <wp:extent cx="3929249" cy="1660339"/>
+            <wp:effectExtent l="152400" t="152400" r="357505" b="359410"/>
             <wp:docPr id="4" name="Image 4"/>
             <wp:cNvGraphicFramePr>
               <a:graphicFrameLocks xmlns:a="http://schemas.openxmlformats.org/drawingml/2006/main" noChangeAspect="1"/>
@@ -1126,7 +1082,7 @@
                   <pic:spPr>
                     <a:xfrm>
                       <a:off x="0" y="0"/>
-                      <a:ext cx="1967236" cy="831273"/>
+                      <a:ext cx="3947587" cy="1668088"/>
                     </a:xfrm>
                     <a:prstGeom prst="rect">
                       <a:avLst/>
@@ -1273,21 +1229,12 @@
       <w:r>
         <w:t xml:space="preserve"> (</w:t>
       </w:r>
-      <w:proofErr w:type="spellStart"/>
-      <w:r>
-        <w:rPr>
-          <w:b/>
-          <w:bCs/>
-        </w:rPr>
-        <w:t>FCT_ProjetDesign</w:t>
-      </w:r>
-      <w:proofErr w:type="spellEnd"/>
-      <w:r>
-        <w:rPr>
-          <w:b/>
-          <w:bCs/>
-        </w:rPr>
-        <w:t>)</w:t>
+      <w:r>
+        <w:rPr>
+          <w:b/>
+          <w:bCs/>
+        </w:rPr>
+        <w:t>FCT_ProjetDesign)</w:t>
       </w:r>
     </w:p>
     <w:p>
@@ -1343,7 +1290,6 @@
       <w:r>
         <w:t xml:space="preserve">Faites passer les changements dans la section </w:t>
       </w:r>
-      <w:proofErr w:type="spellStart"/>
       <w:r>
         <w:rPr>
           <w:b/>
@@ -1351,7 +1297,6 @@
         </w:rPr>
         <w:t>Staged</w:t>
       </w:r>
-      <w:proofErr w:type="spellEnd"/>
     </w:p>
     <w:p>
       <w:pPr>
@@ -1477,7 +1422,6 @@
       <w:r>
         <w:t xml:space="preserve"> pour que ce soit accessible de </w:t>
       </w:r>
-      <w:proofErr w:type="spellStart"/>
       <w:r>
         <w:rPr>
           <w:b/>
@@ -1485,7 +1429,6 @@
         </w:rPr>
         <w:t>Github</w:t>
       </w:r>
-      <w:proofErr w:type="spellEnd"/>
       <w:r>
         <w:t xml:space="preserve">. </w:t>
       </w:r>
@@ -1525,7 +1468,6 @@
       <w:r>
         <w:t>(</w:t>
       </w:r>
-      <w:proofErr w:type="spellStart"/>
       <w:r>
         <w:rPr>
           <w:b/>
@@ -1533,7 +1475,6 @@
         </w:rPr>
         <w:t>Remote</w:t>
       </w:r>
-      <w:proofErr w:type="spellEnd"/>
       <w:r>
         <w:rPr>
           <w:b/>
@@ -1602,7 +1543,6 @@
       <w:r>
         <w:t xml:space="preserve"> </w:t>
       </w:r>
-      <w:proofErr w:type="spellStart"/>
       <w:r>
         <w:rPr>
           <w:b/>
@@ -1610,7 +1550,6 @@
         </w:rPr>
         <w:t>Remote</w:t>
       </w:r>
-      <w:proofErr w:type="spellEnd"/>
     </w:p>
     <w:p>
       <w:pPr>
@@ -1626,21 +1565,12 @@
       <w:r>
         <w:t xml:space="preserve">NOTE: Vous pourriez faire plusieurs </w:t>
       </w:r>
-      <w:proofErr w:type="spellStart"/>
-      <w:r>
-        <w:rPr>
-          <w:b/>
-          <w:bCs/>
-        </w:rPr>
-        <w:t>commits</w:t>
-      </w:r>
-      <w:proofErr w:type="spellEnd"/>
-      <w:r>
-        <w:rPr>
-          <w:b/>
-          <w:bCs/>
-        </w:rPr>
-        <w:t xml:space="preserve">, </w:t>
+      <w:r>
+        <w:rPr>
+          <w:b/>
+          <w:bCs/>
+        </w:rPr>
+        <w:t xml:space="preserve">commits, </w:t>
       </w:r>
       <w:r>
         <w:t xml:space="preserve">et faire un </w:t>
@@ -1653,15 +1583,7 @@
         <w:t>Push</w:t>
       </w:r>
       <w:r>
-        <w:t xml:space="preserve"> avec tous les </w:t>
-      </w:r>
-      <w:proofErr w:type="spellStart"/>
-      <w:r>
-        <w:t>commits</w:t>
-      </w:r>
-      <w:proofErr w:type="spellEnd"/>
-      <w:r>
-        <w:t xml:space="preserve">. Conseil: </w:t>
+        <w:t xml:space="preserve"> avec tous les commits. Conseil: </w:t>
       </w:r>
       <w:r>
         <w:rPr>
@@ -1831,7 +1753,6 @@
       <w:r>
         <w:t xml:space="preserve">Dans votre dossier de Solution/Projet </w:t>
       </w:r>
-      <w:proofErr w:type="spellStart"/>
       <w:r>
         <w:rPr>
           <w:b/>
@@ -1839,7 +1760,6 @@
         </w:rPr>
         <w:t>ZombieParty</w:t>
       </w:r>
-      <w:proofErr w:type="spellEnd"/>
       <w:r>
         <w:t>:</w:t>
       </w:r>
@@ -1886,7 +1806,6 @@
       <w:r>
         <w:t xml:space="preserve">) et son contenu dans votre dossier </w:t>
       </w:r>
-      <w:proofErr w:type="spellStart"/>
       <w:r>
         <w:rPr>
           <w:b/>
@@ -1894,7 +1813,6 @@
         </w:rPr>
         <w:t>wwwroot</w:t>
       </w:r>
-      <w:proofErr w:type="spellEnd"/>
       <w:r>
         <w:t>.</w:t>
       </w:r>
@@ -2000,21 +1918,12 @@
       <w:r>
         <w:t xml:space="preserve">Remplacez le fichier </w:t>
       </w:r>
-      <w:proofErr w:type="spellStart"/>
-      <w:r>
-        <w:rPr>
-          <w:b/>
-          <w:bCs/>
-        </w:rPr>
-        <w:t>wwwroot</w:t>
-      </w:r>
-      <w:proofErr w:type="spellEnd"/>
-      <w:r>
-        <w:rPr>
-          <w:b/>
-          <w:bCs/>
-        </w:rPr>
-        <w:t xml:space="preserve">/favicon.ico </w:t>
+      <w:r>
+        <w:rPr>
+          <w:b/>
+          <w:bCs/>
+        </w:rPr>
+        <w:t xml:space="preserve">wwwroot/favicon.ico </w:t>
       </w:r>
       <w:r>
         <w:t xml:space="preserve">par celui contenu dans </w:t>
@@ -2065,7 +1974,6 @@
       <w:r>
         <w:t xml:space="preserve">Dans votre dossier de Solution/Projet </w:t>
       </w:r>
-      <w:proofErr w:type="spellStart"/>
       <w:r>
         <w:rPr>
           <w:b/>
@@ -2073,7 +1981,6 @@
         </w:rPr>
         <w:t>ZombieParty</w:t>
       </w:r>
-      <w:proofErr w:type="spellEnd"/>
       <w:r>
         <w:t>:</w:t>
       </w:r>
@@ -2093,37 +2000,12 @@
       <w:r>
         <w:t xml:space="preserve"> </w:t>
       </w:r>
-      <w:proofErr w:type="spellStart"/>
-      <w:r>
-        <w:rPr>
-          <w:b/>
-          <w:bCs/>
-        </w:rPr>
-        <w:t>wwwroot</w:t>
-      </w:r>
-      <w:proofErr w:type="spellEnd"/>
-      <w:r>
-        <w:rPr>
-          <w:b/>
-          <w:bCs/>
-        </w:rPr>
-        <w:t>/</w:t>
-      </w:r>
-      <w:proofErr w:type="spellStart"/>
-      <w:r>
-        <w:rPr>
-          <w:b/>
-          <w:bCs/>
-        </w:rPr>
-        <w:t>css</w:t>
-      </w:r>
-      <w:proofErr w:type="spellEnd"/>
-      <w:r>
-        <w:rPr>
-          <w:b/>
-          <w:bCs/>
-        </w:rPr>
-        <w:t>/</w:t>
+      <w:r>
+        <w:rPr>
+          <w:b/>
+          <w:bCs/>
+        </w:rPr>
+        <w:t>wwwroot/css/</w:t>
       </w:r>
       <w:r>
         <w:rPr>
@@ -2243,17 +2125,8 @@
           <w:b/>
           <w:bCs/>
         </w:rPr>
-        <w:t>Bootstrap/</w:t>
-      </w:r>
-      <w:proofErr w:type="spellStart"/>
-      <w:r>
-        <w:rPr>
-          <w:b/>
-          <w:bCs/>
-        </w:rPr>
-        <w:t>bootswatch</w:t>
-      </w:r>
-      <w:proofErr w:type="spellEnd"/>
+        <w:t>Bootstrap/bootswatch</w:t>
+      </w:r>
     </w:p>
     <w:p>
       <w:pPr>
@@ -2278,7 +2151,19 @@
           <w:rPr>
             <w:rStyle w:val="Lienhypertexte"/>
           </w:rPr>
-          <w:t>Bootswatch.com</w:t>
+          <w:t>Bootswat</w:t>
+        </w:r>
+        <w:r>
+          <w:rPr>
+            <w:rStyle w:val="Lienhypertexte"/>
+          </w:rPr>
+          <w:t>c</w:t>
+        </w:r>
+        <w:r>
+          <w:rPr>
+            <w:rStyle w:val="Lienhypertexte"/>
+          </w:rPr>
+          <w:t>h.com</w:t>
         </w:r>
       </w:hyperlink>
     </w:p>
@@ -2375,7 +2260,7 @@
           <w:noProof/>
         </w:rPr>
         <w:drawing>
-          <wp:inline distT="0" distB="0" distL="0" distR="0" wp14:anchorId="2A3568C3" wp14:editId="6FC782A7">
+          <wp:inline distT="0" distB="0" distL="0" distR="0" wp14:anchorId="2A3568C3" wp14:editId="49D6AB3E">
             <wp:extent cx="1722213" cy="644379"/>
             <wp:effectExtent l="0" t="0" r="0" b="3810"/>
             <wp:docPr id="8" name="Image 8"/>
@@ -2448,69 +2333,26 @@
       <w:r>
         <w:t xml:space="preserve"> le fichier </w:t>
       </w:r>
-      <w:proofErr w:type="spellStart"/>
-      <w:r>
-        <w:rPr>
-          <w:b/>
-          <w:bCs/>
-        </w:rPr>
-        <w:t>wwwroot</w:t>
-      </w:r>
-      <w:proofErr w:type="spellEnd"/>
-      <w:r>
-        <w:rPr>
-          <w:b/>
-          <w:bCs/>
-        </w:rPr>
-        <w:t>/lib/</w:t>
-      </w:r>
-      <w:proofErr w:type="spellStart"/>
-      <w:r>
-        <w:rPr>
-          <w:b/>
-          <w:bCs/>
-        </w:rPr>
-        <w:t>bootstrap</w:t>
-      </w:r>
-      <w:proofErr w:type="spellEnd"/>
-      <w:r>
-        <w:rPr>
-          <w:b/>
-          <w:bCs/>
-        </w:rPr>
-        <w:t>/</w:t>
-      </w:r>
-      <w:proofErr w:type="spellStart"/>
-      <w:r>
-        <w:rPr>
-          <w:b/>
-          <w:bCs/>
-        </w:rPr>
-        <w:t>dist</w:t>
-      </w:r>
-      <w:proofErr w:type="spellEnd"/>
-      <w:r>
-        <w:rPr>
-          <w:b/>
-          <w:bCs/>
-        </w:rPr>
-        <w:t>/</w:t>
-      </w:r>
-      <w:proofErr w:type="spellStart"/>
-      <w:r>
-        <w:rPr>
-          <w:b/>
-          <w:bCs/>
-        </w:rPr>
-        <w:t>css</w:t>
-      </w:r>
-      <w:proofErr w:type="spellEnd"/>
-      <w:r>
-        <w:rPr>
-          <w:b/>
-          <w:bCs/>
-        </w:rPr>
-        <w:t>/bootstrap.css</w:t>
+      <w:r>
+        <w:rPr>
+          <w:b/>
+          <w:bCs/>
+        </w:rPr>
+        <w:t>wwwroot/lib/</w:t>
+      </w:r>
+      <w:r>
+        <w:rPr>
+          <w:b/>
+          <w:bCs/>
+        </w:rPr>
+        <w:t>bootstrap/</w:t>
+      </w:r>
+      <w:r>
+        <w:rPr>
+          <w:b/>
+          <w:bCs/>
+        </w:rPr>
+        <w:t>dist/css/bootstrap.css</w:t>
       </w:r>
       <w:r>
         <w:rPr>
@@ -2606,23 +2448,7 @@
         <w:spacing w:before="0" w:after="160" w:line="259" w:lineRule="auto"/>
       </w:pPr>
       <w:r>
-        <w:t xml:space="preserve">Sur le site de </w:t>
-      </w:r>
-      <w:proofErr w:type="spellStart"/>
-      <w:r>
-        <w:t>Bootswatch</w:t>
-      </w:r>
-      <w:proofErr w:type="spellEnd"/>
-      <w:r>
-        <w:t xml:space="preserve">, allez voir </w:t>
-      </w:r>
-      <w:proofErr w:type="spellStart"/>
-      <w:r>
-        <w:t>Preview</w:t>
-      </w:r>
-      <w:proofErr w:type="spellEnd"/>
-      <w:r>
-        <w:t xml:space="preserve"> du modèle choisi</w:t>
+        <w:t>Sur le site de Bootswatch, allez voir Preview du modèle choisi</w:t>
       </w:r>
       <w:r>
         <w:t xml:space="preserve"> afin de découvrir pourquoi..</w:t>
@@ -2849,72 +2675,22 @@
       <w:r>
         <w:t xml:space="preserve">Dans </w:t>
       </w:r>
-      <w:proofErr w:type="spellStart"/>
-      <w:r>
-        <w:rPr>
-          <w:b/>
-          <w:bCs/>
-        </w:rPr>
-        <w:t>Views</w:t>
-      </w:r>
-      <w:proofErr w:type="spellEnd"/>
-      <w:r>
-        <w:rPr>
-          <w:b/>
-          <w:bCs/>
-        </w:rPr>
-        <w:t>/</w:t>
-      </w:r>
-      <w:proofErr w:type="spellStart"/>
-      <w:r>
-        <w:rPr>
-          <w:b/>
-          <w:bCs/>
-        </w:rPr>
-        <w:t>Shared</w:t>
-      </w:r>
-      <w:proofErr w:type="spellEnd"/>
-      <w:r>
-        <w:rPr>
-          <w:b/>
-          <w:bCs/>
-        </w:rPr>
-        <w:t>/_</w:t>
-      </w:r>
-      <w:proofErr w:type="spellStart"/>
-      <w:r>
-        <w:rPr>
-          <w:b/>
-          <w:bCs/>
-        </w:rPr>
-        <w:t>Layout</w:t>
-      </w:r>
-      <w:proofErr w:type="spellEnd"/>
-      <w:r>
-        <w:rPr>
-          <w:b/>
-          <w:bCs/>
-        </w:rPr>
-        <w:t xml:space="preserve">, </w:t>
+      <w:r>
+        <w:rPr>
+          <w:b/>
+          <w:bCs/>
+        </w:rPr>
+        <w:t xml:space="preserve">Views/Shared/_Layout, </w:t>
       </w:r>
       <w:r>
         <w:t xml:space="preserve">remplacez les deux classes de la </w:t>
       </w:r>
-      <w:proofErr w:type="spellStart"/>
-      <w:r>
-        <w:rPr>
-          <w:b/>
-          <w:bCs/>
-        </w:rPr>
-        <w:t>nav</w:t>
-      </w:r>
-      <w:proofErr w:type="spellEnd"/>
-      <w:r>
-        <w:rPr>
-          <w:b/>
-          <w:bCs/>
-        </w:rPr>
-        <w:t xml:space="preserve"> bar:</w:t>
+      <w:r>
+        <w:rPr>
+          <w:b/>
+          <w:bCs/>
+        </w:rPr>
+        <w:t>nav bar:</w:t>
       </w:r>
     </w:p>
     <w:p>
@@ -2926,25 +2702,13 @@
         </w:numPr>
         <w:spacing w:before="0" w:after="160" w:line="259" w:lineRule="auto"/>
       </w:pPr>
-      <w:proofErr w:type="spellStart"/>
-      <w:proofErr w:type="gramStart"/>
       <w:r>
         <w:rPr>
           <w:rFonts w:ascii="Consolas" w:hAnsi="Consolas" w:cs="Consolas"/>
           <w:sz w:val="19"/>
           <w:szCs w:val="19"/>
         </w:rPr>
-        <w:t>navbar</w:t>
-      </w:r>
-      <w:proofErr w:type="spellEnd"/>
-      <w:proofErr w:type="gramEnd"/>
-      <w:r>
-        <w:rPr>
-          <w:rFonts w:ascii="Consolas" w:hAnsi="Consolas" w:cs="Consolas"/>
-          <w:sz w:val="19"/>
-          <w:szCs w:val="19"/>
-        </w:rPr>
-        <w:t>-light</w:t>
+        <w:t>navbar-light</w:t>
       </w:r>
     </w:p>
     <w:p>
@@ -2956,25 +2720,13 @@
         </w:numPr>
         <w:spacing w:before="0" w:after="160" w:line="259" w:lineRule="auto"/>
       </w:pPr>
-      <w:proofErr w:type="spellStart"/>
-      <w:proofErr w:type="gramStart"/>
       <w:r>
         <w:rPr>
           <w:rFonts w:ascii="Consolas" w:hAnsi="Consolas" w:cs="Consolas"/>
           <w:sz w:val="19"/>
           <w:szCs w:val="19"/>
         </w:rPr>
-        <w:t>bg</w:t>
-      </w:r>
-      <w:proofErr w:type="spellEnd"/>
-      <w:proofErr w:type="gramEnd"/>
-      <w:r>
-        <w:rPr>
-          <w:rFonts w:ascii="Consolas" w:hAnsi="Consolas" w:cs="Consolas"/>
-          <w:sz w:val="19"/>
-          <w:szCs w:val="19"/>
-        </w:rPr>
-        <w:t>-white</w:t>
+        <w:t>bg-white</w:t>
       </w:r>
     </w:p>
     <w:p>
@@ -3002,34 +2754,22 @@
         </w:numPr>
         <w:spacing w:before="0" w:after="160" w:line="259" w:lineRule="auto"/>
       </w:pPr>
-      <w:proofErr w:type="spellStart"/>
-      <w:proofErr w:type="gramStart"/>
       <w:r>
         <w:rPr>
           <w:rFonts w:ascii="Consolas" w:hAnsi="Consolas" w:cs="Consolas"/>
           <w:sz w:val="19"/>
           <w:szCs w:val="19"/>
         </w:rPr>
-        <w:t>navbar</w:t>
-      </w:r>
-      <w:proofErr w:type="gramEnd"/>
+        <w:t>navbar-</w:t>
+      </w:r>
       <w:r>
         <w:rPr>
           <w:rFonts w:ascii="Consolas" w:hAnsi="Consolas" w:cs="Consolas"/>
           <w:sz w:val="19"/>
           <w:szCs w:val="19"/>
         </w:rPr>
-        <w:t>-</w:t>
-      </w:r>
-      <w:r>
-        <w:rPr>
-          <w:rFonts w:ascii="Consolas" w:hAnsi="Consolas" w:cs="Consolas"/>
-          <w:sz w:val="19"/>
-          <w:szCs w:val="19"/>
-        </w:rPr>
         <w:t>dark</w:t>
       </w:r>
-      <w:proofErr w:type="spellEnd"/>
     </w:p>
     <w:p>
       <w:pPr>
@@ -3040,34 +2780,22 @@
         </w:numPr>
         <w:spacing w:before="0" w:after="160" w:line="259" w:lineRule="auto"/>
       </w:pPr>
-      <w:proofErr w:type="spellStart"/>
-      <w:proofErr w:type="gramStart"/>
       <w:r>
         <w:rPr>
           <w:rFonts w:ascii="Consolas" w:hAnsi="Consolas" w:cs="Consolas"/>
           <w:sz w:val="19"/>
           <w:szCs w:val="19"/>
         </w:rPr>
-        <w:t>bg</w:t>
-      </w:r>
-      <w:proofErr w:type="gramEnd"/>
+        <w:t>bg-</w:t>
+      </w:r>
       <w:r>
         <w:rPr>
           <w:rFonts w:ascii="Consolas" w:hAnsi="Consolas" w:cs="Consolas"/>
           <w:sz w:val="19"/>
           <w:szCs w:val="19"/>
         </w:rPr>
-        <w:t>-</w:t>
-      </w:r>
-      <w:r>
-        <w:rPr>
-          <w:rFonts w:ascii="Consolas" w:hAnsi="Consolas" w:cs="Consolas"/>
-          <w:sz w:val="19"/>
-          <w:szCs w:val="19"/>
-        </w:rPr>
         <w:t>primary</w:t>
       </w:r>
-      <w:proofErr w:type="spellEnd"/>
     </w:p>
     <w:p>
       <w:pPr>
@@ -3144,15 +2872,7 @@
         <w:t xml:space="preserve"> le nom de l’application </w:t>
       </w:r>
       <w:r>
-        <w:t>(</w:t>
-      </w:r>
-      <w:proofErr w:type="spellStart"/>
-      <w:r>
-        <w:t>ZombieParty</w:t>
-      </w:r>
-      <w:proofErr w:type="spellEnd"/>
-      <w:r>
-        <w:t>)</w:t>
+        <w:t>(ZombieParty)</w:t>
       </w:r>
       <w:r>
         <w:t xml:space="preserve"> </w:t>
@@ -3160,21 +2880,12 @@
       <w:r>
         <w:t xml:space="preserve">dans le coin gauche de la </w:t>
       </w:r>
-      <w:proofErr w:type="spellStart"/>
-      <w:r>
-        <w:rPr>
-          <w:b/>
-          <w:bCs/>
-        </w:rPr>
-        <w:t>nav</w:t>
-      </w:r>
-      <w:proofErr w:type="spellEnd"/>
-      <w:r>
-        <w:rPr>
-          <w:b/>
-          <w:bCs/>
-        </w:rPr>
-        <w:t xml:space="preserve"> bar</w:t>
+      <w:r>
+        <w:rPr>
+          <w:b/>
+          <w:bCs/>
+        </w:rPr>
+        <w:t>nav bar</w:t>
       </w:r>
       <w:r>
         <w:rPr>
@@ -3191,32 +2902,11 @@
           <w:b/>
           <w:bCs/>
         </w:rPr>
-        <w:t>images/</w:t>
-      </w:r>
-      <w:proofErr w:type="spellStart"/>
-      <w:r>
-        <w:rPr>
-          <w:b/>
-          <w:bCs/>
-        </w:rPr>
-        <w:t>imagesLayout</w:t>
-      </w:r>
-      <w:proofErr w:type="spellEnd"/>
-      <w:r>
-        <w:rPr>
-          <w:b/>
-          <w:bCs/>
-        </w:rPr>
-        <w:t xml:space="preserve">/tile.png </w:t>
-      </w:r>
-      <w:r>
-        <w:t xml:space="preserve">(balise </w:t>
-      </w:r>
-      <w:proofErr w:type="spellStart"/>
-      <w:r>
-        <w:t>img</w:t>
-      </w:r>
-      <w:proofErr w:type="spellEnd"/>
+        <w:t xml:space="preserve">images/imagesLayout/tile.png </w:t>
+      </w:r>
+      <w:r>
+        <w:t>(balise img</w:t>
+      </w:r>
       <w:r>
         <w:t>)</w:t>
       </w:r>
@@ -3251,7 +2941,6 @@
         </w:rPr>
         <w:t>"&gt;</w:t>
       </w:r>
-      <w:proofErr w:type="spellStart"/>
       <w:r>
         <w:rPr>
           <w:rFonts w:ascii="Cascadia Mono" w:hAnsi="Cascadia Mono" w:cs="Cascadia Mono"/>
@@ -3263,68 +2952,13 @@
         </w:rPr>
         <w:t>ZombieParty</w:t>
       </w:r>
-      <w:proofErr w:type="spellEnd"/>
       <w:r>
         <w:rPr>
           <w:rFonts w:ascii="Consolas" w:hAnsi="Consolas"/>
           <w:highlight w:val="green"/>
           <w:lang w:val="en-CA"/>
         </w:rPr>
-        <w:t>&lt;</w:t>
-      </w:r>
-      <w:proofErr w:type="spellStart"/>
-      <w:r>
-        <w:rPr>
-          <w:rFonts w:ascii="Consolas" w:hAnsi="Consolas"/>
-          <w:highlight w:val="green"/>
-          <w:lang w:val="en-CA"/>
-        </w:rPr>
-        <w:t>img</w:t>
-      </w:r>
-      <w:proofErr w:type="spellEnd"/>
-      <w:r>
-        <w:rPr>
-          <w:rFonts w:ascii="Consolas" w:hAnsi="Consolas"/>
-          <w:highlight w:val="green"/>
-          <w:lang w:val="en-CA"/>
-        </w:rPr>
-        <w:t xml:space="preserve"> </w:t>
-      </w:r>
-      <w:proofErr w:type="spellStart"/>
-      <w:r>
-        <w:rPr>
-          <w:rFonts w:ascii="Consolas" w:hAnsi="Consolas"/>
-          <w:highlight w:val="green"/>
-          <w:lang w:val="en-CA"/>
-        </w:rPr>
-        <w:t>src</w:t>
-      </w:r>
-      <w:proofErr w:type="spellEnd"/>
-      <w:r>
-        <w:rPr>
-          <w:rFonts w:ascii="Consolas" w:hAnsi="Consolas"/>
-          <w:highlight w:val="green"/>
-          <w:lang w:val="en-CA"/>
-        </w:rPr>
-        <w:t>="~/images/</w:t>
-      </w:r>
-      <w:proofErr w:type="spellStart"/>
-      <w:r>
-        <w:rPr>
-          <w:rFonts w:ascii="Consolas" w:hAnsi="Consolas"/>
-          <w:highlight w:val="green"/>
-          <w:lang w:val="en-CA"/>
-        </w:rPr>
-        <w:t>imagesLayout</w:t>
-      </w:r>
-      <w:proofErr w:type="spellEnd"/>
-      <w:r>
-        <w:rPr>
-          <w:rFonts w:ascii="Consolas" w:hAnsi="Consolas"/>
-          <w:highlight w:val="green"/>
-          <w:lang w:val="en-CA"/>
-        </w:rPr>
-        <w:t>/tile.png" /&gt;</w:t>
+        <w:t>&lt;img src="~/images/imagesLayout/tile.png" /&gt;</w:t>
       </w:r>
       <w:r>
         <w:rPr>
@@ -3542,7 +3176,6 @@
       <w:r>
         <w:t xml:space="preserve">Validez les modifications: faites passer vos changements dans la section </w:t>
       </w:r>
-      <w:proofErr w:type="spellStart"/>
       <w:r>
         <w:rPr>
           <w:b/>
@@ -3550,7 +3183,6 @@
         </w:rPr>
         <w:t>Staged</w:t>
       </w:r>
-      <w:proofErr w:type="spellEnd"/>
       <w:r>
         <w:t>.</w:t>
       </w:r>
@@ -3598,21 +3230,7 @@
         <w:rPr>
           <w:lang w:val="en-US"/>
         </w:rPr>
-        <w:t xml:space="preserve">Design du </w:t>
-      </w:r>
-      <w:proofErr w:type="spellStart"/>
-      <w:r>
-        <w:rPr>
-          <w:lang w:val="en-US"/>
-        </w:rPr>
-        <w:t>Projet</w:t>
-      </w:r>
-      <w:proofErr w:type="spellEnd"/>
-      <w:r>
-        <w:rPr>
-          <w:lang w:val="en-US"/>
-        </w:rPr>
-        <w:t xml:space="preserve"> Web</w:t>
+        <w:t>Design du Projet Web</w:t>
       </w:r>
     </w:p>
     <w:p>
@@ -3638,15 +3256,7 @@
         <w:t>Modification du CSS, application d</w:t>
       </w:r>
       <w:r>
-        <w:t xml:space="preserve">e la librairie </w:t>
-      </w:r>
-      <w:proofErr w:type="spellStart"/>
-      <w:r>
-        <w:t>Bootswatch</w:t>
-      </w:r>
-      <w:proofErr w:type="spellEnd"/>
-      <w:r>
-        <w:t xml:space="preserve"> et ajout des images du design.</w:t>
+        <w:t>e la librairie Bootswatch et ajout des images du design.</w:t>
       </w:r>
     </w:p>
     <w:p>
@@ -3703,7 +3313,6 @@
       <w:r>
         <w:t xml:space="preserve">, changez de branche pour </w:t>
       </w:r>
-      <w:proofErr w:type="spellStart"/>
       <w:r>
         <w:rPr>
           <w:b/>
@@ -3711,7 +3320,6 @@
         </w:rPr>
         <w:t>FCT_ProjectDesign</w:t>
       </w:r>
-      <w:proofErr w:type="spellEnd"/>
       <w:r>
         <w:t xml:space="preserve"> et vérifiez que vos</w:t>
       </w:r>
@@ -3882,7 +3490,6 @@
       <w:r>
         <w:t xml:space="preserve">Vérifiez que les changements sont maintenant visibles sur GitHub dans la branche </w:t>
       </w:r>
-      <w:proofErr w:type="spellStart"/>
       <w:r>
         <w:rPr>
           <w:b/>
@@ -3890,7 +3497,6 @@
         </w:rPr>
         <w:t>FCT_ProjectDesign</w:t>
       </w:r>
-      <w:proofErr w:type="spellEnd"/>
       <w:r>
         <w:t>.</w:t>
       </w:r>
@@ -3982,15 +3588,7 @@
         <w:t>Fusionnez (Merge)</w:t>
       </w:r>
       <w:r>
-        <w:t xml:space="preserve"> vos changements de la branche </w:t>
-      </w:r>
-      <w:proofErr w:type="spellStart"/>
-      <w:r>
-        <w:t>FCT_ProjectDesign</w:t>
-      </w:r>
-      <w:proofErr w:type="spellEnd"/>
-      <w:r>
-        <w:t xml:space="preserve"> dans la branche main</w:t>
+        <w:t xml:space="preserve"> vos changements de la branche FCT_ProjectDesign dans la branche main</w:t>
       </w:r>
     </w:p>
     <w:p>
@@ -4273,7 +3871,6 @@
       <w:r>
         <w:t xml:space="preserve">Dans </w:t>
       </w:r>
-      <w:proofErr w:type="spellStart"/>
       <w:r>
         <w:rPr>
           <w:b/>
@@ -4281,7 +3878,6 @@
         </w:rPr>
         <w:t>Models</w:t>
       </w:r>
-      <w:proofErr w:type="spellEnd"/>
       <w:r>
         <w:t>, crée</w:t>
       </w:r>
@@ -4344,15 +3940,7 @@
         <w:spacing w:before="0" w:after="160" w:line="259" w:lineRule="auto"/>
       </w:pPr>
       <w:r>
-        <w:t>Point (</w:t>
-      </w:r>
-      <w:proofErr w:type="spellStart"/>
-      <w:r>
-        <w:t>int</w:t>
-      </w:r>
-      <w:proofErr w:type="spellEnd"/>
-      <w:r>
-        <w:t>)</w:t>
+        <w:t>Point (int)</w:t>
       </w:r>
     </w:p>
     <w:p>
@@ -4419,7 +4007,6 @@
       <w:r>
         <w:t xml:space="preserve">Validez les modifications: faites passer vos changements dans la section </w:t>
       </w:r>
-      <w:proofErr w:type="spellStart"/>
       <w:r>
         <w:rPr>
           <w:b/>
@@ -4427,7 +4014,6 @@
         </w:rPr>
         <w:t>Staged</w:t>
       </w:r>
-      <w:proofErr w:type="spellEnd"/>
       <w:r>
         <w:t>.</w:t>
       </w:r>
@@ -4623,7 +4209,6 @@
       <w:r>
         <w:t xml:space="preserve">, ajoutez une nouvelle liste de Zombies dans le </w:t>
       </w:r>
-      <w:proofErr w:type="spellStart"/>
       <w:r>
         <w:rPr>
           <w:b/>
@@ -4631,7 +4216,6 @@
         </w:rPr>
         <w:t>ViewBag</w:t>
       </w:r>
-      <w:proofErr w:type="spellEnd"/>
     </w:p>
     <w:p>
       <w:pPr>
@@ -4672,29 +4256,7 @@
           <w:szCs w:val="19"/>
           <w:lang w:val="en-CA"/>
         </w:rPr>
-        <w:t xml:space="preserve"> </w:t>
-      </w:r>
-      <w:proofErr w:type="spellStart"/>
-      <w:r>
-        <w:rPr>
-          <w:rFonts w:ascii="Consolas" w:hAnsi="Consolas" w:cs="Consolas"/>
-          <w:color w:val="000000"/>
-          <w:sz w:val="19"/>
-          <w:szCs w:val="19"/>
-          <w:lang w:val="en-CA"/>
-        </w:rPr>
-        <w:t>IActionResult</w:t>
-      </w:r>
-      <w:proofErr w:type="spellEnd"/>
-      <w:r>
-        <w:rPr>
-          <w:rFonts w:ascii="Consolas" w:hAnsi="Consolas" w:cs="Consolas"/>
-          <w:color w:val="000000"/>
-          <w:sz w:val="19"/>
-          <w:szCs w:val="19"/>
-          <w:lang w:val="en-CA"/>
-        </w:rPr>
-        <w:t xml:space="preserve"> Index()</w:t>
+        <w:t xml:space="preserve"> IActionResult Index()</w:t>
       </w:r>
     </w:p>
     <w:p>
@@ -4761,7 +4323,6 @@
         </w:rPr>
         <w:t xml:space="preserve">    </w:t>
       </w:r>
-      <w:proofErr w:type="spellStart"/>
       <w:r>
         <w:rPr>
           <w:rFonts w:ascii="Consolas" w:hAnsi="Consolas" w:cs="Consolas"/>
@@ -4782,19 +4343,7 @@
           <w:highlight w:val="green"/>
           <w:lang w:val="en-CA"/>
         </w:rPr>
-        <w:t>.ViewBag.MaListe</w:t>
-      </w:r>
-      <w:proofErr w:type="spellEnd"/>
-      <w:r>
-        <w:rPr>
-          <w:rFonts w:ascii="Consolas" w:hAnsi="Consolas" w:cs="Consolas"/>
-          <w:color w:val="000000"/>
-          <w:sz w:val="19"/>
-          <w:szCs w:val="19"/>
-          <w:highlight w:val="green"/>
-          <w:lang w:val="en-CA"/>
-        </w:rPr>
-        <w:t xml:space="preserve"> = </w:t>
+        <w:t xml:space="preserve">.ViewBag.MaListe = </w:t>
       </w:r>
       <w:r>
         <w:rPr>
@@ -4893,7 +4442,6 @@
         </w:rPr>
         <w:t xml:space="preserve">        </w:t>
       </w:r>
-      <w:proofErr w:type="gramStart"/>
       <w:r>
         <w:rPr>
           <w:rFonts w:ascii="Consolas" w:hAnsi="Consolas" w:cs="Consolas"/>
@@ -4904,7 +4452,6 @@
         </w:rPr>
         <w:t>new</w:t>
       </w:r>
-      <w:proofErr w:type="gramEnd"/>
       <w:r>
         <w:rPr>
           <w:rFonts w:ascii="Consolas" w:hAnsi="Consolas" w:cs="Consolas"/>
@@ -4913,29 +4460,7 @@
           <w:szCs w:val="19"/>
           <w:highlight w:val="green"/>
         </w:rPr>
-        <w:t xml:space="preserve"> </w:t>
-      </w:r>
-      <w:proofErr w:type="gramStart"/>
-      <w:r>
-        <w:rPr>
-          <w:rFonts w:ascii="Consolas" w:hAnsi="Consolas" w:cs="Consolas"/>
-          <w:color w:val="000000"/>
-          <w:sz w:val="19"/>
-          <w:szCs w:val="19"/>
-          <w:highlight w:val="green"/>
-        </w:rPr>
-        <w:t>Zombie(){</w:t>
-      </w:r>
-      <w:proofErr w:type="gramEnd"/>
-      <w:r>
-        <w:rPr>
-          <w:rFonts w:ascii="Consolas" w:hAnsi="Consolas" w:cs="Consolas"/>
-          <w:color w:val="000000"/>
-          <w:sz w:val="19"/>
-          <w:szCs w:val="19"/>
-          <w:highlight w:val="green"/>
-        </w:rPr>
-        <w:t xml:space="preserve">Name= </w:t>
+        <w:t xml:space="preserve"> Zombie(){Name= </w:t>
       </w:r>
       <w:r>
         <w:rPr>
@@ -4945,29 +4470,7 @@
           <w:szCs w:val="19"/>
           <w:highlight w:val="green"/>
         </w:rPr>
-        <w:t>"</w:t>
-      </w:r>
-      <w:proofErr w:type="spellStart"/>
-      <w:r>
-        <w:rPr>
-          <w:rFonts w:ascii="Consolas" w:hAnsi="Consolas" w:cs="Consolas"/>
-          <w:color w:val="A31515"/>
-          <w:sz w:val="19"/>
-          <w:szCs w:val="19"/>
-          <w:highlight w:val="green"/>
-        </w:rPr>
-        <w:t>LeChuck</w:t>
-      </w:r>
-      <w:proofErr w:type="spellEnd"/>
-      <w:r>
-        <w:rPr>
-          <w:rFonts w:ascii="Consolas" w:hAnsi="Consolas" w:cs="Consolas"/>
-          <w:color w:val="A31515"/>
-          <w:sz w:val="19"/>
-          <w:szCs w:val="19"/>
-          <w:highlight w:val="green"/>
-        </w:rPr>
-        <w:t>"</w:t>
+        <w:t>"LeChuck"</w:t>
       </w:r>
       <w:r>
         <w:rPr>
@@ -5031,7 +4534,6 @@
         </w:rPr>
         <w:t xml:space="preserve">        </w:t>
       </w:r>
-      <w:proofErr w:type="gramStart"/>
       <w:r>
         <w:rPr>
           <w:rFonts w:ascii="Consolas" w:hAnsi="Consolas" w:cs="Consolas"/>
@@ -5042,7 +4544,6 @@
         </w:rPr>
         <w:t>new</w:t>
       </w:r>
-      <w:proofErr w:type="gramEnd"/>
       <w:r>
         <w:rPr>
           <w:rFonts w:ascii="Consolas" w:hAnsi="Consolas" w:cs="Consolas"/>
@@ -5051,29 +4552,7 @@
           <w:szCs w:val="19"/>
           <w:highlight w:val="green"/>
         </w:rPr>
-        <w:t xml:space="preserve"> </w:t>
-      </w:r>
-      <w:proofErr w:type="gramStart"/>
-      <w:r>
-        <w:rPr>
-          <w:rFonts w:ascii="Consolas" w:hAnsi="Consolas" w:cs="Consolas"/>
-          <w:color w:val="000000"/>
-          <w:sz w:val="19"/>
-          <w:szCs w:val="19"/>
-          <w:highlight w:val="green"/>
-        </w:rPr>
-        <w:t>Zombie(){</w:t>
-      </w:r>
-      <w:proofErr w:type="gramEnd"/>
-      <w:r>
-        <w:rPr>
-          <w:rFonts w:ascii="Consolas" w:hAnsi="Consolas" w:cs="Consolas"/>
-          <w:color w:val="000000"/>
-          <w:sz w:val="19"/>
-          <w:szCs w:val="19"/>
-          <w:highlight w:val="green"/>
-        </w:rPr>
-        <w:t xml:space="preserve">Name= </w:t>
+        <w:t xml:space="preserve"> Zombie(){Name= </w:t>
       </w:r>
       <w:r>
         <w:rPr>
@@ -5147,7 +4626,6 @@
         </w:rPr>
         <w:t xml:space="preserve">        </w:t>
       </w:r>
-      <w:proofErr w:type="gramStart"/>
       <w:r>
         <w:rPr>
           <w:rFonts w:ascii="Consolas" w:hAnsi="Consolas" w:cs="Consolas"/>
@@ -5158,7 +4636,6 @@
         </w:rPr>
         <w:t>new</w:t>
       </w:r>
-      <w:proofErr w:type="gramEnd"/>
       <w:r>
         <w:rPr>
           <w:rFonts w:ascii="Consolas" w:hAnsi="Consolas" w:cs="Consolas"/>
@@ -5167,29 +4644,7 @@
           <w:szCs w:val="19"/>
           <w:highlight w:val="green"/>
         </w:rPr>
-        <w:t xml:space="preserve"> </w:t>
-      </w:r>
-      <w:proofErr w:type="gramStart"/>
-      <w:r>
-        <w:rPr>
-          <w:rFonts w:ascii="Consolas" w:hAnsi="Consolas" w:cs="Consolas"/>
-          <w:color w:val="000000"/>
-          <w:sz w:val="19"/>
-          <w:szCs w:val="19"/>
-          <w:highlight w:val="green"/>
-        </w:rPr>
-        <w:t>Zombie(){</w:t>
-      </w:r>
-      <w:proofErr w:type="gramEnd"/>
-      <w:r>
-        <w:rPr>
-          <w:rFonts w:ascii="Consolas" w:hAnsi="Consolas" w:cs="Consolas"/>
-          <w:color w:val="000000"/>
-          <w:sz w:val="19"/>
-          <w:szCs w:val="19"/>
-          <w:highlight w:val="green"/>
-        </w:rPr>
-        <w:t xml:space="preserve">Name= </w:t>
+        <w:t xml:space="preserve"> Zombie(){Name= </w:t>
       </w:r>
       <w:r>
         <w:rPr>
@@ -5199,29 +4654,7 @@
           <w:szCs w:val="19"/>
           <w:highlight w:val="green"/>
         </w:rPr>
-        <w:t>"</w:t>
-      </w:r>
-      <w:proofErr w:type="spellStart"/>
-      <w:r>
-        <w:rPr>
-          <w:rFonts w:ascii="Consolas" w:hAnsi="Consolas" w:cs="Consolas"/>
-          <w:color w:val="A31515"/>
-          <w:sz w:val="19"/>
-          <w:szCs w:val="19"/>
-          <w:highlight w:val="green"/>
-        </w:rPr>
-        <w:t>Draugr</w:t>
-      </w:r>
-      <w:proofErr w:type="spellEnd"/>
-      <w:r>
-        <w:rPr>
-          <w:rFonts w:ascii="Consolas" w:hAnsi="Consolas" w:cs="Consolas"/>
-          <w:color w:val="A31515"/>
-          <w:sz w:val="19"/>
-          <w:szCs w:val="19"/>
-          <w:highlight w:val="green"/>
-        </w:rPr>
-        <w:t>"</w:t>
+        <w:t>"Draugr"</w:t>
       </w:r>
       <w:r>
         <w:rPr>
@@ -5285,7 +4718,6 @@
         </w:rPr>
         <w:t xml:space="preserve">        </w:t>
       </w:r>
-      <w:proofErr w:type="gramStart"/>
       <w:r>
         <w:rPr>
           <w:rFonts w:ascii="Consolas" w:hAnsi="Consolas" w:cs="Consolas"/>
@@ -5296,7 +4728,6 @@
         </w:rPr>
         <w:t>new</w:t>
       </w:r>
-      <w:proofErr w:type="gramEnd"/>
       <w:r>
         <w:rPr>
           <w:rFonts w:ascii="Consolas" w:hAnsi="Consolas" w:cs="Consolas"/>
@@ -5305,29 +4736,7 @@
           <w:szCs w:val="19"/>
           <w:highlight w:val="green"/>
         </w:rPr>
-        <w:t xml:space="preserve"> </w:t>
-      </w:r>
-      <w:proofErr w:type="gramStart"/>
-      <w:r>
-        <w:rPr>
-          <w:rFonts w:ascii="Consolas" w:hAnsi="Consolas" w:cs="Consolas"/>
-          <w:color w:val="000000"/>
-          <w:sz w:val="19"/>
-          <w:szCs w:val="19"/>
-          <w:highlight w:val="green"/>
-        </w:rPr>
-        <w:t>Zombie(){</w:t>
-      </w:r>
-      <w:proofErr w:type="gramEnd"/>
-      <w:r>
-        <w:rPr>
-          <w:rFonts w:ascii="Consolas" w:hAnsi="Consolas" w:cs="Consolas"/>
-          <w:color w:val="000000"/>
-          <w:sz w:val="19"/>
-          <w:szCs w:val="19"/>
-          <w:highlight w:val="green"/>
-        </w:rPr>
-        <w:t xml:space="preserve">Name= </w:t>
+        <w:t xml:space="preserve"> Zombie(){Name= </w:t>
       </w:r>
       <w:r>
         <w:rPr>
@@ -5401,7 +4810,6 @@
         </w:rPr>
         <w:t xml:space="preserve">        </w:t>
       </w:r>
-      <w:proofErr w:type="gramStart"/>
       <w:r>
         <w:rPr>
           <w:rFonts w:ascii="Consolas" w:hAnsi="Consolas" w:cs="Consolas"/>
@@ -5412,7 +4820,6 @@
         </w:rPr>
         <w:t>new</w:t>
       </w:r>
-      <w:proofErr w:type="gramEnd"/>
       <w:r>
         <w:rPr>
           <w:rFonts w:ascii="Consolas" w:hAnsi="Consolas" w:cs="Consolas"/>
@@ -5421,29 +4828,7 @@
           <w:szCs w:val="19"/>
           <w:highlight w:val="green"/>
         </w:rPr>
-        <w:t xml:space="preserve"> </w:t>
-      </w:r>
-      <w:proofErr w:type="gramStart"/>
-      <w:r>
-        <w:rPr>
-          <w:rFonts w:ascii="Consolas" w:hAnsi="Consolas" w:cs="Consolas"/>
-          <w:color w:val="000000"/>
-          <w:sz w:val="19"/>
-          <w:szCs w:val="19"/>
-          <w:highlight w:val="green"/>
-        </w:rPr>
-        <w:t>Zombie(){</w:t>
-      </w:r>
-      <w:proofErr w:type="gramEnd"/>
-      <w:r>
-        <w:rPr>
-          <w:rFonts w:ascii="Consolas" w:hAnsi="Consolas" w:cs="Consolas"/>
-          <w:color w:val="000000"/>
-          <w:sz w:val="19"/>
-          <w:szCs w:val="19"/>
-          <w:highlight w:val="green"/>
-        </w:rPr>
-        <w:t xml:space="preserve">Name= </w:t>
+        <w:t xml:space="preserve"> Zombie(){Name= </w:t>
       </w:r>
       <w:r>
         <w:rPr>
@@ -5453,29 +4838,7 @@
           <w:szCs w:val="19"/>
           <w:highlight w:val="green"/>
         </w:rPr>
-        <w:t>"</w:t>
-      </w:r>
-      <w:proofErr w:type="spellStart"/>
-      <w:r>
-        <w:rPr>
-          <w:rFonts w:ascii="Consolas" w:hAnsi="Consolas" w:cs="Consolas"/>
-          <w:color w:val="A31515"/>
-          <w:sz w:val="19"/>
-          <w:szCs w:val="19"/>
-          <w:highlight w:val="green"/>
-        </w:rPr>
-        <w:t>Taxidermy</w:t>
-      </w:r>
-      <w:proofErr w:type="spellEnd"/>
-      <w:r>
-        <w:rPr>
-          <w:rFonts w:ascii="Consolas" w:hAnsi="Consolas" w:cs="Consolas"/>
-          <w:color w:val="A31515"/>
-          <w:sz w:val="19"/>
-          <w:szCs w:val="19"/>
-          <w:highlight w:val="green"/>
-        </w:rPr>
-        <w:t>"</w:t>
+        <w:t>"Taxidermy"</w:t>
       </w:r>
       <w:r>
         <w:rPr>
@@ -5539,7 +4902,6 @@
         </w:rPr>
         <w:t xml:space="preserve">        </w:t>
       </w:r>
-      <w:proofErr w:type="gramStart"/>
       <w:r>
         <w:rPr>
           <w:rFonts w:ascii="Consolas" w:hAnsi="Consolas" w:cs="Consolas"/>
@@ -5550,7 +4912,6 @@
         </w:rPr>
         <w:t>new</w:t>
       </w:r>
-      <w:proofErr w:type="gramEnd"/>
       <w:r>
         <w:rPr>
           <w:rFonts w:ascii="Consolas" w:hAnsi="Consolas" w:cs="Consolas"/>
@@ -5559,29 +4920,7 @@
           <w:szCs w:val="19"/>
           <w:highlight w:val="green"/>
         </w:rPr>
-        <w:t xml:space="preserve"> </w:t>
-      </w:r>
-      <w:proofErr w:type="gramStart"/>
-      <w:r>
-        <w:rPr>
-          <w:rFonts w:ascii="Consolas" w:hAnsi="Consolas" w:cs="Consolas"/>
-          <w:color w:val="000000"/>
-          <w:sz w:val="19"/>
-          <w:szCs w:val="19"/>
-          <w:highlight w:val="green"/>
-        </w:rPr>
-        <w:t>Zombie(){</w:t>
-      </w:r>
-      <w:proofErr w:type="gramEnd"/>
-      <w:r>
-        <w:rPr>
-          <w:rFonts w:ascii="Consolas" w:hAnsi="Consolas" w:cs="Consolas"/>
-          <w:color w:val="000000"/>
-          <w:sz w:val="19"/>
-          <w:szCs w:val="19"/>
-          <w:highlight w:val="green"/>
-        </w:rPr>
-        <w:t xml:space="preserve">Name= </w:t>
+        <w:t xml:space="preserve"> Zombie(){Name= </w:t>
       </w:r>
       <w:r>
         <w:rPr>
@@ -5655,7 +4994,6 @@
         </w:rPr>
         <w:t xml:space="preserve">        </w:t>
       </w:r>
-      <w:proofErr w:type="gramStart"/>
       <w:r>
         <w:rPr>
           <w:rFonts w:ascii="Consolas" w:hAnsi="Consolas" w:cs="Consolas"/>
@@ -5666,7 +5004,6 @@
         </w:rPr>
         <w:t>new</w:t>
       </w:r>
-      <w:proofErr w:type="gramEnd"/>
       <w:r>
         <w:rPr>
           <w:rFonts w:ascii="Consolas" w:hAnsi="Consolas" w:cs="Consolas"/>
@@ -5675,29 +5012,7 @@
           <w:szCs w:val="19"/>
           <w:highlight w:val="green"/>
         </w:rPr>
-        <w:t xml:space="preserve"> </w:t>
-      </w:r>
-      <w:proofErr w:type="gramStart"/>
-      <w:r>
-        <w:rPr>
-          <w:rFonts w:ascii="Consolas" w:hAnsi="Consolas" w:cs="Consolas"/>
-          <w:color w:val="000000"/>
-          <w:sz w:val="19"/>
-          <w:szCs w:val="19"/>
-          <w:highlight w:val="green"/>
-        </w:rPr>
-        <w:t>Zombie(){</w:t>
-      </w:r>
-      <w:proofErr w:type="gramEnd"/>
-      <w:r>
-        <w:rPr>
-          <w:rFonts w:ascii="Consolas" w:hAnsi="Consolas" w:cs="Consolas"/>
-          <w:color w:val="000000"/>
-          <w:sz w:val="19"/>
-          <w:szCs w:val="19"/>
-          <w:highlight w:val="green"/>
-        </w:rPr>
-        <w:t xml:space="preserve">Name= </w:t>
+        <w:t xml:space="preserve"> Zombie(){Name= </w:t>
       </w:r>
       <w:r>
         <w:rPr>
@@ -5821,7 +5136,6 @@
         </w:rPr>
         <w:t xml:space="preserve">    </w:t>
       </w:r>
-      <w:proofErr w:type="gramStart"/>
       <w:r>
         <w:rPr>
           <w:rFonts w:ascii="Consolas" w:hAnsi="Consolas" w:cs="Consolas"/>
@@ -5831,7 +5145,6 @@
         </w:rPr>
         <w:t>return</w:t>
       </w:r>
-      <w:proofErr w:type="gramEnd"/>
       <w:r>
         <w:rPr>
           <w:rFonts w:ascii="Consolas" w:hAnsi="Consolas" w:cs="Consolas"/>
@@ -5839,27 +5152,7 @@
           <w:sz w:val="19"/>
           <w:szCs w:val="19"/>
         </w:rPr>
-        <w:t xml:space="preserve"> </w:t>
-      </w:r>
-      <w:proofErr w:type="gramStart"/>
-      <w:r>
-        <w:rPr>
-          <w:rFonts w:ascii="Consolas" w:hAnsi="Consolas" w:cs="Consolas"/>
-          <w:color w:val="000000"/>
-          <w:sz w:val="19"/>
-          <w:szCs w:val="19"/>
-        </w:rPr>
-        <w:t>View(</w:t>
-      </w:r>
-      <w:proofErr w:type="gramEnd"/>
-      <w:r>
-        <w:rPr>
-          <w:rFonts w:ascii="Consolas" w:hAnsi="Consolas" w:cs="Consolas"/>
-          <w:color w:val="000000"/>
-          <w:sz w:val="19"/>
-          <w:szCs w:val="19"/>
-        </w:rPr>
-        <w:t>);</w:t>
+        <w:t xml:space="preserve"> View();</w:t>
       </w:r>
     </w:p>
     <w:p>
@@ -5908,11 +5201,9 @@
       <w:r>
         <w:t>(</w:t>
       </w:r>
-      <w:proofErr w:type="spellStart"/>
       <w:r>
         <w:t>BreakPoint</w:t>
       </w:r>
-      <w:proofErr w:type="spellEnd"/>
       <w:r>
         <w:t>) sur</w:t>
       </w:r>
@@ -5952,7 +5243,6 @@
       <w:r>
         <w:t xml:space="preserve">Dans le navigateur, </w:t>
       </w:r>
-      <w:proofErr w:type="spellStart"/>
       <w:r>
         <w:rPr>
           <w:b/>
@@ -5960,25 +5250,13 @@
         </w:rPr>
         <w:t>LocalHost</w:t>
       </w:r>
-      <w:proofErr w:type="spellEnd"/>
-      <w:proofErr w:type="gramStart"/>
-      <w:r>
-        <w:rPr>
-          <w:b/>
-          <w:bCs/>
-        </w:rPr>
-        <w:t> :</w:t>
-      </w:r>
-      <w:proofErr w:type="spellStart"/>
-      <w:r>
-        <w:rPr>
-          <w:b/>
-          <w:bCs/>
-        </w:rPr>
-        <w:t>nnnnn</w:t>
-      </w:r>
-      <w:proofErr w:type="spellEnd"/>
-      <w:proofErr w:type="gramEnd"/>
+      <w:r>
+        <w:rPr>
+          <w:b/>
+          <w:bCs/>
+        </w:rPr>
+        <w:t> :nnnnn</w:t>
+      </w:r>
       <w:r>
         <w:rPr>
           <w:b/>
@@ -6035,13 +5313,8 @@
         <w:t xml:space="preserve"> </w:t>
       </w:r>
       <w:r>
-        <w:t xml:space="preserve">consultez le contenu du </w:t>
-      </w:r>
-      <w:proofErr w:type="spellStart"/>
-      <w:r>
-        <w:t>ViewBag</w:t>
-      </w:r>
-      <w:proofErr w:type="spellEnd"/>
+        <w:t>consultez le contenu du ViewBag</w:t>
+      </w:r>
     </w:p>
     <w:p>
       <w:pPr>
@@ -6141,15 +5414,7 @@
         <w:t>r</w:t>
       </w:r>
       <w:r>
-        <w:t xml:space="preserve"> (bouton droit sur </w:t>
-      </w:r>
-      <w:proofErr w:type="gramStart"/>
-      <w:r>
-        <w:t>Index(</w:t>
-      </w:r>
-      <w:proofErr w:type="gramEnd"/>
-      <w:r>
-        <w:t>)), View Razor vide</w:t>
+        <w:t xml:space="preserve"> (bouton droit sur Index()), View Razor vide</w:t>
       </w:r>
     </w:p>
     <w:p>
@@ -6557,7 +5822,6 @@
         </w:rPr>
         <w:t xml:space="preserve"> </w:t>
       </w:r>
-      <w:proofErr w:type="spellStart"/>
       <w:r>
         <w:rPr>
           <w:rFonts w:ascii="Cascadia Mono" w:hAnsi="Cascadia Mono" w:cs="Cascadia Mono"/>
@@ -6578,19 +5842,7 @@
           <w:highlight w:val="green"/>
           <w:lang w:val="en-CA"/>
         </w:rPr>
-        <w:t>.ViewBag.MaListe</w:t>
-      </w:r>
-      <w:proofErr w:type="spellEnd"/>
-      <w:r>
-        <w:rPr>
-          <w:rFonts w:ascii="Cascadia Mono" w:hAnsi="Cascadia Mono" w:cs="Cascadia Mono"/>
-          <w:color w:val="000000"/>
-          <w:sz w:val="19"/>
-          <w:szCs w:val="19"/>
-          <w:highlight w:val="green"/>
-          <w:lang w:val="en-CA"/>
-        </w:rPr>
-        <w:t>)</w:t>
+        <w:t>.ViewBag.MaListe)</w:t>
       </w:r>
     </w:p>
     <w:p>
@@ -7282,15 +6534,7 @@
         <w:t xml:space="preserve"> </w:t>
       </w:r>
       <w:r>
-        <w:t xml:space="preserve">des classes </w:t>
-      </w:r>
-      <w:proofErr w:type="spellStart"/>
-      <w:r>
-        <w:t>bootstrap</w:t>
-      </w:r>
-      <w:proofErr w:type="spellEnd"/>
-      <w:r>
-        <w:t xml:space="preserve"> et des div afin de présenter les Zombies dans des </w:t>
+        <w:t xml:space="preserve">des classes bootstrap et des div afin de présenter les Zombies dans des </w:t>
       </w:r>
       <w:r>
         <w:rPr>
@@ -7554,7 +6798,6 @@
         </w:rPr>
         <w:t xml:space="preserve"> </w:t>
       </w:r>
-      <w:proofErr w:type="spellStart"/>
       <w:r>
         <w:rPr>
           <w:rFonts w:ascii="Cascadia Mono" w:hAnsi="Cascadia Mono" w:cs="Cascadia Mono"/>
@@ -7573,18 +6816,7 @@
           <w:szCs w:val="19"/>
           <w:lang w:val="en-CA"/>
         </w:rPr>
-        <w:t>.ViewBag.MaListe</w:t>
-      </w:r>
-      <w:proofErr w:type="spellEnd"/>
-      <w:r>
-        <w:rPr>
-          <w:rFonts w:ascii="Cascadia Mono" w:hAnsi="Cascadia Mono" w:cs="Cascadia Mono"/>
-          <w:color w:val="000000"/>
-          <w:sz w:val="19"/>
-          <w:szCs w:val="19"/>
-          <w:lang w:val="en-CA"/>
-        </w:rPr>
-        <w:t>)</w:t>
+        <w:t>.ViewBag.MaListe)</w:t>
       </w:r>
     </w:p>
     <w:p>
@@ -7692,7 +6924,6 @@
         </w:rPr>
         <w:t xml:space="preserve"> </w:t>
       </w:r>
-      <w:proofErr w:type="spellStart"/>
       <w:r>
         <w:rPr>
           <w:rFonts w:ascii="Cascadia Mono" w:hAnsi="Cascadia Mono" w:cs="Cascadia Mono"/>
@@ -7704,7 +6935,6 @@
         </w:rPr>
         <w:t>href</w:t>
       </w:r>
-      <w:proofErr w:type="spellEnd"/>
       <w:r>
         <w:rPr>
           <w:rFonts w:ascii="Cascadia Mono" w:hAnsi="Cascadia Mono" w:cs="Cascadia Mono"/>
@@ -7747,9 +6977,30 @@
           <w:highlight w:val="green"/>
           <w:lang w:val="en-CA"/>
         </w:rPr>
-        <w:t xml:space="preserve">="card  border m-3 text-center </w:t>
-      </w:r>
-      <w:proofErr w:type="spellStart"/>
+        <w:t>="card  border m-3 text-center bg-warning"</w:t>
+      </w:r>
+      <w:r>
+        <w:rPr>
+          <w:rFonts w:ascii="Cascadia Mono" w:hAnsi="Cascadia Mono" w:cs="Cascadia Mono"/>
+          <w:color w:val="000000"/>
+          <w:sz w:val="19"/>
+          <w:szCs w:val="19"/>
+          <w:highlight w:val="green"/>
+          <w:lang w:val="en-CA"/>
+        </w:rPr>
+        <w:t xml:space="preserve"> </w:t>
+      </w:r>
+      <w:r>
+        <w:rPr>
+          <w:rFonts w:ascii="Cascadia Mono" w:hAnsi="Cascadia Mono" w:cs="Cascadia Mono"/>
+          <w:color w:val="FF0000"/>
+          <w:sz w:val="19"/>
+          <w:szCs w:val="19"/>
+          <w:highlight w:val="green"/>
+          <w:lang w:val="en-CA"/>
+        </w:rPr>
+        <w:t>style</w:t>
+      </w:r>
       <w:r>
         <w:rPr>
           <w:rFonts w:ascii="Cascadia Mono" w:hAnsi="Cascadia Mono" w:cs="Cascadia Mono"/>
@@ -7759,100 +7010,7 @@
           <w:highlight w:val="green"/>
           <w:lang w:val="en-CA"/>
         </w:rPr>
-        <w:t>bg</w:t>
-      </w:r>
-      <w:proofErr w:type="spellEnd"/>
-      <w:r>
-        <w:rPr>
-          <w:rFonts w:ascii="Cascadia Mono" w:hAnsi="Cascadia Mono" w:cs="Cascadia Mono"/>
-          <w:color w:val="0000FF"/>
-          <w:sz w:val="19"/>
-          <w:szCs w:val="19"/>
-          <w:highlight w:val="green"/>
-          <w:lang w:val="en-CA"/>
-        </w:rPr>
-        <w:t>-warning"</w:t>
-      </w:r>
-      <w:r>
-        <w:rPr>
-          <w:rFonts w:ascii="Cascadia Mono" w:hAnsi="Cascadia Mono" w:cs="Cascadia Mono"/>
-          <w:color w:val="000000"/>
-          <w:sz w:val="19"/>
-          <w:szCs w:val="19"/>
-          <w:highlight w:val="green"/>
-          <w:lang w:val="en-CA"/>
-        </w:rPr>
-        <w:t xml:space="preserve"> </w:t>
-      </w:r>
-      <w:r>
-        <w:rPr>
-          <w:rFonts w:ascii="Cascadia Mono" w:hAnsi="Cascadia Mono" w:cs="Cascadia Mono"/>
-          <w:color w:val="FF0000"/>
-          <w:sz w:val="19"/>
-          <w:szCs w:val="19"/>
-          <w:highlight w:val="green"/>
-          <w:lang w:val="en-CA"/>
-        </w:rPr>
-        <w:t>style</w:t>
-      </w:r>
-      <w:r>
-        <w:rPr>
-          <w:rFonts w:ascii="Cascadia Mono" w:hAnsi="Cascadia Mono" w:cs="Cascadia Mono"/>
-          <w:color w:val="0000FF"/>
-          <w:sz w:val="19"/>
-          <w:szCs w:val="19"/>
-          <w:highlight w:val="green"/>
-          <w:lang w:val="en-CA"/>
-        </w:rPr>
-        <w:t xml:space="preserve">="width: 20rem; background-image: </w:t>
-      </w:r>
-      <w:proofErr w:type="spellStart"/>
-      <w:r>
-        <w:rPr>
-          <w:rFonts w:ascii="Cascadia Mono" w:hAnsi="Cascadia Mono" w:cs="Cascadia Mono"/>
-          <w:color w:val="0000FF"/>
-          <w:sz w:val="19"/>
-          <w:szCs w:val="19"/>
-          <w:highlight w:val="green"/>
-          <w:lang w:val="en-CA"/>
-        </w:rPr>
-        <w:t>url</w:t>
-      </w:r>
-      <w:proofErr w:type="spellEnd"/>
-      <w:r>
-        <w:rPr>
-          <w:rFonts w:ascii="Cascadia Mono" w:hAnsi="Cascadia Mono" w:cs="Cascadia Mono"/>
-          <w:color w:val="0000FF"/>
-          <w:sz w:val="19"/>
-          <w:szCs w:val="19"/>
-          <w:highlight w:val="green"/>
-          <w:lang w:val="en-CA"/>
-        </w:rPr>
-        <w:t>('/images/</w:t>
-      </w:r>
-      <w:proofErr w:type="spellStart"/>
-      <w:r>
-        <w:rPr>
-          <w:rFonts w:ascii="Cascadia Mono" w:hAnsi="Cascadia Mono" w:cs="Cascadia Mono"/>
-          <w:color w:val="0000FF"/>
-          <w:sz w:val="19"/>
-          <w:szCs w:val="19"/>
-          <w:highlight w:val="green"/>
-          <w:lang w:val="en-CA"/>
-        </w:rPr>
-        <w:t>imagesLayout</w:t>
-      </w:r>
-      <w:proofErr w:type="spellEnd"/>
-      <w:r>
-        <w:rPr>
-          <w:rFonts w:ascii="Cascadia Mono" w:hAnsi="Cascadia Mono" w:cs="Cascadia Mono"/>
-          <w:color w:val="0000FF"/>
-          <w:sz w:val="19"/>
-          <w:szCs w:val="19"/>
-          <w:highlight w:val="green"/>
-          <w:lang w:val="en-CA"/>
-        </w:rPr>
-        <w:t>/Fond.png'); "</w:t>
+        <w:t>="width: 20rem; background-image: url('/images/imagesLayout/Fond.png'); "</w:t>
       </w:r>
       <w:r>
         <w:rPr>
@@ -8495,17 +7653,8 @@
         <w:spacing w:before="0" w:after="160" w:line="259" w:lineRule="auto"/>
       </w:pPr>
       <w:r>
-        <w:t xml:space="preserve">Sur le site de </w:t>
-      </w:r>
-      <w:proofErr w:type="spellStart"/>
-      <w:r>
-        <w:t>bootstrap</w:t>
-      </w:r>
-      <w:proofErr w:type="spellEnd"/>
-      <w:r>
-        <w:t xml:space="preserve">, copiez le contenu de la </w:t>
-      </w:r>
-      <w:proofErr w:type="spellStart"/>
+        <w:t xml:space="preserve">Sur le site de bootstrap, copiez le contenu de la </w:t>
+      </w:r>
       <w:r>
         <w:rPr>
           <w:b/>
@@ -8518,15 +7667,7 @@
           <w:b/>
           <w:bCs/>
         </w:rPr>
-        <w:t>avbar</w:t>
-      </w:r>
-      <w:proofErr w:type="spellEnd"/>
-      <w:r>
-        <w:rPr>
-          <w:b/>
-          <w:bCs/>
-        </w:rPr>
-        <w:t xml:space="preserve">, </w:t>
+        <w:t xml:space="preserve">avbar, </w:t>
       </w:r>
       <w:r>
         <w:rPr>
@@ -8544,31 +7685,13 @@
       <w:r>
         <w:t xml:space="preserve">li&gt; de la classe </w:t>
       </w:r>
-      <w:proofErr w:type="spellStart"/>
-      <w:r>
-        <w:rPr>
-          <w:b/>
-          <w:bCs/>
-        </w:rPr>
-        <w:t>nav</w:t>
-      </w:r>
-      <w:proofErr w:type="spellEnd"/>
-      <w:r>
-        <w:rPr>
-          <w:b/>
-          <w:bCs/>
-        </w:rPr>
-        <w:t xml:space="preserve">-item </w:t>
-      </w:r>
-      <w:proofErr w:type="spellStart"/>
-      <w:r>
-        <w:rPr>
-          <w:b/>
-          <w:bCs/>
-        </w:rPr>
-        <w:t>dropdown</w:t>
-      </w:r>
-      <w:proofErr w:type="spellEnd"/>
+      <w:r>
+        <w:rPr>
+          <w:b/>
+          <w:bCs/>
+        </w:rPr>
+        <w:t>nav-item dropdown</w:t>
+      </w:r>
       <w:r>
         <w:rPr>
           <w:b/>
@@ -8608,7 +7731,19 @@
         <w:rPr>
           <w:rStyle w:val="Lienhypertexte"/>
         </w:rPr>
-        <w:t>https://getbootstrap.com/docs/5.0/components/navbar/</w:t>
+        <w:t>https://getbootstrap.c</w:t>
+      </w:r>
+      <w:r>
+        <w:rPr>
+          <w:rStyle w:val="Lienhypertexte"/>
+        </w:rPr>
+        <w:t>o</w:t>
+      </w:r>
+      <w:r>
+        <w:rPr>
+          <w:rStyle w:val="Lienhypertexte"/>
+        </w:rPr>
+        <w:t>m/docs/5.0/components/navbar/</w:t>
       </w:r>
     </w:p>
     <w:p>
@@ -8626,7 +7761,6 @@
       <w:r>
         <w:t>Ajoutez (collez) le contenu dans _</w:t>
       </w:r>
-      <w:proofErr w:type="spellStart"/>
       <w:r>
         <w:rPr>
           <w:b/>
@@ -8634,7 +7768,6 @@
         </w:rPr>
         <w:t>Layout</w:t>
       </w:r>
-      <w:proofErr w:type="spellEnd"/>
       <w:r>
         <w:rPr>
           <w:b/>
@@ -8645,7 +7778,6 @@
       <w:r>
         <w:t xml:space="preserve">après </w:t>
       </w:r>
-      <w:proofErr w:type="spellStart"/>
       <w:r>
         <w:rPr>
           <w:b/>
@@ -8653,7 +7785,6 @@
         </w:rPr>
         <w:t>Privacy</w:t>
       </w:r>
-      <w:proofErr w:type="spellEnd"/>
     </w:p>
     <w:p>
       <w:pPr>
@@ -9257,7 +8388,6 @@
         </w:rPr>
         <w:t xml:space="preserve"> </w:t>
       </w:r>
-      <w:proofErr w:type="spellStart"/>
       <w:r>
         <w:rPr>
           <w:rFonts w:ascii="Cascadia Mono" w:hAnsi="Cascadia Mono" w:cs="Cascadia Mono"/>
@@ -9269,7 +8399,6 @@
         </w:rPr>
         <w:t>href</w:t>
       </w:r>
-      <w:proofErr w:type="spellEnd"/>
       <w:r>
         <w:rPr>
           <w:rFonts w:ascii="Cascadia Mono" w:hAnsi="Cascadia Mono" w:cs="Cascadia Mono"/>
@@ -9312,31 +8441,7 @@
           <w:highlight w:val="green"/>
           <w:lang w:val="en-CA"/>
         </w:rPr>
-        <w:t>="</w:t>
-      </w:r>
-      <w:proofErr w:type="spellStart"/>
-      <w:r>
-        <w:rPr>
-          <w:rFonts w:ascii="Cascadia Mono" w:hAnsi="Cascadia Mono" w:cs="Cascadia Mono"/>
-          <w:color w:val="0000FF"/>
-          <w:sz w:val="19"/>
-          <w:szCs w:val="19"/>
-          <w:highlight w:val="green"/>
-          <w:lang w:val="en-CA"/>
-        </w:rPr>
-        <w:t>navbarDropdown</w:t>
-      </w:r>
-      <w:proofErr w:type="spellEnd"/>
-      <w:r>
-        <w:rPr>
-          <w:rFonts w:ascii="Cascadia Mono" w:hAnsi="Cascadia Mono" w:cs="Cascadia Mono"/>
-          <w:color w:val="0000FF"/>
-          <w:sz w:val="19"/>
-          <w:szCs w:val="19"/>
-          <w:highlight w:val="green"/>
-          <w:lang w:val="en-CA"/>
-        </w:rPr>
-        <w:t>"</w:t>
+        <w:t>="navbarDropdown"</w:t>
       </w:r>
       <w:r>
         <w:rPr>
@@ -9694,21 +8799,8 @@
           <w:highlight w:val="green"/>
           <w:lang w:val="en-CA"/>
         </w:rPr>
-        <w:t>aria-</w:t>
-      </w:r>
-      <w:proofErr w:type="spellStart"/>
-      <w:r>
-        <w:rPr>
-          <w:rFonts w:ascii="Cascadia Mono" w:hAnsi="Cascadia Mono" w:cs="Cascadia Mono"/>
-          <w:color w:val="FF0000"/>
-          <w:sz w:val="19"/>
-          <w:szCs w:val="19"/>
-          <w:highlight w:val="green"/>
-          <w:lang w:val="en-CA"/>
-        </w:rPr>
-        <w:t>labelledby</w:t>
-      </w:r>
-      <w:proofErr w:type="spellEnd"/>
+        <w:t>aria-labelledby</w:t>
+      </w:r>
       <w:r>
         <w:rPr>
           <w:rFonts w:ascii="Cascadia Mono" w:hAnsi="Cascadia Mono" w:cs="Cascadia Mono"/>
@@ -9718,31 +8810,7 @@
           <w:highlight w:val="green"/>
           <w:lang w:val="en-CA"/>
         </w:rPr>
-        <w:t>="</w:t>
-      </w:r>
-      <w:proofErr w:type="spellStart"/>
-      <w:r>
-        <w:rPr>
-          <w:rFonts w:ascii="Cascadia Mono" w:hAnsi="Cascadia Mono" w:cs="Cascadia Mono"/>
-          <w:color w:val="0000FF"/>
-          <w:sz w:val="19"/>
-          <w:szCs w:val="19"/>
-          <w:highlight w:val="green"/>
-          <w:lang w:val="en-CA"/>
-        </w:rPr>
-        <w:t>navbarDropdown</w:t>
-      </w:r>
-      <w:proofErr w:type="spellEnd"/>
-      <w:r>
-        <w:rPr>
-          <w:rFonts w:ascii="Cascadia Mono" w:hAnsi="Cascadia Mono" w:cs="Cascadia Mono"/>
-          <w:color w:val="0000FF"/>
-          <w:sz w:val="19"/>
-          <w:szCs w:val="19"/>
-          <w:highlight w:val="green"/>
-          <w:lang w:val="en-CA"/>
-        </w:rPr>
-        <w:t>"&gt;</w:t>
+        <w:t>="navbarDropdown"&gt;</w:t>
       </w:r>
     </w:p>
     <w:p>
@@ -10130,7 +9198,6 @@
         </w:rPr>
         <w:t xml:space="preserve"> </w:t>
       </w:r>
-      <w:proofErr w:type="spellStart"/>
       <w:r>
         <w:rPr>
           <w:rFonts w:ascii="Cascadia Mono" w:hAnsi="Cascadia Mono" w:cs="Cascadia Mono"/>
@@ -10142,7 +9209,6 @@
         </w:rPr>
         <w:t>href</w:t>
       </w:r>
-      <w:proofErr w:type="spellEnd"/>
       <w:r>
         <w:rPr>
           <w:rFonts w:ascii="Cascadia Mono" w:hAnsi="Cascadia Mono" w:cs="Cascadia Mono"/>
@@ -10477,7 +9543,6 @@
         </w:rPr>
         <w:t xml:space="preserve"> </w:t>
       </w:r>
-      <w:proofErr w:type="spellStart"/>
       <w:r>
         <w:rPr>
           <w:rFonts w:ascii="Cascadia Mono" w:hAnsi="Cascadia Mono" w:cs="Cascadia Mono"/>
@@ -10489,7 +9554,6 @@
         </w:rPr>
         <w:t>href</w:t>
       </w:r>
-      <w:proofErr w:type="spellEnd"/>
       <w:r>
         <w:rPr>
           <w:rFonts w:ascii="Cascadia Mono" w:hAnsi="Cascadia Mono" w:cs="Cascadia Mono"/>
@@ -10611,7 +9675,6 @@
         </w:rPr>
         <w:t>&lt;/</w:t>
       </w:r>
-      <w:proofErr w:type="spellStart"/>
       <w:r>
         <w:rPr>
           <w:rFonts w:ascii="Cascadia Mono" w:hAnsi="Cascadia Mono" w:cs="Cascadia Mono"/>
@@ -10622,7 +9685,6 @@
         </w:rPr>
         <w:t>ul</w:t>
       </w:r>
-      <w:proofErr w:type="spellEnd"/>
       <w:r>
         <w:rPr>
           <w:rFonts w:ascii="Cascadia Mono" w:hAnsi="Cascadia Mono" w:cs="Cascadia Mono"/>
@@ -10771,7 +9833,6 @@
       <w:r>
         <w:t xml:space="preserve">Validez les modifications: faites passer vos changements dans la section </w:t>
       </w:r>
-      <w:proofErr w:type="spellStart"/>
       <w:r>
         <w:rPr>
           <w:b/>
@@ -10779,7 +9840,6 @@
         </w:rPr>
         <w:t>Staged</w:t>
       </w:r>
-      <w:proofErr w:type="spellEnd"/>
       <w:r>
         <w:t>.</w:t>
       </w:r>
@@ -11087,15 +10147,7 @@
         <w:spacing w:before="0" w:after="160" w:line="259" w:lineRule="auto"/>
       </w:pPr>
       <w:r>
-        <w:t>Id (</w:t>
-      </w:r>
-      <w:proofErr w:type="spellStart"/>
-      <w:r>
-        <w:t>int</w:t>
-      </w:r>
-      <w:proofErr w:type="spellEnd"/>
-      <w:r>
-        <w:t>)</w:t>
+        <w:t>Id (int)</w:t>
       </w:r>
     </w:p>
     <w:p>
@@ -11107,13 +10159,8 @@
         </w:numPr>
         <w:spacing w:before="0" w:after="160" w:line="259" w:lineRule="auto"/>
       </w:pPr>
-      <w:proofErr w:type="spellStart"/>
-      <w:r>
-        <w:t>TypeName</w:t>
-      </w:r>
-      <w:proofErr w:type="spellEnd"/>
-      <w:r>
-        <w:t xml:space="preserve"> (string)</w:t>
+      <w:r>
+        <w:t>TypeName (string)</w:t>
       </w:r>
     </w:p>
     <w:p>
@@ -11217,7 +10264,6 @@
       <w:r>
         <w:t xml:space="preserve">faites passer vos changements dans la section </w:t>
       </w:r>
-      <w:proofErr w:type="spellStart"/>
       <w:r>
         <w:rPr>
           <w:b/>
@@ -11225,7 +10271,6 @@
         </w:rPr>
         <w:t>Staged</w:t>
       </w:r>
-      <w:proofErr w:type="spellEnd"/>
       <w:r>
         <w:t>.</w:t>
       </w:r>
@@ -11275,28 +10320,18 @@
         </w:rPr>
         <w:t xml:space="preserve">FCT </w:t>
       </w:r>
-      <w:proofErr w:type="spellStart"/>
       <w:r>
         <w:rPr>
           <w:lang w:val="en-US"/>
         </w:rPr>
-        <w:t>classe</w:t>
-      </w:r>
-      <w:proofErr w:type="spellEnd"/>
+        <w:t xml:space="preserve">classe </w:t>
+      </w:r>
       <w:r>
         <w:rPr>
           <w:lang w:val="en-US"/>
         </w:rPr>
-        <w:t xml:space="preserve"> </w:t>
-      </w:r>
-      <w:proofErr w:type="spellStart"/>
-      <w:r>
-        <w:rPr>
-          <w:lang w:val="en-US"/>
-        </w:rPr>
         <w:t>ZombieType</w:t>
       </w:r>
-      <w:proofErr w:type="spellEnd"/>
     </w:p>
     <w:p>
       <w:pPr>
@@ -11399,7 +10434,6 @@
       <w:r>
         <w:t xml:space="preserve"> </w:t>
       </w:r>
-      <w:proofErr w:type="spellStart"/>
       <w:r>
         <w:rPr>
           <w:b/>
@@ -11407,7 +10441,6 @@
         </w:rPr>
         <w:t>ZombieTypeController</w:t>
       </w:r>
-      <w:proofErr w:type="spellEnd"/>
     </w:p>
     <w:p>
       <w:pPr>
@@ -11429,17 +10462,8 @@
         <w:t>Index</w:t>
       </w:r>
       <w:r>
-        <w:t xml:space="preserve">, ajoutez une nouvelle liste de </w:t>
-      </w:r>
-      <w:proofErr w:type="spellStart"/>
-      <w:r>
-        <w:t>ZombieType</w:t>
-      </w:r>
-      <w:proofErr w:type="spellEnd"/>
-      <w:r>
-        <w:t xml:space="preserve"> dans le </w:t>
-      </w:r>
-      <w:proofErr w:type="spellStart"/>
+        <w:t xml:space="preserve">, ajoutez une nouvelle liste de ZombieType dans le </w:t>
+      </w:r>
       <w:r>
         <w:rPr>
           <w:b/>
@@ -11447,7 +10471,6 @@
         </w:rPr>
         <w:t>ViewBag</w:t>
       </w:r>
-      <w:proofErr w:type="spellEnd"/>
     </w:p>
     <w:p>
       <w:pPr>
@@ -11489,29 +10512,7 @@
           <w:szCs w:val="19"/>
           <w:lang w:val="en-CA"/>
         </w:rPr>
-        <w:t xml:space="preserve"> </w:t>
-      </w:r>
-      <w:proofErr w:type="spellStart"/>
-      <w:r>
-        <w:rPr>
-          <w:rFonts w:ascii="Consolas" w:hAnsi="Consolas" w:cs="Consolas"/>
-          <w:color w:val="000000"/>
-          <w:sz w:val="19"/>
-          <w:szCs w:val="19"/>
-          <w:lang w:val="en-CA"/>
-        </w:rPr>
-        <w:t>IActionResult</w:t>
-      </w:r>
-      <w:proofErr w:type="spellEnd"/>
-      <w:r>
-        <w:rPr>
-          <w:rFonts w:ascii="Consolas" w:hAnsi="Consolas" w:cs="Consolas"/>
-          <w:color w:val="000000"/>
-          <w:sz w:val="19"/>
-          <w:szCs w:val="19"/>
-          <w:lang w:val="en-CA"/>
-        </w:rPr>
-        <w:t xml:space="preserve"> Index()</w:t>
+        <w:t xml:space="preserve"> IActionResult Index()</w:t>
       </w:r>
     </w:p>
     <w:p>
@@ -11579,7 +10580,6 @@
         </w:rPr>
         <w:t xml:space="preserve">    </w:t>
       </w:r>
-      <w:proofErr w:type="spellStart"/>
       <w:r>
         <w:rPr>
           <w:rFonts w:ascii="Consolas" w:hAnsi="Consolas" w:cs="Consolas"/>
@@ -11600,19 +10600,7 @@
           <w:highlight w:val="green"/>
           <w:lang w:val="en-CA"/>
         </w:rPr>
-        <w:t>.ViewBag.MaListe</w:t>
-      </w:r>
-      <w:proofErr w:type="spellEnd"/>
-      <w:r>
-        <w:rPr>
-          <w:rFonts w:ascii="Consolas" w:hAnsi="Consolas" w:cs="Consolas"/>
-          <w:color w:val="000000"/>
-          <w:sz w:val="19"/>
-          <w:szCs w:val="19"/>
-          <w:highlight w:val="green"/>
-          <w:lang w:val="en-CA"/>
-        </w:rPr>
-        <w:t xml:space="preserve"> = </w:t>
+        <w:t xml:space="preserve">.ViewBag.MaListe = </w:t>
       </w:r>
       <w:r>
         <w:rPr>
@@ -11634,31 +10622,7 @@
           <w:highlight w:val="green"/>
           <w:lang w:val="en-CA"/>
         </w:rPr>
-        <w:t xml:space="preserve"> List&lt;</w:t>
-      </w:r>
-      <w:proofErr w:type="spellStart"/>
-      <w:r>
-        <w:rPr>
-          <w:rFonts w:ascii="Consolas" w:hAnsi="Consolas" w:cs="Consolas"/>
-          <w:color w:val="000000"/>
-          <w:sz w:val="19"/>
-          <w:szCs w:val="19"/>
-          <w:highlight w:val="green"/>
-          <w:lang w:val="en-CA"/>
-        </w:rPr>
-        <w:t>ZombieType</w:t>
-      </w:r>
-      <w:proofErr w:type="spellEnd"/>
-      <w:r>
-        <w:rPr>
-          <w:rFonts w:ascii="Consolas" w:hAnsi="Consolas" w:cs="Consolas"/>
-          <w:color w:val="000000"/>
-          <w:sz w:val="19"/>
-          <w:szCs w:val="19"/>
-          <w:highlight w:val="green"/>
-          <w:lang w:val="en-CA"/>
-        </w:rPr>
-        <w:t>&gt;()</w:t>
+        <w:t xml:space="preserve"> List&lt;ZombieType&gt;()</w:t>
       </w:r>
     </w:p>
     <w:p>
@@ -11994,7 +10958,6 @@
         </w:rPr>
         <w:t xml:space="preserve">    </w:t>
       </w:r>
-      <w:proofErr w:type="gramStart"/>
       <w:r>
         <w:rPr>
           <w:rFonts w:ascii="Consolas" w:hAnsi="Consolas" w:cs="Consolas"/>
@@ -12004,7 +10967,6 @@
         </w:rPr>
         <w:t>return</w:t>
       </w:r>
-      <w:proofErr w:type="gramEnd"/>
       <w:r>
         <w:rPr>
           <w:rFonts w:ascii="Consolas" w:hAnsi="Consolas" w:cs="Consolas"/>
@@ -12012,27 +10974,7 @@
           <w:sz w:val="19"/>
           <w:szCs w:val="19"/>
         </w:rPr>
-        <w:t xml:space="preserve"> </w:t>
-      </w:r>
-      <w:proofErr w:type="gramStart"/>
-      <w:r>
-        <w:rPr>
-          <w:rFonts w:ascii="Consolas" w:hAnsi="Consolas" w:cs="Consolas"/>
-          <w:color w:val="000000"/>
-          <w:sz w:val="19"/>
-          <w:szCs w:val="19"/>
-        </w:rPr>
-        <w:t>View(</w:t>
-      </w:r>
-      <w:proofErr w:type="gramEnd"/>
-      <w:r>
-        <w:rPr>
-          <w:rFonts w:ascii="Consolas" w:hAnsi="Consolas" w:cs="Consolas"/>
-          <w:color w:val="000000"/>
-          <w:sz w:val="19"/>
-          <w:szCs w:val="19"/>
-        </w:rPr>
-        <w:t>);</w:t>
+        <w:t xml:space="preserve"> View();</w:t>
       </w:r>
     </w:p>
     <w:p>
@@ -12127,15 +11069,7 @@
         <w:t>ôleur</w:t>
       </w:r>
       <w:r>
-        <w:t xml:space="preserve"> (bouton droit sur </w:t>
-      </w:r>
-      <w:proofErr w:type="gramStart"/>
-      <w:r>
-        <w:t>Index(</w:t>
-      </w:r>
-      <w:proofErr w:type="gramEnd"/>
-      <w:r>
-        <w:t>)), View Razor vide</w:t>
+        <w:t xml:space="preserve"> (bouton droit sur Index()), View Razor vide</w:t>
       </w:r>
     </w:p>
     <w:p>
@@ -12146,20 +11080,39 @@
           <w:numId w:val="28"/>
         </w:numPr>
         <w:spacing w:before="0" w:after="160" w:line="259" w:lineRule="auto"/>
-      </w:pPr>
-      <w:r>
+        <w:rPr>
+          <w:highlight w:val="magenta"/>
+        </w:rPr>
+      </w:pPr>
+      <w:r>
+        <w:rPr>
+          <w:highlight w:val="magenta"/>
+        </w:rPr>
+        <w:t>pp</w:t>
+      </w:r>
+      <w:r>
+        <w:rPr>
+          <w:highlight w:val="magenta"/>
+        </w:rPr>
         <w:t xml:space="preserve">Remplacez le contenu par défaut de la </w:t>
       </w:r>
       <w:r>
+        <w:rPr>
+          <w:highlight w:val="magenta"/>
+        </w:rPr>
         <w:t>vue</w:t>
       </w:r>
       <w:r>
+        <w:rPr>
+          <w:highlight w:val="magenta"/>
+        </w:rPr>
         <w:t xml:space="preserve"> par le contenu du fichier </w:t>
       </w:r>
       <w:r>
         <w:rPr>
           <w:i/>
           <w:iCs/>
+          <w:highlight w:val="magenta"/>
         </w:rPr>
         <w:t>S01_Lab2_FichiersComplementaires</w:t>
       </w:r>
@@ -12167,39 +11120,23 @@
         <w:rPr>
           <w:i/>
           <w:iCs/>
+          <w:highlight w:val="magenta"/>
         </w:rPr>
         <w:t>/</w:t>
       </w:r>
       <w:r>
+        <w:rPr>
+          <w:highlight w:val="magenta"/>
+        </w:rPr>
         <w:t xml:space="preserve"> </w:t>
       </w:r>
       <w:r>
         <w:rPr>
           <w:i/>
           <w:iCs/>
-        </w:rPr>
-        <w:t>View Zombie</w:t>
-      </w:r>
-      <w:r>
-        <w:rPr>
-          <w:i/>
-          <w:iCs/>
-        </w:rPr>
-        <w:t>Type</w:t>
-      </w:r>
-      <w:r>
-        <w:rPr>
-          <w:i/>
-          <w:iCs/>
-        </w:rPr>
-        <w:t xml:space="preserve"> Index.txt</w:t>
-      </w:r>
-      <w:r>
-        <w:rPr>
-          <w:i/>
-          <w:iCs/>
-        </w:rPr>
-        <w:t xml:space="preserve"> </w:t>
+          <w:highlight w:val="magenta"/>
+        </w:rPr>
+        <w:t xml:space="preserve">View ZombieType Index.txt </w:t>
       </w:r>
     </w:p>
     <w:p>
@@ -12241,7 +11178,6 @@
       <w:r>
         <w:t xml:space="preserve">le </w:t>
       </w:r>
-      <w:proofErr w:type="spellStart"/>
       <w:r>
         <w:rPr>
           <w:b/>
@@ -12249,7 +11185,6 @@
         </w:rPr>
         <w:t>TypeName</w:t>
       </w:r>
-      <w:proofErr w:type="spellEnd"/>
       <w:r>
         <w:t xml:space="preserve"> </w:t>
       </w:r>
@@ -12310,16 +11245,11 @@
         </w:numPr>
         <w:spacing w:before="0" w:after="160" w:line="259" w:lineRule="auto"/>
       </w:pPr>
-      <w:proofErr w:type="gramStart"/>
       <w:r>
         <w:t>Modifiez</w:t>
       </w:r>
       <w:r>
-        <w:t xml:space="preserve"> le</w:t>
-      </w:r>
-      <w:proofErr w:type="gramEnd"/>
-      <w:r>
-        <w:t xml:space="preserve"> _Layout</w:t>
+        <w:t xml:space="preserve"> le _Layout</w:t>
       </w:r>
     </w:p>
     <w:p>
@@ -12509,7 +11439,6 @@
       <w:r>
         <w:t xml:space="preserve">Validez les modifications: faites passer vos changements dans la section </w:t>
       </w:r>
-      <w:proofErr w:type="spellStart"/>
       <w:r>
         <w:rPr>
           <w:b/>
@@ -12517,7 +11446,6 @@
         </w:rPr>
         <w:t>Staged</w:t>
       </w:r>
-      <w:proofErr w:type="spellEnd"/>
       <w:r>
         <w:t>.</w:t>
       </w:r>
@@ -12565,22 +11493,14 @@
         <w:rPr>
           <w:lang w:val="en-US"/>
         </w:rPr>
-        <w:t xml:space="preserve">FCT </w:t>
-      </w:r>
-      <w:proofErr w:type="spellStart"/>
+        <w:t>FCT Zombie</w:t>
+      </w:r>
       <w:r>
         <w:rPr>
           <w:lang w:val="en-US"/>
         </w:rPr>
-        <w:t>Zombie</w:t>
-      </w:r>
-      <w:r>
-        <w:rPr>
-          <w:lang w:val="en-US"/>
-        </w:rPr>
         <w:t>Type</w:t>
       </w:r>
-      <w:proofErr w:type="spellEnd"/>
       <w:r>
         <w:rPr>
           <w:lang w:val="en-US"/>
@@ -12699,7 +11619,6 @@
       <w:r>
         <w:t xml:space="preserve"> </w:t>
       </w:r>
-      <w:proofErr w:type="spellStart"/>
       <w:r>
         <w:rPr>
           <w:b/>
@@ -12714,11 +11633,9 @@
         </w:rPr>
         <w:t>Controller</w:t>
       </w:r>
-      <w:proofErr w:type="spellEnd"/>
       <w:r>
         <w:t xml:space="preserve">, ajoutez l’action </w:t>
       </w:r>
-      <w:proofErr w:type="spellStart"/>
       <w:r>
         <w:rPr>
           <w:b/>
@@ -12726,7 +11643,6 @@
         </w:rPr>
         <w:t>Create</w:t>
       </w:r>
-      <w:proofErr w:type="spellEnd"/>
       <w:r>
         <w:t xml:space="preserve"> qui retourne la </w:t>
       </w:r>
@@ -12811,29 +11727,7 @@
           <w:szCs w:val="19"/>
           <w:lang w:val="en-CA"/>
         </w:rPr>
-        <w:t xml:space="preserve"> </w:t>
-      </w:r>
-      <w:proofErr w:type="spellStart"/>
-      <w:r>
-        <w:rPr>
-          <w:rFonts w:ascii="Consolas" w:hAnsi="Consolas" w:cs="Consolas"/>
-          <w:color w:val="000000"/>
-          <w:sz w:val="19"/>
-          <w:szCs w:val="19"/>
-          <w:lang w:val="en-CA"/>
-        </w:rPr>
-        <w:t>IActionResult</w:t>
-      </w:r>
-      <w:proofErr w:type="spellEnd"/>
-      <w:r>
-        <w:rPr>
-          <w:rFonts w:ascii="Consolas" w:hAnsi="Consolas" w:cs="Consolas"/>
-          <w:color w:val="000000"/>
-          <w:sz w:val="19"/>
-          <w:szCs w:val="19"/>
-          <w:lang w:val="en-CA"/>
-        </w:rPr>
-        <w:t xml:space="preserve"> Create()</w:t>
+        <w:t xml:space="preserve"> IActionResult Create()</w:t>
       </w:r>
     </w:p>
     <w:p>
@@ -12917,29 +11811,7 @@
           <w:szCs w:val="19"/>
           <w:lang w:val="en-US"/>
         </w:rPr>
-        <w:t xml:space="preserve"> </w:t>
-      </w:r>
-      <w:proofErr w:type="gramStart"/>
-      <w:r>
-        <w:rPr>
-          <w:rFonts w:ascii="Consolas" w:hAnsi="Consolas" w:cs="Consolas"/>
-          <w:color w:val="000000"/>
-          <w:sz w:val="19"/>
-          <w:szCs w:val="19"/>
-          <w:lang w:val="en-US"/>
-        </w:rPr>
-        <w:t>View(</w:t>
-      </w:r>
-      <w:proofErr w:type="gramEnd"/>
-      <w:r>
-        <w:rPr>
-          <w:rFonts w:ascii="Consolas" w:hAnsi="Consolas" w:cs="Consolas"/>
-          <w:color w:val="000000"/>
-          <w:sz w:val="19"/>
-          <w:szCs w:val="19"/>
-          <w:lang w:val="en-US"/>
-        </w:rPr>
-        <w:t>);</w:t>
+        <w:t xml:space="preserve"> View();</w:t>
       </w:r>
     </w:p>
     <w:p>
@@ -13124,18 +11996,11 @@
       <w:r>
         <w:t xml:space="preserve"> (bouton droit sur </w:t>
       </w:r>
-      <w:proofErr w:type="spellStart"/>
-      <w:proofErr w:type="gramStart"/>
       <w:r>
         <w:t>Create</w:t>
       </w:r>
-      <w:proofErr w:type="spellEnd"/>
-      <w:r>
-        <w:t>(</w:t>
-      </w:r>
-      <w:proofErr w:type="gramEnd"/>
-      <w:r>
-        <w:t>)), View Razor vide</w:t>
+      <w:r>
+        <w:t>()), View Razor vide</w:t>
       </w:r>
     </w:p>
     <w:p>
@@ -13310,7 +12175,6 @@
       <w:r>
         <w:t xml:space="preserve"> les </w:t>
       </w:r>
-      <w:proofErr w:type="spellStart"/>
       <w:r>
         <w:rPr>
           <w:b/>
@@ -13318,7 +12182,6 @@
         </w:rPr>
         <w:t>TagHelpers</w:t>
       </w:r>
-      <w:proofErr w:type="spellEnd"/>
       <w:r>
         <w:t xml:space="preserve"> pour</w:t>
       </w:r>
@@ -13335,11 +12198,9 @@
         </w:numPr>
         <w:spacing w:before="0" w:after="160" w:line="259" w:lineRule="auto"/>
       </w:pPr>
-      <w:proofErr w:type="gramStart"/>
       <w:r>
         <w:t>le</w:t>
       </w:r>
-      <w:proofErr w:type="gramEnd"/>
       <w:r>
         <w:t xml:space="preserve"> </w:t>
       </w:r>
@@ -13360,13 +12221,8 @@
         </w:numPr>
         <w:spacing w:before="0" w:after="160" w:line="259" w:lineRule="auto"/>
       </w:pPr>
-      <w:proofErr w:type="gramStart"/>
-      <w:r>
-        <w:t>le</w:t>
-      </w:r>
-      <w:proofErr w:type="gramEnd"/>
-      <w:r>
-        <w:t xml:space="preserve"> </w:t>
+      <w:r>
+        <w:t xml:space="preserve">le </w:t>
       </w:r>
       <w:r>
         <w:rPr>
@@ -13388,14 +12244,12 @@
         </w:numPr>
         <w:spacing w:before="0" w:after="160" w:line="259" w:lineRule="auto"/>
       </w:pPr>
-      <w:proofErr w:type="gramStart"/>
       <w:r>
         <w:t>l</w:t>
       </w:r>
       <w:r>
         <w:t>a</w:t>
       </w:r>
-      <w:proofErr w:type="gramEnd"/>
       <w:r>
         <w:t xml:space="preserve"> </w:t>
       </w:r>
@@ -13419,13 +12273,8 @@
         </w:numPr>
         <w:spacing w:before="0" w:after="160" w:line="259" w:lineRule="auto"/>
       </w:pPr>
-      <w:proofErr w:type="gramStart"/>
-      <w:r>
-        <w:t>le</w:t>
-      </w:r>
-      <w:proofErr w:type="gramEnd"/>
-      <w:r>
-        <w:t xml:space="preserve"> </w:t>
+      <w:r>
+        <w:t xml:space="preserve">le </w:t>
       </w:r>
       <w:r>
         <w:t>bouton</w:t>
@@ -13570,7 +12419,6 @@
       <w:r>
         <w:t xml:space="preserve">Validez les modifications: faites passer vos changements dans la section </w:t>
       </w:r>
-      <w:proofErr w:type="spellStart"/>
       <w:r>
         <w:rPr>
           <w:b/>
@@ -13578,7 +12426,6 @@
         </w:rPr>
         <w:t>Staged</w:t>
       </w:r>
-      <w:proofErr w:type="spellEnd"/>
       <w:r>
         <w:t>.</w:t>
       </w:r>
@@ -13999,14 +12846,12 @@
                 <w:lang w:val="fr-CA"/>
               </w:rPr>
             </w:pPr>
-            <w:proofErr w:type="spellStart"/>
             <w:r>
               <w:rPr>
                 <w:lang w:val="fr-CA"/>
               </w:rPr>
               <w:t>TypeName</w:t>
             </w:r>
-            <w:proofErr w:type="spellEnd"/>
           </w:p>
         </w:tc>
         <w:tc>
@@ -14075,14 +12920,12 @@
                 <w:lang w:val="fr-CA"/>
               </w:rPr>
             </w:pPr>
-            <w:proofErr w:type="spellStart"/>
             <w:r>
               <w:rPr>
                 <w:lang w:val="fr-CA"/>
               </w:rPr>
               <w:t>TypeName</w:t>
             </w:r>
-            <w:proofErr w:type="spellEnd"/>
           </w:p>
         </w:tc>
         <w:tc>
@@ -14090,23 +12933,13 @@
             <w:tcW w:w="5387" w:type="dxa"/>
           </w:tcPr>
           <w:p>
-            <w:proofErr w:type="spellStart"/>
             <w:r>
               <w:t>Obligatoire</w:t>
             </w:r>
-            <w:proofErr w:type="spellEnd"/>
           </w:p>
           <w:p>
             <w:r>
-              <w:t xml:space="preserve">Message </w:t>
-            </w:r>
-            <w:proofErr w:type="spellStart"/>
-            <w:r>
-              <w:t>d’erreur</w:t>
-            </w:r>
-            <w:proofErr w:type="spellEnd"/>
-            <w:r>
-              <w:t> </w:t>
+              <w:t>Message d’erreur </w:t>
             </w:r>
             <w:r>
               <w:t xml:space="preserve">: </w:t>
@@ -14299,29 +13132,7 @@
           <w:szCs w:val="19"/>
           <w:lang w:val="en-US"/>
         </w:rPr>
-        <w:t>[</w:t>
-      </w:r>
-      <w:proofErr w:type="spellStart"/>
-      <w:r>
-        <w:rPr>
-          <w:rFonts w:ascii="Cascadia Mono" w:hAnsi="Cascadia Mono" w:cs="Cascadia Mono"/>
-          <w:color w:val="000000"/>
-          <w:sz w:val="19"/>
-          <w:szCs w:val="19"/>
-          <w:lang w:val="en-US"/>
-        </w:rPr>
-        <w:t>HttpPost</w:t>
-      </w:r>
-      <w:proofErr w:type="spellEnd"/>
-      <w:r>
-        <w:rPr>
-          <w:rFonts w:ascii="Cascadia Mono" w:hAnsi="Cascadia Mono" w:cs="Cascadia Mono"/>
-          <w:color w:val="000000"/>
-          <w:sz w:val="19"/>
-          <w:szCs w:val="19"/>
-          <w:lang w:val="en-US"/>
-        </w:rPr>
-        <w:t>]</w:t>
+        <w:t>[HttpPost]</w:t>
       </w:r>
     </w:p>
     <w:p>
@@ -14364,73 +13175,7 @@
           <w:szCs w:val="19"/>
           <w:lang w:val="en-CA"/>
         </w:rPr>
-        <w:t xml:space="preserve"> </w:t>
-      </w:r>
-      <w:proofErr w:type="spellStart"/>
-      <w:r>
-        <w:rPr>
-          <w:rFonts w:ascii="Cascadia Mono" w:hAnsi="Cascadia Mono" w:cs="Cascadia Mono"/>
-          <w:color w:val="000000"/>
-          <w:sz w:val="19"/>
-          <w:szCs w:val="19"/>
-          <w:lang w:val="en-CA"/>
-        </w:rPr>
-        <w:t>IActionResult</w:t>
-      </w:r>
-      <w:proofErr w:type="spellEnd"/>
-      <w:r>
-        <w:rPr>
-          <w:rFonts w:ascii="Cascadia Mono" w:hAnsi="Cascadia Mono" w:cs="Cascadia Mono"/>
-          <w:color w:val="000000"/>
-          <w:sz w:val="19"/>
-          <w:szCs w:val="19"/>
-          <w:lang w:val="en-CA"/>
-        </w:rPr>
-        <w:t xml:space="preserve"> Create(</w:t>
-      </w:r>
-      <w:proofErr w:type="spellStart"/>
-      <w:r>
-        <w:rPr>
-          <w:rFonts w:ascii="Cascadia Mono" w:hAnsi="Cascadia Mono" w:cs="Cascadia Mono"/>
-          <w:color w:val="000000"/>
-          <w:sz w:val="19"/>
-          <w:szCs w:val="19"/>
-          <w:lang w:val="en-CA"/>
-        </w:rPr>
-        <w:t>Models.ZombieType</w:t>
-      </w:r>
-      <w:proofErr w:type="spellEnd"/>
-      <w:r>
-        <w:rPr>
-          <w:rFonts w:ascii="Cascadia Mono" w:hAnsi="Cascadia Mono" w:cs="Cascadia Mono"/>
-          <w:color w:val="000000"/>
-          <w:sz w:val="19"/>
-          <w:szCs w:val="19"/>
-          <w:lang w:val="en-CA"/>
-        </w:rPr>
-        <w:t xml:space="preserve"> </w:t>
-      </w:r>
-      <w:proofErr w:type="spellStart"/>
-      <w:r>
-        <w:rPr>
-          <w:rFonts w:ascii="Cascadia Mono" w:hAnsi="Cascadia Mono" w:cs="Cascadia Mono"/>
-          <w:color w:val="000000"/>
-          <w:sz w:val="19"/>
-          <w:szCs w:val="19"/>
-          <w:lang w:val="en-CA"/>
-        </w:rPr>
-        <w:t>zombieType</w:t>
-      </w:r>
-      <w:proofErr w:type="spellEnd"/>
-      <w:r>
-        <w:rPr>
-          <w:rFonts w:ascii="Cascadia Mono" w:hAnsi="Cascadia Mono" w:cs="Cascadia Mono"/>
-          <w:color w:val="000000"/>
-          <w:sz w:val="19"/>
-          <w:szCs w:val="19"/>
-          <w:lang w:val="en-CA"/>
-        </w:rPr>
-        <w:t>)</w:t>
+        <w:t xml:space="preserve"> IActionResult Create(Models.ZombieType zombieType)</w:t>
       </w:r>
     </w:p>
     <w:p>
@@ -14494,7 +13239,6 @@
         </w:rPr>
         <w:t xml:space="preserve">    </w:t>
       </w:r>
-      <w:proofErr w:type="gramStart"/>
       <w:r>
         <w:rPr>
           <w:rFonts w:ascii="Cascadia Mono" w:hAnsi="Cascadia Mono" w:cs="Cascadia Mono"/>
@@ -14504,35 +13248,14 @@
         </w:rPr>
         <w:t>if</w:t>
       </w:r>
-      <w:proofErr w:type="gramEnd"/>
-      <w:r>
-        <w:rPr>
-          <w:rFonts w:ascii="Cascadia Mono" w:hAnsi="Cascadia Mono" w:cs="Cascadia Mono"/>
-          <w:color w:val="000000"/>
-          <w:sz w:val="19"/>
-          <w:szCs w:val="19"/>
-        </w:rPr>
-        <w:t xml:space="preserve"> (</w:t>
-      </w:r>
-      <w:proofErr w:type="spellStart"/>
-      <w:r>
-        <w:rPr>
-          <w:rFonts w:ascii="Cascadia Mono" w:hAnsi="Cascadia Mono" w:cs="Cascadia Mono"/>
-          <w:color w:val="000000"/>
-          <w:sz w:val="19"/>
-          <w:szCs w:val="19"/>
-        </w:rPr>
-        <w:t>ModelState.IsValid</w:t>
-      </w:r>
-      <w:proofErr w:type="spellEnd"/>
-      <w:r>
-        <w:rPr>
-          <w:rFonts w:ascii="Cascadia Mono" w:hAnsi="Cascadia Mono" w:cs="Cascadia Mono"/>
-          <w:color w:val="000000"/>
-          <w:sz w:val="19"/>
-          <w:szCs w:val="19"/>
-        </w:rPr>
-        <w:t>)</w:t>
+      <w:r>
+        <w:rPr>
+          <w:rFonts w:ascii="Cascadia Mono" w:hAnsi="Cascadia Mono" w:cs="Cascadia Mono"/>
+          <w:color w:val="000000"/>
+          <w:sz w:val="19"/>
+          <w:szCs w:val="19"/>
+        </w:rPr>
+        <w:t xml:space="preserve"> (ModelState.IsValid)</w:t>
       </w:r>
     </w:p>
     <w:p>
@@ -14698,7 +13421,6 @@
         </w:rPr>
         <w:t xml:space="preserve">    </w:t>
       </w:r>
-      <w:proofErr w:type="gramStart"/>
       <w:r>
         <w:rPr>
           <w:rFonts w:ascii="Cascadia Mono" w:hAnsi="Cascadia Mono" w:cs="Cascadia Mono"/>
@@ -14708,7 +13430,6 @@
         </w:rPr>
         <w:t>return</w:t>
       </w:r>
-      <w:proofErr w:type="gramEnd"/>
       <w:r>
         <w:rPr>
           <w:rFonts w:ascii="Cascadia Mono" w:hAnsi="Cascadia Mono" w:cs="Cascadia Mono"/>
@@ -14718,8 +13439,6 @@
         </w:rPr>
         <w:t xml:space="preserve"> </w:t>
       </w:r>
-      <w:proofErr w:type="spellStart"/>
-      <w:proofErr w:type="gramStart"/>
       <w:r>
         <w:rPr>
           <w:rFonts w:ascii="Cascadia Mono" w:hAnsi="Cascadia Mono" w:cs="Cascadia Mono"/>
@@ -14736,38 +13455,7 @@
           <w:sz w:val="19"/>
           <w:szCs w:val="19"/>
         </w:rPr>
-        <w:t>.View</w:t>
-      </w:r>
-      <w:proofErr w:type="spellEnd"/>
-      <w:proofErr w:type="gramEnd"/>
-      <w:r>
-        <w:rPr>
-          <w:rFonts w:ascii="Cascadia Mono" w:hAnsi="Cascadia Mono" w:cs="Cascadia Mono"/>
-          <w:color w:val="000000"/>
-          <w:sz w:val="19"/>
-          <w:szCs w:val="19"/>
-        </w:rPr>
-        <w:t>(</w:t>
-      </w:r>
-      <w:proofErr w:type="spellStart"/>
-      <w:r>
-        <w:rPr>
-          <w:rFonts w:ascii="Cascadia Mono" w:hAnsi="Cascadia Mono" w:cs="Cascadia Mono"/>
-          <w:color w:val="000000"/>
-          <w:sz w:val="19"/>
-          <w:szCs w:val="19"/>
-        </w:rPr>
-        <w:t>zombieType</w:t>
-      </w:r>
-      <w:proofErr w:type="spellEnd"/>
-      <w:r>
-        <w:rPr>
-          <w:rFonts w:ascii="Cascadia Mono" w:hAnsi="Cascadia Mono" w:cs="Cascadia Mono"/>
-          <w:color w:val="000000"/>
-          <w:sz w:val="19"/>
-          <w:szCs w:val="19"/>
-        </w:rPr>
-        <w:t>);</w:t>
+        <w:t>.View(zombieType);</w:t>
       </w:r>
     </w:p>
     <w:p>
@@ -14802,15 +13490,7 @@
         <w:spacing w:before="0" w:after="160" w:line="259" w:lineRule="auto"/>
       </w:pPr>
       <w:r>
-        <w:t>Ajoutez un point d’arrêt (</w:t>
-      </w:r>
-      <w:proofErr w:type="spellStart"/>
-      <w:r>
-        <w:t>BreakPoint</w:t>
-      </w:r>
-      <w:proofErr w:type="spellEnd"/>
-      <w:r>
-        <w:t xml:space="preserve">) dans le </w:t>
+        <w:t xml:space="preserve">Ajoutez un point d’arrêt (BreakPoint) dans le </w:t>
       </w:r>
       <w:r>
         <w:t>contrôleur</w:t>
@@ -14822,7 +13502,6 @@
         </w:rPr>
         <w:t xml:space="preserve"> </w:t>
       </w:r>
-      <w:proofErr w:type="spellStart"/>
       <w:r>
         <w:rPr>
           <w:b/>
@@ -14835,20 +13514,11 @@
           <w:b/>
           <w:bCs/>
         </w:rPr>
-        <w:t>Controller</w:t>
-      </w:r>
-      <w:proofErr w:type="spellEnd"/>
-      <w:r>
-        <w:rPr>
-          <w:b/>
-          <w:bCs/>
-        </w:rPr>
-        <w:t xml:space="preserve"> </w:t>
+        <w:t xml:space="preserve">Controller </w:t>
       </w:r>
       <w:r>
         <w:t xml:space="preserve">et vérifiez l’état de </w:t>
       </w:r>
-      <w:proofErr w:type="spellStart"/>
       <w:r>
         <w:rPr>
           <w:b/>
@@ -14856,7 +13526,6 @@
         </w:rPr>
         <w:t>ModelState.IsValid</w:t>
       </w:r>
-      <w:proofErr w:type="spellEnd"/>
       <w:r>
         <w:t xml:space="preserve"> lorsque le champ est vide et lorsque vous entrez du texte.</w:t>
       </w:r>
@@ -16012,29 +14681,7 @@
           <w:szCs w:val="19"/>
           <w:lang w:val="en-US"/>
         </w:rPr>
-        <w:t xml:space="preserve">@section </w:t>
-      </w:r>
-      <w:proofErr w:type="gramStart"/>
-      <w:r>
-        <w:rPr>
-          <w:rFonts w:ascii="Cascadia Mono" w:hAnsi="Cascadia Mono" w:cs="Cascadia Mono"/>
-          <w:color w:val="000000"/>
-          <w:sz w:val="19"/>
-          <w:szCs w:val="19"/>
-          <w:lang w:val="en-US"/>
-        </w:rPr>
-        <w:t>Scripts{</w:t>
-      </w:r>
-      <w:proofErr w:type="gramEnd"/>
-      <w:r>
-        <w:rPr>
-          <w:rFonts w:ascii="Cascadia Mono" w:hAnsi="Cascadia Mono" w:cs="Cascadia Mono"/>
-          <w:color w:val="000000"/>
-          <w:sz w:val="19"/>
-          <w:szCs w:val="19"/>
-          <w:lang w:val="en-US"/>
-        </w:rPr>
-        <w:t xml:space="preserve"> </w:t>
+        <w:t xml:space="preserve">@section Scripts{ </w:t>
       </w:r>
     </w:p>
     <w:p>
@@ -16067,18 +14714,51 @@
           <w:szCs w:val="19"/>
           <w:lang w:val="en-US"/>
         </w:rPr>
-        <w:t xml:space="preserve">    </w:t>
-      </w:r>
-      <w:proofErr w:type="gramStart"/>
-      <w:r>
-        <w:rPr>
-          <w:rFonts w:ascii="Cascadia Mono" w:hAnsi="Cascadia Mono" w:cs="Cascadia Mono"/>
-          <w:color w:val="000000"/>
+        <w:t xml:space="preserve">    @{ </w:t>
+      </w:r>
+      <w:r>
+        <w:rPr>
+          <w:rFonts w:ascii="Cascadia Mono" w:hAnsi="Cascadia Mono" w:cs="Cascadia Mono"/>
+          <w:color w:val="0000FF"/>
           <w:sz w:val="19"/>
           <w:szCs w:val="19"/>
           <w:lang w:val="en-US"/>
         </w:rPr>
-        <w:t xml:space="preserve">@{ </w:t>
+        <w:t>&lt;</w:t>
+      </w:r>
+      <w:r>
+        <w:rPr>
+          <w:rFonts w:ascii="Cascadia Mono" w:hAnsi="Cascadia Mono" w:cs="Cascadia Mono"/>
+          <w:b/>
+          <w:bCs/>
+          <w:color w:val="800080"/>
+          <w:sz w:val="19"/>
+          <w:szCs w:val="19"/>
+          <w:lang w:val="en-US"/>
+        </w:rPr>
+        <w:t>partial</w:t>
+      </w:r>
+      <w:r>
+        <w:rPr>
+          <w:rFonts w:ascii="Cascadia Mono" w:hAnsi="Cascadia Mono" w:cs="Cascadia Mono"/>
+          <w:color w:val="000000"/>
+          <w:sz w:val="19"/>
+          <w:szCs w:val="19"/>
+          <w:lang w:val="en-US"/>
+        </w:rPr>
+        <w:t xml:space="preserve"> </w:t>
+      </w:r>
+      <w:r>
+        <w:rPr>
+          <w:rFonts w:ascii="Cascadia Mono" w:hAnsi="Cascadia Mono" w:cs="Cascadia Mono"/>
+          <w:b/>
+          <w:bCs/>
+          <w:color w:val="800080"/>
+          <w:sz w:val="19"/>
+          <w:szCs w:val="19"/>
+          <w:lang w:val="en-US"/>
+        </w:rPr>
+        <w:t>name</w:t>
       </w:r>
       <w:r>
         <w:rPr>
@@ -16088,117 +14768,38 @@
           <w:szCs w:val="19"/>
           <w:lang w:val="en-US"/>
         </w:rPr>
-        <w:t>&lt;</w:t>
-      </w:r>
-      <w:proofErr w:type="gramEnd"/>
-      <w:r>
-        <w:rPr>
-          <w:rFonts w:ascii="Cascadia Mono" w:hAnsi="Cascadia Mono" w:cs="Cascadia Mono"/>
-          <w:b/>
-          <w:bCs/>
-          <w:color w:val="800080"/>
+        <w:t>="_ValidationScriptsPartial"</w:t>
+      </w:r>
+      <w:r>
+        <w:rPr>
+          <w:rFonts w:ascii="Cascadia Mono" w:hAnsi="Cascadia Mono" w:cs="Cascadia Mono"/>
+          <w:color w:val="000000"/>
           <w:sz w:val="19"/>
           <w:szCs w:val="19"/>
           <w:lang w:val="en-US"/>
         </w:rPr>
-        <w:t>partial</w:t>
-      </w:r>
-      <w:r>
-        <w:rPr>
-          <w:rFonts w:ascii="Cascadia Mono" w:hAnsi="Cascadia Mono" w:cs="Cascadia Mono"/>
-          <w:color w:val="000000"/>
+        <w:t xml:space="preserve"> </w:t>
+      </w:r>
+      <w:r>
+        <w:rPr>
+          <w:rFonts w:ascii="Cascadia Mono" w:hAnsi="Cascadia Mono" w:cs="Cascadia Mono"/>
+          <w:color w:val="0000FF"/>
           <w:sz w:val="19"/>
           <w:szCs w:val="19"/>
           <w:lang w:val="en-US"/>
         </w:rPr>
-        <w:t xml:space="preserve"> </w:t>
-      </w:r>
-      <w:r>
-        <w:rPr>
-          <w:rFonts w:ascii="Cascadia Mono" w:hAnsi="Cascadia Mono" w:cs="Cascadia Mono"/>
-          <w:b/>
-          <w:bCs/>
-          <w:color w:val="800080"/>
+        <w:t>/&gt;</w:t>
+      </w:r>
+      <w:r>
+        <w:rPr>
+          <w:rFonts w:ascii="Cascadia Mono" w:hAnsi="Cascadia Mono" w:cs="Cascadia Mono"/>
+          <w:color w:val="000000"/>
           <w:sz w:val="19"/>
           <w:szCs w:val="19"/>
           <w:lang w:val="en-US"/>
         </w:rPr>
-        <w:t>name</w:t>
-      </w:r>
-      <w:r>
-        <w:rPr>
-          <w:rFonts w:ascii="Cascadia Mono" w:hAnsi="Cascadia Mono" w:cs="Cascadia Mono"/>
-          <w:color w:val="0000FF"/>
-          <w:sz w:val="19"/>
-          <w:szCs w:val="19"/>
-          <w:lang w:val="en-US"/>
-        </w:rPr>
-        <w:t>="_</w:t>
-      </w:r>
-      <w:proofErr w:type="spellStart"/>
-      <w:r>
-        <w:rPr>
-          <w:rFonts w:ascii="Cascadia Mono" w:hAnsi="Cascadia Mono" w:cs="Cascadia Mono"/>
-          <w:color w:val="0000FF"/>
-          <w:sz w:val="19"/>
-          <w:szCs w:val="19"/>
-          <w:lang w:val="en-US"/>
-        </w:rPr>
-        <w:t>ValidationScriptsPartial</w:t>
-      </w:r>
-      <w:proofErr w:type="spellEnd"/>
-      <w:r>
-        <w:rPr>
-          <w:rFonts w:ascii="Cascadia Mono" w:hAnsi="Cascadia Mono" w:cs="Cascadia Mono"/>
-          <w:color w:val="0000FF"/>
-          <w:sz w:val="19"/>
-          <w:szCs w:val="19"/>
-          <w:lang w:val="en-US"/>
-        </w:rPr>
-        <w:t>"</w:t>
-      </w:r>
-      <w:r>
-        <w:rPr>
-          <w:rFonts w:ascii="Cascadia Mono" w:hAnsi="Cascadia Mono" w:cs="Cascadia Mono"/>
-          <w:color w:val="000000"/>
-          <w:sz w:val="19"/>
-          <w:szCs w:val="19"/>
-          <w:lang w:val="en-US"/>
-        </w:rPr>
-        <w:t xml:space="preserve"> </w:t>
-      </w:r>
-      <w:r>
-        <w:rPr>
-          <w:rFonts w:ascii="Cascadia Mono" w:hAnsi="Cascadia Mono" w:cs="Cascadia Mono"/>
-          <w:color w:val="0000FF"/>
-          <w:sz w:val="19"/>
-          <w:szCs w:val="19"/>
-          <w:lang w:val="en-US"/>
-        </w:rPr>
-        <w:t>/</w:t>
-      </w:r>
-      <w:proofErr w:type="gramStart"/>
-      <w:r>
-        <w:rPr>
-          <w:rFonts w:ascii="Cascadia Mono" w:hAnsi="Cascadia Mono" w:cs="Cascadia Mono"/>
-          <w:color w:val="0000FF"/>
-          <w:sz w:val="19"/>
-          <w:szCs w:val="19"/>
-          <w:lang w:val="en-US"/>
-        </w:rPr>
-        <w:t>&gt;</w:t>
-      </w:r>
-      <w:r>
-        <w:rPr>
-          <w:rFonts w:ascii="Cascadia Mono" w:hAnsi="Cascadia Mono" w:cs="Cascadia Mono"/>
-          <w:color w:val="000000"/>
-          <w:sz w:val="19"/>
-          <w:szCs w:val="19"/>
-          <w:lang w:val="en-US"/>
-        </w:rPr>
         <w:t xml:space="preserve"> }</w:t>
       </w:r>
-      <w:proofErr w:type="gramEnd"/>
     </w:p>
     <w:p>
       <w:pPr>
@@ -16231,15 +14832,7 @@
         <w:spacing w:before="0" w:after="160" w:line="259" w:lineRule="auto"/>
       </w:pPr>
       <w:r>
-        <w:t>Faites à nouveau le test avec un Type Name vide. Si tout se passe bien, votre point d’arrêt (</w:t>
-      </w:r>
-      <w:proofErr w:type="spellStart"/>
-      <w:r>
-        <w:t>BreakPoint</w:t>
-      </w:r>
-      <w:proofErr w:type="spellEnd"/>
-      <w:r>
-        <w:t xml:space="preserve">) ne devrait </w:t>
+        <w:t xml:space="preserve">Faites à nouveau le test avec un Type Name vide. Si tout se passe bien, votre point d’arrêt (BreakPoint) ne devrait </w:t>
       </w:r>
       <w:r>
         <w:rPr>
@@ -16319,7 +14912,6 @@
       <w:r>
         <w:t xml:space="preserve">Validez les modifications: faites passer vos changements dans la section </w:t>
       </w:r>
-      <w:proofErr w:type="spellStart"/>
       <w:r>
         <w:rPr>
           <w:b/>
@@ -16327,7 +14919,6 @@
         </w:rPr>
         <w:t>Staged</w:t>
       </w:r>
-      <w:proofErr w:type="spellEnd"/>
       <w:r>
         <w:t>.</w:t>
       </w:r>
@@ -16375,21 +14966,7 @@
         <w:rPr>
           <w:lang w:val="en-US"/>
         </w:rPr>
-        <w:t xml:space="preserve">FCT </w:t>
-      </w:r>
-      <w:proofErr w:type="spellStart"/>
-      <w:r>
-        <w:rPr>
-          <w:lang w:val="en-US"/>
-        </w:rPr>
-        <w:t>ZombieType</w:t>
-      </w:r>
-      <w:proofErr w:type="spellEnd"/>
-      <w:r>
-        <w:rPr>
-          <w:lang w:val="en-US"/>
-        </w:rPr>
-        <w:t xml:space="preserve"> </w:t>
+        <w:t xml:space="preserve">FCT ZombieType </w:t>
       </w:r>
       <w:r>
         <w:rPr>
@@ -16619,23 +15196,13 @@
         </w:rPr>
         <w:t xml:space="preserve"> </w:t>
       </w:r>
-      <w:proofErr w:type="spellStart"/>
       <w:r>
         <w:rPr>
           <w:b/>
           <w:bCs/>
           <w:u w:val="single"/>
         </w:rPr>
-        <w:t>FCT_Zombie</w:t>
-      </w:r>
-      <w:proofErr w:type="spellEnd"/>
-      <w:r>
-        <w:rPr>
-          <w:b/>
-          <w:bCs/>
-          <w:u w:val="single"/>
-        </w:rPr>
-        <w:t xml:space="preserve"> </w:t>
+        <w:t xml:space="preserve">FCT_Zombie </w:t>
       </w:r>
       <w:r>
         <w:t xml:space="preserve">dans la branche </w:t>
@@ -16712,43 +15279,7 @@
           <w:bCs/>
           <w:u w:val="single"/>
         </w:rPr>
-        <w:t xml:space="preserve"> droit sur la branche </w:t>
-      </w:r>
-      <w:proofErr w:type="spellStart"/>
-      <w:r>
-        <w:rPr>
-          <w:b/>
-          <w:bCs/>
-          <w:u w:val="single"/>
-        </w:rPr>
-        <w:t>FCT_ProjectDesign</w:t>
-      </w:r>
-      <w:proofErr w:type="spellEnd"/>
-      <w:r>
-        <w:rPr>
-          <w:b/>
-          <w:bCs/>
-          <w:u w:val="single"/>
-        </w:rPr>
-        <w:t xml:space="preserve"> et choisissez « merge </w:t>
-      </w:r>
-      <w:proofErr w:type="spellStart"/>
-      <w:r>
-        <w:rPr>
-          <w:b/>
-          <w:bCs/>
-          <w:u w:val="single"/>
-        </w:rPr>
-        <w:t>into</w:t>
-      </w:r>
-      <w:proofErr w:type="spellEnd"/>
-      <w:r>
-        <w:rPr>
-          <w:b/>
-          <w:bCs/>
-          <w:u w:val="single"/>
-        </w:rPr>
-        <w:t xml:space="preserve"> main… »</w:t>
+        <w:t xml:space="preserve"> droit sur la branche FCT_ProjectDesign et choisissez « merge into main… »</w:t>
       </w:r>
     </w:p>
     <w:p>
@@ -16821,21 +15352,8 @@
           <w:u w:val="single"/>
           <w:lang w:val="en-CA"/>
         </w:rPr>
-        <w:t xml:space="preserve">Fin du </w:t>
-      </w:r>
-      <w:proofErr w:type="spellStart"/>
-      <w:r>
-        <w:rPr>
-          <w:b/>
-          <w:bCs/>
-          <w:sz w:val="28"/>
-          <w:szCs w:val="28"/>
-          <w:u w:val="single"/>
-          <w:lang w:val="en-CA"/>
-        </w:rPr>
-        <w:t>laboratoire</w:t>
-      </w:r>
-      <w:proofErr w:type="spellEnd"/>
+        <w:t>Fin du laboratoire</w:t>
+      </w:r>
       <w:r>
         <w:rPr>
           <w:b/>
@@ -16861,7 +15379,7 @@
 </file>
 
 <file path=word/endnotes.xml><?xml version="1.0" encoding="utf-8"?>
-<w:endnotes xmlns:wpc="http://schemas.microsoft.com/office/word/2010/wordprocessingCanvas" xmlns:cx="http://schemas.microsoft.com/office/drawing/2014/chartex" xmlns:cx1="http://schemas.microsoft.com/office/drawing/2015/9/8/chartex" xmlns:cx2="http://schemas.microsoft.com/office/drawing/2015/10/21/chartex" xmlns:cx3="http://schemas.microsoft.com/office/drawing/2016/5/9/chartex" xmlns:cx4="http://schemas.microsoft.com/office/drawing/2016/5/10/chartex" xmlns:cx5="http://schemas.microsoft.com/office/drawing/2016/5/11/chartex" xmlns:cx6="http://schemas.microsoft.com/office/drawing/2016/5/12/chartex" xmlns:cx7="http://schemas.microsoft.com/office/drawing/2016/5/13/chartex" xmlns:cx8="http://schemas.microsoft.com/office/drawing/2016/5/14/chartex" xmlns:mc="http://schemas.openxmlformats.org/markup-compatibility/2006" xmlns:aink="http://schemas.microsoft.com/office/drawing/2016/ink" xmlns:am3d="http://schemas.microsoft.com/office/drawing/2017/model3d" xmlns:o="urn:schemas-microsoft-com:office:office" xmlns:oel="http://schemas.microsoft.com/office/2019/extlst" xmlns:r="http://schemas.openxmlformats.org/officeDocument/2006/relationships" xmlns:m="http://schemas.openxmlformats.org/officeDocument/2006/math" xmlns:v="urn:schemas-microsoft-com:vml" xmlns:wp14="http://schemas.microsoft.com/office/word/2010/wordprocessingDrawing" xmlns:wp="http://schemas.openxmlformats.org/drawingml/2006/wordprocessingDrawing" xmlns:w10="urn:schemas-microsoft-com:office:word" xmlns:w="http://schemas.openxmlformats.org/wordprocessingml/2006/main" xmlns:w14="http://schemas.microsoft.com/office/word/2010/wordml" xmlns:w15="http://schemas.microsoft.com/office/word/2012/wordml" xmlns:w16cex="http://schemas.microsoft.com/office/word/2018/wordml/cex" xmlns:w16cid="http://schemas.microsoft.com/office/word/2016/wordml/cid" xmlns:w16="http://schemas.microsoft.com/office/word/2018/wordml" xmlns:w16du="http://schemas.microsoft.com/office/word/2023/wordml/word16du" xmlns:w16sdtdh="http://schemas.microsoft.com/office/word/2020/wordml/sdtdatahash" xmlns:w16sdtfl="http://schemas.microsoft.com/office/word/2024/wordml/sdtformatlock" xmlns:w16se="http://schemas.microsoft.com/office/word/2015/wordml/symex" xmlns:wpg="http://schemas.microsoft.com/office/word/2010/wordprocessingGroup" xmlns:wpi="http://schemas.microsoft.com/office/word/2010/wordprocessingInk" xmlns:wne="http://schemas.microsoft.com/office/word/2006/wordml" xmlns:wps="http://schemas.microsoft.com/office/word/2010/wordprocessingShape" mc:Ignorable="w14 w15 w16se w16cid w16 w16cex w16sdtdh w16sdtfl w16du wp14">
+<w:endnotes xmlns:wpc="http://schemas.microsoft.com/office/word/2010/wordprocessingCanvas" xmlns:cx="http://schemas.microsoft.com/office/drawing/2014/chartex" xmlns:cx1="http://schemas.microsoft.com/office/drawing/2015/9/8/chartex" xmlns:cx2="http://schemas.microsoft.com/office/drawing/2015/10/21/chartex" xmlns:cx3="http://schemas.microsoft.com/office/drawing/2016/5/9/chartex" xmlns:cx4="http://schemas.microsoft.com/office/drawing/2016/5/10/chartex" xmlns:cx5="http://schemas.microsoft.com/office/drawing/2016/5/11/chartex" xmlns:cx6="http://schemas.microsoft.com/office/drawing/2016/5/12/chartex" xmlns:cx7="http://schemas.microsoft.com/office/drawing/2016/5/13/chartex" xmlns:cx8="http://schemas.microsoft.com/office/drawing/2016/5/14/chartex" xmlns:mc="http://schemas.openxmlformats.org/markup-compatibility/2006" xmlns:aink="http://schemas.microsoft.com/office/drawing/2016/ink" xmlns:am3d="http://schemas.microsoft.com/office/drawing/2017/model3d" xmlns:o="urn:schemas-microsoft-com:office:office" xmlns:oel="http://schemas.microsoft.com/office/2019/extlst" xmlns:r="http://schemas.openxmlformats.org/officeDocument/2006/relationships" xmlns:m="http://schemas.openxmlformats.org/officeDocument/2006/math" xmlns:v="urn:schemas-microsoft-com:vml" xmlns:wp14="http://schemas.microsoft.com/office/word/2010/wordprocessingDrawing" xmlns:wp="http://schemas.openxmlformats.org/drawingml/2006/wordprocessingDrawing" xmlns:w10="urn:schemas-microsoft-com:office:word" xmlns:w="http://schemas.openxmlformats.org/wordprocessingml/2006/main" xmlns:w14="http://schemas.microsoft.com/office/word/2010/wordml" xmlns:w15="http://schemas.microsoft.com/office/word/2012/wordml" xmlns:w16cei="http://schemas.microsoft.com/office/word/2026/wordml/cei" xmlns:w16cex="http://schemas.microsoft.com/office/word/2018/wordml/cex" xmlns:w16cid="http://schemas.microsoft.com/office/word/2016/wordml/cid" xmlns:w16="http://schemas.microsoft.com/office/word/2018/wordml" xmlns:w16du="http://schemas.microsoft.com/office/word/2023/wordml/word16du" xmlns:w16sdtdh="http://schemas.microsoft.com/office/word/2020/wordml/sdtdatahash" xmlns:w16sdtfl="http://schemas.microsoft.com/office/word/2024/wordml/sdtformatlock" xmlns:w16se="http://schemas.microsoft.com/office/word/2015/wordml/symex" xmlns:wpg="http://schemas.microsoft.com/office/word/2010/wordprocessingGroup" xmlns:wpi="http://schemas.microsoft.com/office/word/2010/wordprocessingInk" xmlns:wne="http://schemas.microsoft.com/office/word/2006/wordml" xmlns:wps="http://schemas.microsoft.com/office/word/2010/wordprocessingShape" mc:Ignorable="w14 w15 w16se w16cid w16 w16cex w16sdtdh w16sdtfl w16du wp14">
   <w:endnote w:type="separator" w:id="-1">
     <w:p>
       <w:r>
@@ -16880,7 +15398,7 @@
 </file>
 
 <file path=word/footer1.xml><?xml version="1.0" encoding="utf-8"?>
-<w:ftr xmlns:wpc="http://schemas.microsoft.com/office/word/2010/wordprocessingCanvas" xmlns:cx="http://schemas.microsoft.com/office/drawing/2014/chartex" xmlns:cx1="http://schemas.microsoft.com/office/drawing/2015/9/8/chartex" xmlns:cx2="http://schemas.microsoft.com/office/drawing/2015/10/21/chartex" xmlns:cx3="http://schemas.microsoft.com/office/drawing/2016/5/9/chartex" xmlns:cx4="http://schemas.microsoft.com/office/drawing/2016/5/10/chartex" xmlns:cx5="http://schemas.microsoft.com/office/drawing/2016/5/11/chartex" xmlns:cx6="http://schemas.microsoft.com/office/drawing/2016/5/12/chartex" xmlns:cx7="http://schemas.microsoft.com/office/drawing/2016/5/13/chartex" xmlns:cx8="http://schemas.microsoft.com/office/drawing/2016/5/14/chartex" xmlns:mc="http://schemas.openxmlformats.org/markup-compatibility/2006" xmlns:aink="http://schemas.microsoft.com/office/drawing/2016/ink" xmlns:am3d="http://schemas.microsoft.com/office/drawing/2017/model3d" xmlns:o="urn:schemas-microsoft-com:office:office" xmlns:oel="http://schemas.microsoft.com/office/2019/extlst" xmlns:r="http://schemas.openxmlformats.org/officeDocument/2006/relationships" xmlns:m="http://schemas.openxmlformats.org/officeDocument/2006/math" xmlns:v="urn:schemas-microsoft-com:vml" xmlns:wp14="http://schemas.microsoft.com/office/word/2010/wordprocessingDrawing" xmlns:wp="http://schemas.openxmlformats.org/drawingml/2006/wordprocessingDrawing" xmlns:w10="urn:schemas-microsoft-com:office:word" xmlns:w="http://schemas.openxmlformats.org/wordprocessingml/2006/main" xmlns:w14="http://schemas.microsoft.com/office/word/2010/wordml" xmlns:w15="http://schemas.microsoft.com/office/word/2012/wordml" xmlns:w16cex="http://schemas.microsoft.com/office/word/2018/wordml/cex" xmlns:w16cid="http://schemas.microsoft.com/office/word/2016/wordml/cid" xmlns:w16="http://schemas.microsoft.com/office/word/2018/wordml" xmlns:w16du="http://schemas.microsoft.com/office/word/2023/wordml/word16du" xmlns:w16sdtdh="http://schemas.microsoft.com/office/word/2020/wordml/sdtdatahash" xmlns:w16sdtfl="http://schemas.microsoft.com/office/word/2024/wordml/sdtformatlock" xmlns:w16se="http://schemas.microsoft.com/office/word/2015/wordml/symex" xmlns:wpg="http://schemas.microsoft.com/office/word/2010/wordprocessingGroup" xmlns:wpi="http://schemas.microsoft.com/office/word/2010/wordprocessingInk" xmlns:wne="http://schemas.microsoft.com/office/word/2006/wordml" xmlns:wps="http://schemas.microsoft.com/office/word/2010/wordprocessingShape" mc:Ignorable="w14 w15 w16se w16cid w16 w16cex w16sdtdh w16sdtfl w16du wp14">
+<w:ftr xmlns:wpc="http://schemas.microsoft.com/office/word/2010/wordprocessingCanvas" xmlns:cx="http://schemas.microsoft.com/office/drawing/2014/chartex" xmlns:cx1="http://schemas.microsoft.com/office/drawing/2015/9/8/chartex" xmlns:cx2="http://schemas.microsoft.com/office/drawing/2015/10/21/chartex" xmlns:cx3="http://schemas.microsoft.com/office/drawing/2016/5/9/chartex" xmlns:cx4="http://schemas.microsoft.com/office/drawing/2016/5/10/chartex" xmlns:cx5="http://schemas.microsoft.com/office/drawing/2016/5/11/chartex" xmlns:cx6="http://schemas.microsoft.com/office/drawing/2016/5/12/chartex" xmlns:cx7="http://schemas.microsoft.com/office/drawing/2016/5/13/chartex" xmlns:cx8="http://schemas.microsoft.com/office/drawing/2016/5/14/chartex" xmlns:mc="http://schemas.openxmlformats.org/markup-compatibility/2006" xmlns:aink="http://schemas.microsoft.com/office/drawing/2016/ink" xmlns:am3d="http://schemas.microsoft.com/office/drawing/2017/model3d" xmlns:o="urn:schemas-microsoft-com:office:office" xmlns:oel="http://schemas.microsoft.com/office/2019/extlst" xmlns:r="http://schemas.openxmlformats.org/officeDocument/2006/relationships" xmlns:m="http://schemas.openxmlformats.org/officeDocument/2006/math" xmlns:v="urn:schemas-microsoft-com:vml" xmlns:wp14="http://schemas.microsoft.com/office/word/2010/wordprocessingDrawing" xmlns:wp="http://schemas.openxmlformats.org/drawingml/2006/wordprocessingDrawing" xmlns:w10="urn:schemas-microsoft-com:office:word" xmlns:w="http://schemas.openxmlformats.org/wordprocessingml/2006/main" xmlns:w14="http://schemas.microsoft.com/office/word/2010/wordml" xmlns:w15="http://schemas.microsoft.com/office/word/2012/wordml" xmlns:w16cei="http://schemas.microsoft.com/office/word/2026/wordml/cei" xmlns:w16cex="http://schemas.microsoft.com/office/word/2018/wordml/cex" xmlns:w16cid="http://schemas.microsoft.com/office/word/2016/wordml/cid" xmlns:w16="http://schemas.microsoft.com/office/word/2018/wordml" xmlns:w16du="http://schemas.microsoft.com/office/word/2023/wordml/word16du" xmlns:w16sdtdh="http://schemas.microsoft.com/office/word/2020/wordml/sdtdatahash" xmlns:w16sdtfl="http://schemas.microsoft.com/office/word/2024/wordml/sdtformatlock" xmlns:w16se="http://schemas.microsoft.com/office/word/2015/wordml/symex" xmlns:wpg="http://schemas.microsoft.com/office/word/2010/wordprocessingGroup" xmlns:wpi="http://schemas.microsoft.com/office/word/2010/wordprocessingInk" xmlns:wne="http://schemas.microsoft.com/office/word/2006/wordml" xmlns:wps="http://schemas.microsoft.com/office/word/2010/wordprocessingShape" mc:Ignorable="w14 w15 w16se w16cid w16 w16cex w16sdtdh w16sdtfl w16du wp14">
   <w:p>
     <w:pPr>
       <w:pStyle w:val="Pieddepage"/>
@@ -16933,7 +15451,7 @@
 </file>
 
 <file path=word/footnotes.xml><?xml version="1.0" encoding="utf-8"?>
-<w:footnotes xmlns:wpc="http://schemas.microsoft.com/office/word/2010/wordprocessingCanvas" xmlns:cx="http://schemas.microsoft.com/office/drawing/2014/chartex" xmlns:cx1="http://schemas.microsoft.com/office/drawing/2015/9/8/chartex" xmlns:cx2="http://schemas.microsoft.com/office/drawing/2015/10/21/chartex" xmlns:cx3="http://schemas.microsoft.com/office/drawing/2016/5/9/chartex" xmlns:cx4="http://schemas.microsoft.com/office/drawing/2016/5/10/chartex" xmlns:cx5="http://schemas.microsoft.com/office/drawing/2016/5/11/chartex" xmlns:cx6="http://schemas.microsoft.com/office/drawing/2016/5/12/chartex" xmlns:cx7="http://schemas.microsoft.com/office/drawing/2016/5/13/chartex" xmlns:cx8="http://schemas.microsoft.com/office/drawing/2016/5/14/chartex" xmlns:mc="http://schemas.openxmlformats.org/markup-compatibility/2006" xmlns:aink="http://schemas.microsoft.com/office/drawing/2016/ink" xmlns:am3d="http://schemas.microsoft.com/office/drawing/2017/model3d" xmlns:o="urn:schemas-microsoft-com:office:office" xmlns:oel="http://schemas.microsoft.com/office/2019/extlst" xmlns:r="http://schemas.openxmlformats.org/officeDocument/2006/relationships" xmlns:m="http://schemas.openxmlformats.org/officeDocument/2006/math" xmlns:v="urn:schemas-microsoft-com:vml" xmlns:wp14="http://schemas.microsoft.com/office/word/2010/wordprocessingDrawing" xmlns:wp="http://schemas.openxmlformats.org/drawingml/2006/wordprocessingDrawing" xmlns:w10="urn:schemas-microsoft-com:office:word" xmlns:w="http://schemas.openxmlformats.org/wordprocessingml/2006/main" xmlns:w14="http://schemas.microsoft.com/office/word/2010/wordml" xmlns:w15="http://schemas.microsoft.com/office/word/2012/wordml" xmlns:w16cex="http://schemas.microsoft.com/office/word/2018/wordml/cex" xmlns:w16cid="http://schemas.microsoft.com/office/word/2016/wordml/cid" xmlns:w16="http://schemas.microsoft.com/office/word/2018/wordml" xmlns:w16du="http://schemas.microsoft.com/office/word/2023/wordml/word16du" xmlns:w16sdtdh="http://schemas.microsoft.com/office/word/2020/wordml/sdtdatahash" xmlns:w16sdtfl="http://schemas.microsoft.com/office/word/2024/wordml/sdtformatlock" xmlns:w16se="http://schemas.microsoft.com/office/word/2015/wordml/symex" xmlns:wpg="http://schemas.microsoft.com/office/word/2010/wordprocessingGroup" xmlns:wpi="http://schemas.microsoft.com/office/word/2010/wordprocessingInk" xmlns:wne="http://schemas.microsoft.com/office/word/2006/wordml" xmlns:wps="http://schemas.microsoft.com/office/word/2010/wordprocessingShape" mc:Ignorable="w14 w15 w16se w16cid w16 w16cex w16sdtdh w16sdtfl w16du wp14">
+<w:footnotes xmlns:wpc="http://schemas.microsoft.com/office/word/2010/wordprocessingCanvas" xmlns:cx="http://schemas.microsoft.com/office/drawing/2014/chartex" xmlns:cx1="http://schemas.microsoft.com/office/drawing/2015/9/8/chartex" xmlns:cx2="http://schemas.microsoft.com/office/drawing/2015/10/21/chartex" xmlns:cx3="http://schemas.microsoft.com/office/drawing/2016/5/9/chartex" xmlns:cx4="http://schemas.microsoft.com/office/drawing/2016/5/10/chartex" xmlns:cx5="http://schemas.microsoft.com/office/drawing/2016/5/11/chartex" xmlns:cx6="http://schemas.microsoft.com/office/drawing/2016/5/12/chartex" xmlns:cx7="http://schemas.microsoft.com/office/drawing/2016/5/13/chartex" xmlns:cx8="http://schemas.microsoft.com/office/drawing/2016/5/14/chartex" xmlns:mc="http://schemas.openxmlformats.org/markup-compatibility/2006" xmlns:aink="http://schemas.microsoft.com/office/drawing/2016/ink" xmlns:am3d="http://schemas.microsoft.com/office/drawing/2017/model3d" xmlns:o="urn:schemas-microsoft-com:office:office" xmlns:oel="http://schemas.microsoft.com/office/2019/extlst" xmlns:r="http://schemas.openxmlformats.org/officeDocument/2006/relationships" xmlns:m="http://schemas.openxmlformats.org/officeDocument/2006/math" xmlns:v="urn:schemas-microsoft-com:vml" xmlns:wp14="http://schemas.microsoft.com/office/word/2010/wordprocessingDrawing" xmlns:wp="http://schemas.openxmlformats.org/drawingml/2006/wordprocessingDrawing" xmlns:w10="urn:schemas-microsoft-com:office:word" xmlns:w="http://schemas.openxmlformats.org/wordprocessingml/2006/main" xmlns:w14="http://schemas.microsoft.com/office/word/2010/wordml" xmlns:w15="http://schemas.microsoft.com/office/word/2012/wordml" xmlns:w16cei="http://schemas.microsoft.com/office/word/2026/wordml/cei" xmlns:w16cex="http://schemas.microsoft.com/office/word/2018/wordml/cex" xmlns:w16cid="http://schemas.microsoft.com/office/word/2016/wordml/cid" xmlns:w16="http://schemas.microsoft.com/office/word/2018/wordml" xmlns:w16du="http://schemas.microsoft.com/office/word/2023/wordml/word16du" xmlns:w16sdtdh="http://schemas.microsoft.com/office/word/2020/wordml/sdtdatahash" xmlns:w16sdtfl="http://schemas.microsoft.com/office/word/2024/wordml/sdtformatlock" xmlns:w16se="http://schemas.microsoft.com/office/word/2015/wordml/symex" xmlns:wpg="http://schemas.microsoft.com/office/word/2010/wordprocessingGroup" xmlns:wpi="http://schemas.microsoft.com/office/word/2010/wordprocessingInk" xmlns:wne="http://schemas.microsoft.com/office/word/2006/wordml" xmlns:wps="http://schemas.microsoft.com/office/word/2010/wordprocessingShape" mc:Ignorable="w14 w15 w16se w16cid w16 w16cex w16sdtdh w16sdtfl w16du wp14">
   <w:footnote w:type="separator" w:id="-1">
     <w:p>
       <w:r>
@@ -16952,7 +15470,7 @@
 </file>
 
 <file path=word/header1.xml><?xml version="1.0" encoding="utf-8"?>
-<w:hdr xmlns:wpc="http://schemas.microsoft.com/office/word/2010/wordprocessingCanvas" xmlns:cx="http://schemas.microsoft.com/office/drawing/2014/chartex" xmlns:cx1="http://schemas.microsoft.com/office/drawing/2015/9/8/chartex" xmlns:cx2="http://schemas.microsoft.com/office/drawing/2015/10/21/chartex" xmlns:cx3="http://schemas.microsoft.com/office/drawing/2016/5/9/chartex" xmlns:cx4="http://schemas.microsoft.com/office/drawing/2016/5/10/chartex" xmlns:cx5="http://schemas.microsoft.com/office/drawing/2016/5/11/chartex" xmlns:cx6="http://schemas.microsoft.com/office/drawing/2016/5/12/chartex" xmlns:cx7="http://schemas.microsoft.com/office/drawing/2016/5/13/chartex" xmlns:cx8="http://schemas.microsoft.com/office/drawing/2016/5/14/chartex" xmlns:mc="http://schemas.openxmlformats.org/markup-compatibility/2006" xmlns:aink="http://schemas.microsoft.com/office/drawing/2016/ink" xmlns:am3d="http://schemas.microsoft.com/office/drawing/2017/model3d" xmlns:o="urn:schemas-microsoft-com:office:office" xmlns:oel="http://schemas.microsoft.com/office/2019/extlst" xmlns:r="http://schemas.openxmlformats.org/officeDocument/2006/relationships" xmlns:m="http://schemas.openxmlformats.org/officeDocument/2006/math" xmlns:v="urn:schemas-microsoft-com:vml" xmlns:wp14="http://schemas.microsoft.com/office/word/2010/wordprocessingDrawing" xmlns:wp="http://schemas.openxmlformats.org/drawingml/2006/wordprocessingDrawing" xmlns:w10="urn:schemas-microsoft-com:office:word" xmlns:w="http://schemas.openxmlformats.org/wordprocessingml/2006/main" xmlns:w14="http://schemas.microsoft.com/office/word/2010/wordml" xmlns:w15="http://schemas.microsoft.com/office/word/2012/wordml" xmlns:w16cex="http://schemas.microsoft.com/office/word/2018/wordml/cex" xmlns:w16cid="http://schemas.microsoft.com/office/word/2016/wordml/cid" xmlns:w16="http://schemas.microsoft.com/office/word/2018/wordml" xmlns:w16du="http://schemas.microsoft.com/office/word/2023/wordml/word16du" xmlns:w16sdtdh="http://schemas.microsoft.com/office/word/2020/wordml/sdtdatahash" xmlns:w16sdtfl="http://schemas.microsoft.com/office/word/2024/wordml/sdtformatlock" xmlns:w16se="http://schemas.microsoft.com/office/word/2015/wordml/symex" xmlns:wpg="http://schemas.microsoft.com/office/word/2010/wordprocessingGroup" xmlns:wpi="http://schemas.microsoft.com/office/word/2010/wordprocessingInk" xmlns:wne="http://schemas.microsoft.com/office/word/2006/wordml" xmlns:wps="http://schemas.microsoft.com/office/word/2010/wordprocessingShape" mc:Ignorable="w14 w15 w16se w16cid w16 w16cex w16sdtdh w16sdtfl w16du wp14">
+<w:hdr xmlns:wpc="http://schemas.microsoft.com/office/word/2010/wordprocessingCanvas" xmlns:cx="http://schemas.microsoft.com/office/drawing/2014/chartex" xmlns:cx1="http://schemas.microsoft.com/office/drawing/2015/9/8/chartex" xmlns:cx2="http://schemas.microsoft.com/office/drawing/2015/10/21/chartex" xmlns:cx3="http://schemas.microsoft.com/office/drawing/2016/5/9/chartex" xmlns:cx4="http://schemas.microsoft.com/office/drawing/2016/5/10/chartex" xmlns:cx5="http://schemas.microsoft.com/office/drawing/2016/5/11/chartex" xmlns:cx6="http://schemas.microsoft.com/office/drawing/2016/5/12/chartex" xmlns:cx7="http://schemas.microsoft.com/office/drawing/2016/5/13/chartex" xmlns:cx8="http://schemas.microsoft.com/office/drawing/2016/5/14/chartex" xmlns:mc="http://schemas.openxmlformats.org/markup-compatibility/2006" xmlns:aink="http://schemas.microsoft.com/office/drawing/2016/ink" xmlns:am3d="http://schemas.microsoft.com/office/drawing/2017/model3d" xmlns:o="urn:schemas-microsoft-com:office:office" xmlns:oel="http://schemas.microsoft.com/office/2019/extlst" xmlns:r="http://schemas.openxmlformats.org/officeDocument/2006/relationships" xmlns:m="http://schemas.openxmlformats.org/officeDocument/2006/math" xmlns:v="urn:schemas-microsoft-com:vml" xmlns:wp14="http://schemas.microsoft.com/office/word/2010/wordprocessingDrawing" xmlns:wp="http://schemas.openxmlformats.org/drawingml/2006/wordprocessingDrawing" xmlns:w10="urn:schemas-microsoft-com:office:word" xmlns:w="http://schemas.openxmlformats.org/wordprocessingml/2006/main" xmlns:w14="http://schemas.microsoft.com/office/word/2010/wordml" xmlns:w15="http://schemas.microsoft.com/office/word/2012/wordml" xmlns:w16cei="http://schemas.microsoft.com/office/word/2026/wordml/cei" xmlns:w16cex="http://schemas.microsoft.com/office/word/2018/wordml/cex" xmlns:w16cid="http://schemas.microsoft.com/office/word/2016/wordml/cid" xmlns:w16="http://schemas.microsoft.com/office/word/2018/wordml" xmlns:w16du="http://schemas.microsoft.com/office/word/2023/wordml/word16du" xmlns:w16sdtdh="http://schemas.microsoft.com/office/word/2020/wordml/sdtdatahash" xmlns:w16sdtfl="http://schemas.microsoft.com/office/word/2024/wordml/sdtformatlock" xmlns:w16se="http://schemas.microsoft.com/office/word/2015/wordml/symex" xmlns:wpg="http://schemas.microsoft.com/office/word/2010/wordprocessingGroup" xmlns:wpi="http://schemas.microsoft.com/office/word/2010/wordprocessingInk" xmlns:wne="http://schemas.microsoft.com/office/word/2006/wordml" xmlns:wps="http://schemas.microsoft.com/office/word/2010/wordprocessingShape" mc:Ignorable="w14 w15 w16se w16cid w16 w16cex w16sdtdh w16sdtfl w16du wp14">
   <w:p>
     <w:pPr>
       <w:pStyle w:val="En-tte"/>
@@ -16993,7 +15511,7 @@
 </file>
 
 <file path=word/numbering.xml><?xml version="1.0" encoding="utf-8"?>
-<w:numbering xmlns:wpc="http://schemas.microsoft.com/office/word/2010/wordprocessingCanvas" xmlns:cx="http://schemas.microsoft.com/office/drawing/2014/chartex" xmlns:cx1="http://schemas.microsoft.com/office/drawing/2015/9/8/chartex" xmlns:cx2="http://schemas.microsoft.com/office/drawing/2015/10/21/chartex" xmlns:cx3="http://schemas.microsoft.com/office/drawing/2016/5/9/chartex" xmlns:cx4="http://schemas.microsoft.com/office/drawing/2016/5/10/chartex" xmlns:cx5="http://schemas.microsoft.com/office/drawing/2016/5/11/chartex" xmlns:cx6="http://schemas.microsoft.com/office/drawing/2016/5/12/chartex" xmlns:cx7="http://schemas.microsoft.com/office/drawing/2016/5/13/chartex" xmlns:cx8="http://schemas.microsoft.com/office/drawing/2016/5/14/chartex" xmlns:mc="http://schemas.openxmlformats.org/markup-compatibility/2006" xmlns:aink="http://schemas.microsoft.com/office/drawing/2016/ink" xmlns:am3d="http://schemas.microsoft.com/office/drawing/2017/model3d" xmlns:o="urn:schemas-microsoft-com:office:office" xmlns:oel="http://schemas.microsoft.com/office/2019/extlst" xmlns:r="http://schemas.openxmlformats.org/officeDocument/2006/relationships" xmlns:m="http://schemas.openxmlformats.org/officeDocument/2006/math" xmlns:v="urn:schemas-microsoft-com:vml" xmlns:wp14="http://schemas.microsoft.com/office/word/2010/wordprocessingDrawing" xmlns:wp="http://schemas.openxmlformats.org/drawingml/2006/wordprocessingDrawing" xmlns:w10="urn:schemas-microsoft-com:office:word" xmlns:w="http://schemas.openxmlformats.org/wordprocessingml/2006/main" xmlns:w14="http://schemas.microsoft.com/office/word/2010/wordml" xmlns:w15="http://schemas.microsoft.com/office/word/2012/wordml" xmlns:w16cex="http://schemas.microsoft.com/office/word/2018/wordml/cex" xmlns:w16cid="http://schemas.microsoft.com/office/word/2016/wordml/cid" xmlns:w16="http://schemas.microsoft.com/office/word/2018/wordml" xmlns:w16du="http://schemas.microsoft.com/office/word/2023/wordml/word16du" xmlns:w16sdtdh="http://schemas.microsoft.com/office/word/2020/wordml/sdtdatahash" xmlns:w16sdtfl="http://schemas.microsoft.com/office/word/2024/wordml/sdtformatlock" xmlns:w16se="http://schemas.microsoft.com/office/word/2015/wordml/symex" xmlns:wpg="http://schemas.microsoft.com/office/word/2010/wordprocessingGroup" xmlns:wpi="http://schemas.microsoft.com/office/word/2010/wordprocessingInk" xmlns:wne="http://schemas.microsoft.com/office/word/2006/wordml" xmlns:wps="http://schemas.microsoft.com/office/word/2010/wordprocessingShape" mc:Ignorable="w14 w15 w16se w16cid w16 w16cex w16sdtdh w16sdtfl w16du wp14">
+<w:numbering xmlns:wpc="http://schemas.microsoft.com/office/word/2010/wordprocessingCanvas" xmlns:cx="http://schemas.microsoft.com/office/drawing/2014/chartex" xmlns:cx1="http://schemas.microsoft.com/office/drawing/2015/9/8/chartex" xmlns:cx2="http://schemas.microsoft.com/office/drawing/2015/10/21/chartex" xmlns:cx3="http://schemas.microsoft.com/office/drawing/2016/5/9/chartex" xmlns:cx4="http://schemas.microsoft.com/office/drawing/2016/5/10/chartex" xmlns:cx5="http://schemas.microsoft.com/office/drawing/2016/5/11/chartex" xmlns:cx6="http://schemas.microsoft.com/office/drawing/2016/5/12/chartex" xmlns:cx7="http://schemas.microsoft.com/office/drawing/2016/5/13/chartex" xmlns:cx8="http://schemas.microsoft.com/office/drawing/2016/5/14/chartex" xmlns:mc="http://schemas.openxmlformats.org/markup-compatibility/2006" xmlns:aink="http://schemas.microsoft.com/office/drawing/2016/ink" xmlns:am3d="http://schemas.microsoft.com/office/drawing/2017/model3d" xmlns:o="urn:schemas-microsoft-com:office:office" xmlns:oel="http://schemas.microsoft.com/office/2019/extlst" xmlns:r="http://schemas.openxmlformats.org/officeDocument/2006/relationships" xmlns:m="http://schemas.openxmlformats.org/officeDocument/2006/math" xmlns:v="urn:schemas-microsoft-com:vml" xmlns:wp14="http://schemas.microsoft.com/office/word/2010/wordprocessingDrawing" xmlns:wp="http://schemas.openxmlformats.org/drawingml/2006/wordprocessingDrawing" xmlns:w10="urn:schemas-microsoft-com:office:word" xmlns:w="http://schemas.openxmlformats.org/wordprocessingml/2006/main" xmlns:w14="http://schemas.microsoft.com/office/word/2010/wordml" xmlns:w15="http://schemas.microsoft.com/office/word/2012/wordml" xmlns:w16cei="http://schemas.microsoft.com/office/word/2026/wordml/cei" xmlns:w16cex="http://schemas.microsoft.com/office/word/2018/wordml/cex" xmlns:w16cid="http://schemas.microsoft.com/office/word/2016/wordml/cid" xmlns:w16="http://schemas.microsoft.com/office/word/2018/wordml" xmlns:w16du="http://schemas.microsoft.com/office/word/2023/wordml/word16du" xmlns:w16sdtdh="http://schemas.microsoft.com/office/word/2020/wordml/sdtdatahash" xmlns:w16sdtfl="http://schemas.microsoft.com/office/word/2024/wordml/sdtformatlock" xmlns:w16se="http://schemas.microsoft.com/office/word/2015/wordml/symex" xmlns:wpg="http://schemas.microsoft.com/office/word/2010/wordprocessingGroup" xmlns:wpi="http://schemas.microsoft.com/office/word/2010/wordprocessingInk" xmlns:wne="http://schemas.microsoft.com/office/word/2006/wordml" xmlns:wps="http://schemas.microsoft.com/office/word/2010/wordprocessingShape" mc:Ignorable="w14 w15 w16se w16cid w16 w16cex w16sdtdh w16sdtfl w16du wp14">
   <w:abstractNum w:abstractNumId="0" w15:restartNumberingAfterBreak="0">
     <w:nsid w:val="007B2E81"/>
     <w:multiLevelType w:val="multilevel"/>
@@ -22760,16 +21278,25 @@
 </file>
 
 <file path=customXml/item1.xml><?xml version="1.0" encoding="utf-8"?>
+<b:Sources xmlns:b="http://schemas.openxmlformats.org/officeDocument/2006/bibliography" xmlns="http://schemas.openxmlformats.org/officeDocument/2006/bibliography" SelectedStyle="\APASixthEditionOfficeOnline.xsl" StyleName="APA" Version="6"/>
+</file>
+
+<file path=customXml/item2.xml><?xml version="1.0" encoding="utf-8"?>
 <p:properties xmlns:p="http://schemas.microsoft.com/office/2006/metadata/properties" xmlns:xsi="http://www.w3.org/2001/XMLSchema-instance" xmlns:pc="http://schemas.microsoft.com/office/infopath/2007/PartnerControls">
   <documentManagement/>
 </p:properties>
 </file>
 
-<file path=customXml/item2.xml><?xml version="1.0" encoding="utf-8"?>
-<b:Sources xmlns:b="http://schemas.openxmlformats.org/officeDocument/2006/bibliography" xmlns="http://schemas.openxmlformats.org/officeDocument/2006/bibliography" SelectedStyle="\APASixthEditionOfficeOnline.xsl" StyleName="APA" Version="6"/>
+<file path=customXml/item3.xml><?xml version="1.0" encoding="utf-8"?>
+<?mso-contentType ?>
+<FormTemplates xmlns="http://schemas.microsoft.com/sharepoint/v3/contenttype/forms">
+  <Display>DocumentLibraryForm</Display>
+  <Edit>DocumentLibraryForm</Edit>
+  <New>DocumentLibraryForm</New>
+</FormTemplates>
 </file>
 
-<file path=customXml/item3.xml><?xml version="1.0" encoding="utf-8"?>
+<file path=customXml/item4.xml><?xml version="1.0" encoding="utf-8"?>
 <ct:contentTypeSchema xmlns:ct="http://schemas.microsoft.com/office/2006/metadata/contentType" xmlns:ma="http://schemas.microsoft.com/office/2006/metadata/properties/metaAttributes" ct:_="" ma:_="" ma:contentTypeName="Document" ma:contentTypeID="0x010100354AEAE9FD62D747A26A546E5B1B5735" ma:contentTypeVersion="7" ma:contentTypeDescription="Crée un document." ma:contentTypeScope="" ma:versionID="43b763fe9aa20b7a2976a5e019d82dbf">
   <xsd:schema xmlns:xsd="http://www.w3.org/2001/XMLSchema" xmlns:xs="http://www.w3.org/2001/XMLSchema" xmlns:p="http://schemas.microsoft.com/office/2006/metadata/properties" xmlns:ns2="071933db-0376-4694-9786-b56cb37c4ec2" targetNamespace="http://schemas.microsoft.com/office/2006/metadata/properties" ma:root="true" ma:fieldsID="d5c90ae6c1ec6ed317c9f5feddaf7a33" ns2:_="">
     <xsd:import namespace="071933db-0376-4694-9786-b56cb37c4ec2"/>
@@ -22933,16 +21460,15 @@
 </ct:contentTypeSchema>
 </file>
 
-<file path=customXml/item4.xml><?xml version="1.0" encoding="utf-8"?>
-<?mso-contentType ?>
-<FormTemplates xmlns="http://schemas.microsoft.com/sharepoint/v3/contenttype/forms">
-  <Display>DocumentLibraryForm</Display>
-  <Edit>DocumentLibraryForm</Edit>
-  <New>DocumentLibraryForm</New>
-</FormTemplates>
+<file path=customXml/itemProps1.xml><?xml version="1.0" encoding="utf-8"?>
+<ds:datastoreItem xmlns:ds="http://schemas.openxmlformats.org/officeDocument/2006/customXml" ds:itemID="{BA5DC8B6-1F73-4844-8DA8-B484D55D7FC3}">
+  <ds:schemaRefs>
+    <ds:schemaRef ds:uri="http://schemas.openxmlformats.org/officeDocument/2006/bibliography"/>
+  </ds:schemaRefs>
+</ds:datastoreItem>
 </file>
 
-<file path=customXml/itemProps1.xml><?xml version="1.0" encoding="utf-8"?>
+<file path=customXml/itemProps2.xml><?xml version="1.0" encoding="utf-8"?>
 <ds:datastoreItem xmlns:ds="http://schemas.openxmlformats.org/officeDocument/2006/customXml" ds:itemID="{2C36E056-BA2C-4A1F-9580-242C9B36FE70}">
   <ds:schemaRefs>
     <ds:schemaRef ds:uri="http://schemas.microsoft.com/office/2006/metadata/properties"/>
@@ -22951,15 +21477,15 @@
 </ds:datastoreItem>
 </file>
 
-<file path=customXml/itemProps2.xml><?xml version="1.0" encoding="utf-8"?>
-<ds:datastoreItem xmlns:ds="http://schemas.openxmlformats.org/officeDocument/2006/customXml" ds:itemID="{BA5DC8B6-1F73-4844-8DA8-B484D55D7FC3}">
+<file path=customXml/itemProps3.xml><?xml version="1.0" encoding="utf-8"?>
+<ds:datastoreItem xmlns:ds="http://schemas.openxmlformats.org/officeDocument/2006/customXml" ds:itemID="{F6194C16-5FE5-4670-BEC8-3D6DD9380312}">
   <ds:schemaRefs>
-    <ds:schemaRef ds:uri="http://schemas.openxmlformats.org/officeDocument/2006/bibliography"/>
+    <ds:schemaRef ds:uri="http://schemas.microsoft.com/sharepoint/v3/contenttype/forms"/>
   </ds:schemaRefs>
 </ds:datastoreItem>
 </file>
 
-<file path=customXml/itemProps3.xml><?xml version="1.0" encoding="utf-8"?>
+<file path=customXml/itemProps4.xml><?xml version="1.0" encoding="utf-8"?>
 <ds:datastoreItem xmlns:ds="http://schemas.openxmlformats.org/officeDocument/2006/customXml" ds:itemID="{5C3A06EC-DC03-4D65-AA15-C6B9D68C1ED0}">
   <ds:schemaRefs>
     <ds:schemaRef ds:uri="http://schemas.microsoft.com/office/2006/metadata/contentType"/>
@@ -22975,12 +21501,4 @@
     <ds:schemaRef ds:uri="http://schemas.microsoft.com/internal/obd"/>
   </ds:schemaRefs>
 </ds:datastoreItem>
-</file>
-
-<file path=customXml/itemProps4.xml><?xml version="1.0" encoding="utf-8"?>
-<ds:datastoreItem xmlns:ds="http://schemas.openxmlformats.org/officeDocument/2006/customXml" ds:itemID="{F6194C16-5FE5-4670-BEC8-3D6DD9380312}">
-  <ds:schemaRefs>
-    <ds:schemaRef ds:uri="http://schemas.microsoft.com/sharepoint/v3/contenttype/forms"/>
-  </ds:schemaRefs>
-</ds:datastoreItem>
 </file>
--- a/S01_Lab2_Instructions.docx
+++ b/S01_Lab2_Instructions.docx
@@ -125,6 +125,7 @@
       <w:r>
         <w:t xml:space="preserve">CRUD à partir de listes </w:t>
       </w:r>
+      <w:proofErr w:type="spellStart"/>
       <w:r>
         <w:rPr>
           <w:i/>
@@ -132,6 +133,7 @@
         </w:rPr>
         <w:t>ViewBag</w:t>
       </w:r>
+      <w:proofErr w:type="spellEnd"/>
     </w:p>
     <w:p>
       <w:pPr>
@@ -143,7 +145,15 @@
         <w:spacing w:before="0" w:after="160" w:line="259" w:lineRule="auto"/>
       </w:pPr>
       <w:r>
-        <w:t>FCT Create Zombie</w:t>
+        <w:t xml:space="preserve">FCT </w:t>
+      </w:r>
+      <w:proofErr w:type="spellStart"/>
+      <w:r>
+        <w:t>Create</w:t>
+      </w:r>
+      <w:proofErr w:type="spellEnd"/>
+      <w:r>
+        <w:t xml:space="preserve"> Zombie</w:t>
       </w:r>
     </w:p>
     <w:p>
@@ -156,7 +166,15 @@
         <w:spacing w:before="0" w:after="160" w:line="259" w:lineRule="auto"/>
       </w:pPr>
       <w:r>
-        <w:t xml:space="preserve">FCT Create Zombie </w:t>
+        <w:t xml:space="preserve">FCT </w:t>
+      </w:r>
+      <w:proofErr w:type="spellStart"/>
+      <w:r>
+        <w:t>Create</w:t>
+      </w:r>
+      <w:proofErr w:type="spellEnd"/>
+      <w:r>
+        <w:t xml:space="preserve"> Zombie </w:t>
       </w:r>
       <w:r>
         <w:t>Type</w:t>
@@ -207,6 +225,7 @@
       <w:r>
         <w:t xml:space="preserve">Erreur </w:t>
       </w:r>
+      <w:proofErr w:type="spellStart"/>
       <w:r>
         <w:rPr>
           <w:i/>
@@ -214,6 +233,7 @@
         </w:rPr>
         <w:t>span</w:t>
       </w:r>
+      <w:proofErr w:type="spellEnd"/>
     </w:p>
     <w:p>
       <w:pPr>
@@ -336,6 +356,7 @@
       <w:r>
         <w:t xml:space="preserve">appelée </w:t>
       </w:r>
+      <w:proofErr w:type="spellStart"/>
       <w:r>
         <w:rPr>
           <w:b/>
@@ -350,6 +371,7 @@
         </w:rPr>
         <w:t>ProjetDesign</w:t>
       </w:r>
+      <w:proofErr w:type="spellEnd"/>
     </w:p>
     <w:p>
       <w:pPr>
@@ -645,7 +667,39 @@
           <w:b/>
           <w:bCs/>
         </w:rPr>
-        <w:t xml:space="preserve">Application Web Asp Net Core </w:t>
+        <w:t xml:space="preserve">Application Web </w:t>
+      </w:r>
+      <w:proofErr w:type="spellStart"/>
+      <w:r>
+        <w:rPr>
+          <w:b/>
+          <w:bCs/>
+        </w:rPr>
+        <w:t>Asp</w:t>
+      </w:r>
+      <w:proofErr w:type="spellEnd"/>
+      <w:r>
+        <w:rPr>
+          <w:b/>
+          <w:bCs/>
+        </w:rPr>
+        <w:t xml:space="preserve"> Net </w:t>
+      </w:r>
+      <w:proofErr w:type="spellStart"/>
+      <w:r>
+        <w:rPr>
+          <w:b/>
+          <w:bCs/>
+        </w:rPr>
+        <w:t>Core</w:t>
+      </w:r>
+      <w:proofErr w:type="spellEnd"/>
+      <w:r>
+        <w:rPr>
+          <w:b/>
+          <w:bCs/>
+        </w:rPr>
+        <w:t xml:space="preserve"> </w:t>
       </w:r>
       <w:r>
         <w:rPr>
@@ -756,8 +810,17 @@
           <w:b/>
           <w:bCs/>
         </w:rPr>
-        <w:t xml:space="preserve"> ZombieParty</w:t>
-      </w:r>
+        <w:t xml:space="preserve"> </w:t>
+      </w:r>
+      <w:proofErr w:type="spellStart"/>
+      <w:r>
+        <w:rPr>
+          <w:b/>
+          <w:bCs/>
+        </w:rPr>
+        <w:t>ZombieParty</w:t>
+      </w:r>
+      <w:proofErr w:type="spellEnd"/>
     </w:p>
     <w:p>
       <w:pPr>
@@ -816,11 +879,16 @@
         </w:numPr>
         <w:spacing w:before="0" w:after="160" w:line="259" w:lineRule="auto"/>
       </w:pPr>
+      <w:proofErr w:type="gramStart"/>
       <w:r>
         <w:t>.</w:t>
       </w:r>
       <w:r>
-        <w:t xml:space="preserve">NET </w:t>
+        <w:t>NET</w:t>
+      </w:r>
+      <w:proofErr w:type="gramEnd"/>
+      <w:r>
+        <w:t xml:space="preserve"> </w:t>
       </w:r>
       <w:r>
         <w:t>8</w:t>
@@ -1029,10 +1097,18 @@
         <w:t>Exécutez le projet:</w:t>
       </w:r>
       <w:r>
-        <w:t xml:space="preserve"> Après avoir accepté le certificat et</w:t>
-      </w:r>
-      <w:r>
-        <w:t>c,</w:t>
+        <w:t xml:space="preserve"> Après avoir accepté le certificat </w:t>
+      </w:r>
+      <w:proofErr w:type="spellStart"/>
+      <w:r>
+        <w:t>et</w:t>
+      </w:r>
+      <w:r>
+        <w:t>c</w:t>
+      </w:r>
+      <w:proofErr w:type="spellEnd"/>
+      <w:r>
+        <w:t>,</w:t>
       </w:r>
       <w:r>
         <w:t xml:space="preserve"> la présentation de la page </w:t>
@@ -1229,12 +1305,21 @@
       <w:r>
         <w:t xml:space="preserve"> (</w:t>
       </w:r>
-      <w:r>
-        <w:rPr>
-          <w:b/>
-          <w:bCs/>
-        </w:rPr>
-        <w:t>FCT_ProjetDesign)</w:t>
+      <w:proofErr w:type="spellStart"/>
+      <w:r>
+        <w:rPr>
+          <w:b/>
+          <w:bCs/>
+        </w:rPr>
+        <w:t>FCT_ProjetDesign</w:t>
+      </w:r>
+      <w:proofErr w:type="spellEnd"/>
+      <w:r>
+        <w:rPr>
+          <w:b/>
+          <w:bCs/>
+        </w:rPr>
+        <w:t>)</w:t>
       </w:r>
     </w:p>
     <w:p>
@@ -1290,6 +1375,7 @@
       <w:r>
         <w:t xml:space="preserve">Faites passer les changements dans la section </w:t>
       </w:r>
+      <w:proofErr w:type="spellStart"/>
       <w:r>
         <w:rPr>
           <w:b/>
@@ -1297,6 +1383,7 @@
         </w:rPr>
         <w:t>Staged</w:t>
       </w:r>
+      <w:proofErr w:type="spellEnd"/>
     </w:p>
     <w:p>
       <w:pPr>
@@ -1422,6 +1509,7 @@
       <w:r>
         <w:t xml:space="preserve"> pour que ce soit accessible de </w:t>
       </w:r>
+      <w:proofErr w:type="spellStart"/>
       <w:r>
         <w:rPr>
           <w:b/>
@@ -1429,6 +1517,7 @@
         </w:rPr>
         <w:t>Github</w:t>
       </w:r>
+      <w:proofErr w:type="spellEnd"/>
       <w:r>
         <w:t xml:space="preserve">. </w:t>
       </w:r>
@@ -1468,6 +1557,7 @@
       <w:r>
         <w:t>(</w:t>
       </w:r>
+      <w:proofErr w:type="spellStart"/>
       <w:r>
         <w:rPr>
           <w:b/>
@@ -1475,6 +1565,7 @@
         </w:rPr>
         <w:t>Remote</w:t>
       </w:r>
+      <w:proofErr w:type="spellEnd"/>
       <w:r>
         <w:rPr>
           <w:b/>
@@ -1543,6 +1634,7 @@
       <w:r>
         <w:t xml:space="preserve"> </w:t>
       </w:r>
+      <w:proofErr w:type="spellStart"/>
       <w:r>
         <w:rPr>
           <w:b/>
@@ -1550,6 +1642,7 @@
         </w:rPr>
         <w:t>Remote</w:t>
       </w:r>
+      <w:proofErr w:type="spellEnd"/>
     </w:p>
     <w:p>
       <w:pPr>
@@ -1565,12 +1658,21 @@
       <w:r>
         <w:t xml:space="preserve">NOTE: Vous pourriez faire plusieurs </w:t>
       </w:r>
-      <w:r>
-        <w:rPr>
-          <w:b/>
-          <w:bCs/>
-        </w:rPr>
-        <w:t xml:space="preserve">commits, </w:t>
+      <w:proofErr w:type="spellStart"/>
+      <w:r>
+        <w:rPr>
+          <w:b/>
+          <w:bCs/>
+        </w:rPr>
+        <w:t>commits</w:t>
+      </w:r>
+      <w:proofErr w:type="spellEnd"/>
+      <w:r>
+        <w:rPr>
+          <w:b/>
+          <w:bCs/>
+        </w:rPr>
+        <w:t xml:space="preserve">, </w:t>
       </w:r>
       <w:r>
         <w:t xml:space="preserve">et faire un </w:t>
@@ -1583,7 +1685,15 @@
         <w:t>Push</w:t>
       </w:r>
       <w:r>
-        <w:t xml:space="preserve"> avec tous les commits. Conseil: </w:t>
+        <w:t xml:space="preserve"> avec tous les </w:t>
+      </w:r>
+      <w:proofErr w:type="spellStart"/>
+      <w:r>
+        <w:t>commits</w:t>
+      </w:r>
+      <w:proofErr w:type="spellEnd"/>
+      <w:r>
+        <w:t xml:space="preserve">. Conseil: </w:t>
       </w:r>
       <w:r>
         <w:rPr>
@@ -1753,6 +1863,7 @@
       <w:r>
         <w:t xml:space="preserve">Dans votre dossier de Solution/Projet </w:t>
       </w:r>
+      <w:proofErr w:type="spellStart"/>
       <w:r>
         <w:rPr>
           <w:b/>
@@ -1760,6 +1871,7 @@
         </w:rPr>
         <w:t>ZombieParty</w:t>
       </w:r>
+      <w:proofErr w:type="spellEnd"/>
       <w:r>
         <w:t>:</w:t>
       </w:r>
@@ -1806,6 +1918,7 @@
       <w:r>
         <w:t xml:space="preserve">) et son contenu dans votre dossier </w:t>
       </w:r>
+      <w:proofErr w:type="spellStart"/>
       <w:r>
         <w:rPr>
           <w:b/>
@@ -1813,6 +1926,7 @@
         </w:rPr>
         <w:t>wwwroot</w:t>
       </w:r>
+      <w:proofErr w:type="spellEnd"/>
       <w:r>
         <w:t>.</w:t>
       </w:r>
@@ -1918,12 +2032,21 @@
       <w:r>
         <w:t xml:space="preserve">Remplacez le fichier </w:t>
       </w:r>
-      <w:r>
-        <w:rPr>
-          <w:b/>
-          <w:bCs/>
-        </w:rPr>
-        <w:t xml:space="preserve">wwwroot/favicon.ico </w:t>
+      <w:proofErr w:type="spellStart"/>
+      <w:r>
+        <w:rPr>
+          <w:b/>
+          <w:bCs/>
+        </w:rPr>
+        <w:t>wwwroot</w:t>
+      </w:r>
+      <w:proofErr w:type="spellEnd"/>
+      <w:r>
+        <w:rPr>
+          <w:b/>
+          <w:bCs/>
+        </w:rPr>
+        <w:t xml:space="preserve">/favicon.ico </w:t>
       </w:r>
       <w:r>
         <w:t xml:space="preserve">par celui contenu dans </w:t>
@@ -1974,6 +2097,7 @@
       <w:r>
         <w:t xml:space="preserve">Dans votre dossier de Solution/Projet </w:t>
       </w:r>
+      <w:proofErr w:type="spellStart"/>
       <w:r>
         <w:rPr>
           <w:b/>
@@ -1981,6 +2105,7 @@
         </w:rPr>
         <w:t>ZombieParty</w:t>
       </w:r>
+      <w:proofErr w:type="spellEnd"/>
       <w:r>
         <w:t>:</w:t>
       </w:r>
@@ -2000,12 +2125,37 @@
       <w:r>
         <w:t xml:space="preserve"> </w:t>
       </w:r>
-      <w:r>
-        <w:rPr>
-          <w:b/>
-          <w:bCs/>
-        </w:rPr>
-        <w:t>wwwroot/css/</w:t>
+      <w:proofErr w:type="spellStart"/>
+      <w:r>
+        <w:rPr>
+          <w:b/>
+          <w:bCs/>
+        </w:rPr>
+        <w:t>wwwroot</w:t>
+      </w:r>
+      <w:proofErr w:type="spellEnd"/>
+      <w:r>
+        <w:rPr>
+          <w:b/>
+          <w:bCs/>
+        </w:rPr>
+        <w:t>/</w:t>
+      </w:r>
+      <w:proofErr w:type="spellStart"/>
+      <w:r>
+        <w:rPr>
+          <w:b/>
+          <w:bCs/>
+        </w:rPr>
+        <w:t>css</w:t>
+      </w:r>
+      <w:proofErr w:type="spellEnd"/>
+      <w:r>
+        <w:rPr>
+          <w:b/>
+          <w:bCs/>
+        </w:rPr>
+        <w:t>/</w:t>
       </w:r>
       <w:r>
         <w:rPr>
@@ -2125,8 +2275,17 @@
           <w:b/>
           <w:bCs/>
         </w:rPr>
-        <w:t>Bootstrap/bootswatch</w:t>
-      </w:r>
+        <w:t>Bootstrap/</w:t>
+      </w:r>
+      <w:proofErr w:type="spellStart"/>
+      <w:r>
+        <w:rPr>
+          <w:b/>
+          <w:bCs/>
+        </w:rPr>
+        <w:t>bootswatch</w:t>
+      </w:r>
+      <w:proofErr w:type="spellEnd"/>
     </w:p>
     <w:p>
       <w:pPr>
@@ -2151,19 +2310,7 @@
           <w:rPr>
             <w:rStyle w:val="Lienhypertexte"/>
           </w:rPr>
-          <w:t>Bootswat</w:t>
-        </w:r>
-        <w:r>
-          <w:rPr>
-            <w:rStyle w:val="Lienhypertexte"/>
-          </w:rPr>
-          <w:t>c</w:t>
-        </w:r>
-        <w:r>
-          <w:rPr>
-            <w:rStyle w:val="Lienhypertexte"/>
-          </w:rPr>
-          <w:t>h.com</w:t>
+          <w:t>Bootswatch.com</w:t>
         </w:r>
       </w:hyperlink>
     </w:p>
@@ -2260,7 +2407,7 @@
           <w:noProof/>
         </w:rPr>
         <w:drawing>
-          <wp:inline distT="0" distB="0" distL="0" distR="0" wp14:anchorId="2A3568C3" wp14:editId="49D6AB3E">
+          <wp:inline distT="0" distB="0" distL="0" distR="0" wp14:anchorId="2A3568C3" wp14:editId="1F4A7297">
             <wp:extent cx="1722213" cy="644379"/>
             <wp:effectExtent l="0" t="0" r="0" b="3810"/>
             <wp:docPr id="8" name="Image 8"/>
@@ -2333,26 +2480,69 @@
       <w:r>
         <w:t xml:space="preserve"> le fichier </w:t>
       </w:r>
-      <w:r>
-        <w:rPr>
-          <w:b/>
-          <w:bCs/>
-        </w:rPr>
-        <w:t>wwwroot/lib/</w:t>
-      </w:r>
-      <w:r>
-        <w:rPr>
-          <w:b/>
-          <w:bCs/>
-        </w:rPr>
-        <w:t>bootstrap/</w:t>
-      </w:r>
-      <w:r>
-        <w:rPr>
-          <w:b/>
-          <w:bCs/>
-        </w:rPr>
-        <w:t>dist/css/bootstrap.css</w:t>
+      <w:proofErr w:type="spellStart"/>
+      <w:r>
+        <w:rPr>
+          <w:b/>
+          <w:bCs/>
+        </w:rPr>
+        <w:t>wwwroot</w:t>
+      </w:r>
+      <w:proofErr w:type="spellEnd"/>
+      <w:r>
+        <w:rPr>
+          <w:b/>
+          <w:bCs/>
+        </w:rPr>
+        <w:t>/lib/</w:t>
+      </w:r>
+      <w:proofErr w:type="spellStart"/>
+      <w:r>
+        <w:rPr>
+          <w:b/>
+          <w:bCs/>
+        </w:rPr>
+        <w:t>bootstrap</w:t>
+      </w:r>
+      <w:proofErr w:type="spellEnd"/>
+      <w:r>
+        <w:rPr>
+          <w:b/>
+          <w:bCs/>
+        </w:rPr>
+        <w:t>/</w:t>
+      </w:r>
+      <w:proofErr w:type="spellStart"/>
+      <w:r>
+        <w:rPr>
+          <w:b/>
+          <w:bCs/>
+        </w:rPr>
+        <w:t>dist</w:t>
+      </w:r>
+      <w:proofErr w:type="spellEnd"/>
+      <w:r>
+        <w:rPr>
+          <w:b/>
+          <w:bCs/>
+        </w:rPr>
+        <w:t>/</w:t>
+      </w:r>
+      <w:proofErr w:type="spellStart"/>
+      <w:r>
+        <w:rPr>
+          <w:b/>
+          <w:bCs/>
+        </w:rPr>
+        <w:t>css</w:t>
+      </w:r>
+      <w:proofErr w:type="spellEnd"/>
+      <w:r>
+        <w:rPr>
+          <w:b/>
+          <w:bCs/>
+        </w:rPr>
+        <w:t>/bootstrap.css</w:t>
       </w:r>
       <w:r>
         <w:rPr>
@@ -2448,7 +2638,23 @@
         <w:spacing w:before="0" w:after="160" w:line="259" w:lineRule="auto"/>
       </w:pPr>
       <w:r>
-        <w:t>Sur le site de Bootswatch, allez voir Preview du modèle choisi</w:t>
+        <w:t xml:space="preserve">Sur le site de </w:t>
+      </w:r>
+      <w:proofErr w:type="spellStart"/>
+      <w:r>
+        <w:t>Bootswatch</w:t>
+      </w:r>
+      <w:proofErr w:type="spellEnd"/>
+      <w:r>
+        <w:t xml:space="preserve">, allez voir </w:t>
+      </w:r>
+      <w:proofErr w:type="spellStart"/>
+      <w:r>
+        <w:t>Preview</w:t>
+      </w:r>
+      <w:proofErr w:type="spellEnd"/>
+      <w:r>
+        <w:t xml:space="preserve"> du modèle choisi</w:t>
       </w:r>
       <w:r>
         <w:t xml:space="preserve"> afin de découvrir pourquoi..</w:t>
@@ -2647,7 +2853,23 @@
           <w:bCs/>
         </w:rPr>
         <w:lastRenderedPageBreak/>
-        <w:t>Modifier _Layout,</w:t>
+        <w:t>Modifier _</w:t>
+      </w:r>
+      <w:proofErr w:type="spellStart"/>
+      <w:r>
+        <w:rPr>
+          <w:b/>
+          <w:bCs/>
+        </w:rPr>
+        <w:t>Layout</w:t>
+      </w:r>
+      <w:proofErr w:type="spellEnd"/>
+      <w:r>
+        <w:rPr>
+          <w:b/>
+          <w:bCs/>
+        </w:rPr>
+        <w:t>,</w:t>
       </w:r>
       <w:r>
         <w:rPr>
@@ -2675,22 +2897,72 @@
       <w:r>
         <w:t xml:space="preserve">Dans </w:t>
       </w:r>
-      <w:r>
-        <w:rPr>
-          <w:b/>
-          <w:bCs/>
-        </w:rPr>
-        <w:t xml:space="preserve">Views/Shared/_Layout, </w:t>
+      <w:proofErr w:type="spellStart"/>
+      <w:r>
+        <w:rPr>
+          <w:b/>
+          <w:bCs/>
+        </w:rPr>
+        <w:t>Views</w:t>
+      </w:r>
+      <w:proofErr w:type="spellEnd"/>
+      <w:r>
+        <w:rPr>
+          <w:b/>
+          <w:bCs/>
+        </w:rPr>
+        <w:t>/</w:t>
+      </w:r>
+      <w:proofErr w:type="spellStart"/>
+      <w:r>
+        <w:rPr>
+          <w:b/>
+          <w:bCs/>
+        </w:rPr>
+        <w:t>Shared</w:t>
+      </w:r>
+      <w:proofErr w:type="spellEnd"/>
+      <w:r>
+        <w:rPr>
+          <w:b/>
+          <w:bCs/>
+        </w:rPr>
+        <w:t>/_</w:t>
+      </w:r>
+      <w:proofErr w:type="spellStart"/>
+      <w:r>
+        <w:rPr>
+          <w:b/>
+          <w:bCs/>
+        </w:rPr>
+        <w:t>Layout</w:t>
+      </w:r>
+      <w:proofErr w:type="spellEnd"/>
+      <w:r>
+        <w:rPr>
+          <w:b/>
+          <w:bCs/>
+        </w:rPr>
+        <w:t xml:space="preserve">, </w:t>
       </w:r>
       <w:r>
         <w:t xml:space="preserve">remplacez les deux classes de la </w:t>
       </w:r>
-      <w:r>
-        <w:rPr>
-          <w:b/>
-          <w:bCs/>
-        </w:rPr>
-        <w:t>nav bar:</w:t>
+      <w:proofErr w:type="spellStart"/>
+      <w:r>
+        <w:rPr>
+          <w:b/>
+          <w:bCs/>
+        </w:rPr>
+        <w:t>nav</w:t>
+      </w:r>
+      <w:proofErr w:type="spellEnd"/>
+      <w:r>
+        <w:rPr>
+          <w:b/>
+          <w:bCs/>
+        </w:rPr>
+        <w:t xml:space="preserve"> bar:</w:t>
       </w:r>
     </w:p>
     <w:p>
@@ -2702,13 +2974,25 @@
         </w:numPr>
         <w:spacing w:before="0" w:after="160" w:line="259" w:lineRule="auto"/>
       </w:pPr>
+      <w:proofErr w:type="spellStart"/>
+      <w:proofErr w:type="gramStart"/>
       <w:r>
         <w:rPr>
           <w:rFonts w:ascii="Consolas" w:hAnsi="Consolas" w:cs="Consolas"/>
           <w:sz w:val="19"/>
           <w:szCs w:val="19"/>
         </w:rPr>
-        <w:t>navbar-light</w:t>
+        <w:t>navbar</w:t>
+      </w:r>
+      <w:proofErr w:type="spellEnd"/>
+      <w:proofErr w:type="gramEnd"/>
+      <w:r>
+        <w:rPr>
+          <w:rFonts w:ascii="Consolas" w:hAnsi="Consolas" w:cs="Consolas"/>
+          <w:sz w:val="19"/>
+          <w:szCs w:val="19"/>
+        </w:rPr>
+        <w:t>-light</w:t>
       </w:r>
     </w:p>
     <w:p>
@@ -2720,13 +3004,25 @@
         </w:numPr>
         <w:spacing w:before="0" w:after="160" w:line="259" w:lineRule="auto"/>
       </w:pPr>
+      <w:proofErr w:type="spellStart"/>
+      <w:proofErr w:type="gramStart"/>
       <w:r>
         <w:rPr>
           <w:rFonts w:ascii="Consolas" w:hAnsi="Consolas" w:cs="Consolas"/>
           <w:sz w:val="19"/>
           <w:szCs w:val="19"/>
         </w:rPr>
-        <w:t>bg-white</w:t>
+        <w:t>bg</w:t>
+      </w:r>
+      <w:proofErr w:type="spellEnd"/>
+      <w:proofErr w:type="gramEnd"/>
+      <w:r>
+        <w:rPr>
+          <w:rFonts w:ascii="Consolas" w:hAnsi="Consolas" w:cs="Consolas"/>
+          <w:sz w:val="19"/>
+          <w:szCs w:val="19"/>
+        </w:rPr>
+        <w:t>-white</w:t>
       </w:r>
     </w:p>
     <w:p>
@@ -2754,22 +3050,34 @@
         </w:numPr>
         <w:spacing w:before="0" w:after="160" w:line="259" w:lineRule="auto"/>
       </w:pPr>
+      <w:proofErr w:type="spellStart"/>
+      <w:proofErr w:type="gramStart"/>
       <w:r>
         <w:rPr>
           <w:rFonts w:ascii="Consolas" w:hAnsi="Consolas" w:cs="Consolas"/>
           <w:sz w:val="19"/>
           <w:szCs w:val="19"/>
         </w:rPr>
-        <w:t>navbar-</w:t>
-      </w:r>
+        <w:t>navbar</w:t>
+      </w:r>
+      <w:proofErr w:type="gramEnd"/>
       <w:r>
         <w:rPr>
           <w:rFonts w:ascii="Consolas" w:hAnsi="Consolas" w:cs="Consolas"/>
           <w:sz w:val="19"/>
           <w:szCs w:val="19"/>
         </w:rPr>
+        <w:t>-</w:t>
+      </w:r>
+      <w:r>
+        <w:rPr>
+          <w:rFonts w:ascii="Consolas" w:hAnsi="Consolas" w:cs="Consolas"/>
+          <w:sz w:val="19"/>
+          <w:szCs w:val="19"/>
+        </w:rPr>
         <w:t>dark</w:t>
       </w:r>
+      <w:proofErr w:type="spellEnd"/>
     </w:p>
     <w:p>
       <w:pPr>
@@ -2780,22 +3088,34 @@
         </w:numPr>
         <w:spacing w:before="0" w:after="160" w:line="259" w:lineRule="auto"/>
       </w:pPr>
+      <w:proofErr w:type="spellStart"/>
+      <w:proofErr w:type="gramStart"/>
       <w:r>
         <w:rPr>
           <w:rFonts w:ascii="Consolas" w:hAnsi="Consolas" w:cs="Consolas"/>
           <w:sz w:val="19"/>
           <w:szCs w:val="19"/>
         </w:rPr>
-        <w:t>bg-</w:t>
-      </w:r>
+        <w:t>bg</w:t>
+      </w:r>
+      <w:proofErr w:type="gramEnd"/>
       <w:r>
         <w:rPr>
           <w:rFonts w:ascii="Consolas" w:hAnsi="Consolas" w:cs="Consolas"/>
           <w:sz w:val="19"/>
           <w:szCs w:val="19"/>
         </w:rPr>
+        <w:t>-</w:t>
+      </w:r>
+      <w:r>
+        <w:rPr>
+          <w:rFonts w:ascii="Consolas" w:hAnsi="Consolas" w:cs="Consolas"/>
+          <w:sz w:val="19"/>
+          <w:szCs w:val="19"/>
+        </w:rPr>
         <w:t>primary</w:t>
       </w:r>
+      <w:proofErr w:type="spellEnd"/>
     </w:p>
     <w:p>
       <w:pPr>
@@ -2872,7 +3192,15 @@
         <w:t xml:space="preserve"> le nom de l’application </w:t>
       </w:r>
       <w:r>
-        <w:t>(ZombieParty)</w:t>
+        <w:t>(</w:t>
+      </w:r>
+      <w:proofErr w:type="spellStart"/>
+      <w:r>
+        <w:t>ZombieParty</w:t>
+      </w:r>
+      <w:proofErr w:type="spellEnd"/>
+      <w:r>
+        <w:t>)</w:t>
       </w:r>
       <w:r>
         <w:t xml:space="preserve"> </w:t>
@@ -2880,12 +3208,21 @@
       <w:r>
         <w:t xml:space="preserve">dans le coin gauche de la </w:t>
       </w:r>
-      <w:r>
-        <w:rPr>
-          <w:b/>
-          <w:bCs/>
-        </w:rPr>
-        <w:t>nav bar</w:t>
+      <w:proofErr w:type="spellStart"/>
+      <w:r>
+        <w:rPr>
+          <w:b/>
+          <w:bCs/>
+        </w:rPr>
+        <w:t>nav</w:t>
+      </w:r>
+      <w:proofErr w:type="spellEnd"/>
+      <w:r>
+        <w:rPr>
+          <w:b/>
+          <w:bCs/>
+        </w:rPr>
+        <w:t xml:space="preserve"> bar</w:t>
       </w:r>
       <w:r>
         <w:rPr>
@@ -2902,11 +3239,32 @@
           <w:b/>
           <w:bCs/>
         </w:rPr>
-        <w:t xml:space="preserve">images/imagesLayout/tile.png </w:t>
-      </w:r>
-      <w:r>
-        <w:t>(balise img</w:t>
-      </w:r>
+        <w:t>images/</w:t>
+      </w:r>
+      <w:proofErr w:type="spellStart"/>
+      <w:r>
+        <w:rPr>
+          <w:b/>
+          <w:bCs/>
+        </w:rPr>
+        <w:t>imagesLayout</w:t>
+      </w:r>
+      <w:proofErr w:type="spellEnd"/>
+      <w:r>
+        <w:rPr>
+          <w:b/>
+          <w:bCs/>
+        </w:rPr>
+        <w:t xml:space="preserve">/tile.png </w:t>
+      </w:r>
+      <w:r>
+        <w:t xml:space="preserve">(balise </w:t>
+      </w:r>
+      <w:proofErr w:type="spellStart"/>
+      <w:r>
+        <w:t>img</w:t>
+      </w:r>
+      <w:proofErr w:type="spellEnd"/>
       <w:r>
         <w:t>)</w:t>
       </w:r>
@@ -2941,6 +3299,7 @@
         </w:rPr>
         <w:t>"&gt;</w:t>
       </w:r>
+      <w:proofErr w:type="spellStart"/>
       <w:r>
         <w:rPr>
           <w:rFonts w:ascii="Cascadia Mono" w:hAnsi="Cascadia Mono" w:cs="Cascadia Mono"/>
@@ -2952,13 +3311,68 @@
         </w:rPr>
         <w:t>ZombieParty</w:t>
       </w:r>
+      <w:proofErr w:type="spellEnd"/>
       <w:r>
         <w:rPr>
           <w:rFonts w:ascii="Consolas" w:hAnsi="Consolas"/>
           <w:highlight w:val="green"/>
           <w:lang w:val="en-CA"/>
         </w:rPr>
-        <w:t>&lt;img src="~/images/imagesLayout/tile.png" /&gt;</w:t>
+        <w:t>&lt;</w:t>
+      </w:r>
+      <w:proofErr w:type="spellStart"/>
+      <w:r>
+        <w:rPr>
+          <w:rFonts w:ascii="Consolas" w:hAnsi="Consolas"/>
+          <w:highlight w:val="green"/>
+          <w:lang w:val="en-CA"/>
+        </w:rPr>
+        <w:t>img</w:t>
+      </w:r>
+      <w:proofErr w:type="spellEnd"/>
+      <w:r>
+        <w:rPr>
+          <w:rFonts w:ascii="Consolas" w:hAnsi="Consolas"/>
+          <w:highlight w:val="green"/>
+          <w:lang w:val="en-CA"/>
+        </w:rPr>
+        <w:t xml:space="preserve"> </w:t>
+      </w:r>
+      <w:proofErr w:type="spellStart"/>
+      <w:r>
+        <w:rPr>
+          <w:rFonts w:ascii="Consolas" w:hAnsi="Consolas"/>
+          <w:highlight w:val="green"/>
+          <w:lang w:val="en-CA"/>
+        </w:rPr>
+        <w:t>src</w:t>
+      </w:r>
+      <w:proofErr w:type="spellEnd"/>
+      <w:r>
+        <w:rPr>
+          <w:rFonts w:ascii="Consolas" w:hAnsi="Consolas"/>
+          <w:highlight w:val="green"/>
+          <w:lang w:val="en-CA"/>
+        </w:rPr>
+        <w:t>="~/images/</w:t>
+      </w:r>
+      <w:proofErr w:type="spellStart"/>
+      <w:r>
+        <w:rPr>
+          <w:rFonts w:ascii="Consolas" w:hAnsi="Consolas"/>
+          <w:highlight w:val="green"/>
+          <w:lang w:val="en-CA"/>
+        </w:rPr>
+        <w:t>imagesLayout</w:t>
+      </w:r>
+      <w:proofErr w:type="spellEnd"/>
+      <w:r>
+        <w:rPr>
+          <w:rFonts w:ascii="Consolas" w:hAnsi="Consolas"/>
+          <w:highlight w:val="green"/>
+          <w:lang w:val="en-CA"/>
+        </w:rPr>
+        <w:t>/tile.png" /&gt;</w:t>
       </w:r>
       <w:r>
         <w:rPr>
@@ -3176,6 +3590,7 @@
       <w:r>
         <w:t xml:space="preserve">Validez les modifications: faites passer vos changements dans la section </w:t>
       </w:r>
+      <w:proofErr w:type="spellStart"/>
       <w:r>
         <w:rPr>
           <w:b/>
@@ -3183,6 +3598,7 @@
         </w:rPr>
         <w:t>Staged</w:t>
       </w:r>
+      <w:proofErr w:type="spellEnd"/>
       <w:r>
         <w:t>.</w:t>
       </w:r>
@@ -3230,7 +3646,21 @@
         <w:rPr>
           <w:lang w:val="en-US"/>
         </w:rPr>
-        <w:t>Design du Projet Web</w:t>
+        <w:t xml:space="preserve">Design du </w:t>
+      </w:r>
+      <w:proofErr w:type="spellStart"/>
+      <w:r>
+        <w:rPr>
+          <w:lang w:val="en-US"/>
+        </w:rPr>
+        <w:t>Projet</w:t>
+      </w:r>
+      <w:proofErr w:type="spellEnd"/>
+      <w:r>
+        <w:rPr>
+          <w:lang w:val="en-US"/>
+        </w:rPr>
+        <w:t xml:space="preserve"> Web</w:t>
       </w:r>
     </w:p>
     <w:p>
@@ -3256,7 +3686,15 @@
         <w:t>Modification du CSS, application d</w:t>
       </w:r>
       <w:r>
-        <w:t>e la librairie Bootswatch et ajout des images du design.</w:t>
+        <w:t xml:space="preserve">e la librairie </w:t>
+      </w:r>
+      <w:proofErr w:type="spellStart"/>
+      <w:r>
+        <w:t>Bootswatch</w:t>
+      </w:r>
+      <w:proofErr w:type="spellEnd"/>
+      <w:r>
+        <w:t xml:space="preserve"> et ajout des images du design.</w:t>
       </w:r>
     </w:p>
     <w:p>
@@ -3313,6 +3751,7 @@
       <w:r>
         <w:t xml:space="preserve">, changez de branche pour </w:t>
       </w:r>
+      <w:proofErr w:type="spellStart"/>
       <w:r>
         <w:rPr>
           <w:b/>
@@ -3320,6 +3759,7 @@
         </w:rPr>
         <w:t>FCT_ProjectDesign</w:t>
       </w:r>
+      <w:proofErr w:type="spellEnd"/>
       <w:r>
         <w:t xml:space="preserve"> et vérifiez que vos</w:t>
       </w:r>
@@ -3414,6 +3854,7 @@
       <w:r>
         <w:t>(</w:t>
       </w:r>
+      <w:proofErr w:type="spellStart"/>
       <w:r>
         <w:rPr>
           <w:b/>
@@ -3421,6 +3862,7 @@
         </w:rPr>
         <w:t>Remote</w:t>
       </w:r>
+      <w:proofErr w:type="spellEnd"/>
       <w:r>
         <w:rPr>
           <w:b/>
@@ -3490,6 +3932,7 @@
       <w:r>
         <w:t xml:space="preserve">Vérifiez que les changements sont maintenant visibles sur GitHub dans la branche </w:t>
       </w:r>
+      <w:proofErr w:type="spellStart"/>
       <w:r>
         <w:rPr>
           <w:b/>
@@ -3497,6 +3940,7 @@
         </w:rPr>
         <w:t>FCT_ProjectDesign</w:t>
       </w:r>
+      <w:proofErr w:type="spellEnd"/>
       <w:r>
         <w:t>.</w:t>
       </w:r>
@@ -3588,7 +4032,15 @@
         <w:t>Fusionnez (Merge)</w:t>
       </w:r>
       <w:r>
-        <w:t xml:space="preserve"> vos changements de la branche FCT_ProjectDesign dans la branche main</w:t>
+        <w:t xml:space="preserve"> vos changements de la branche </w:t>
+      </w:r>
+      <w:proofErr w:type="spellStart"/>
+      <w:r>
+        <w:t>FCT_ProjectDesign</w:t>
+      </w:r>
+      <w:proofErr w:type="spellEnd"/>
+      <w:r>
+        <w:t xml:space="preserve"> dans la branche main</w:t>
       </w:r>
     </w:p>
     <w:p>
@@ -3672,6 +4124,7 @@
       <w:r>
         <w:t>(</w:t>
       </w:r>
+      <w:proofErr w:type="spellStart"/>
       <w:r>
         <w:rPr>
           <w:b/>
@@ -3679,6 +4132,7 @@
         </w:rPr>
         <w:t>Remote</w:t>
       </w:r>
+      <w:proofErr w:type="spellEnd"/>
       <w:r>
         <w:rPr>
           <w:b/>
@@ -3779,6 +4233,7 @@
       <w:r>
         <w:t xml:space="preserve">Créez une branche appelée </w:t>
       </w:r>
+      <w:proofErr w:type="spellStart"/>
       <w:r>
         <w:rPr>
           <w:b/>
@@ -3793,6 +4248,7 @@
         </w:rPr>
         <w:t>_Zombie</w:t>
       </w:r>
+      <w:proofErr w:type="spellEnd"/>
       <w:r>
         <w:rPr>
           <w:b/>
@@ -3871,6 +4327,7 @@
       <w:r>
         <w:t xml:space="preserve">Dans </w:t>
       </w:r>
+      <w:proofErr w:type="spellStart"/>
       <w:r>
         <w:rPr>
           <w:b/>
@@ -3878,6 +4335,7 @@
         </w:rPr>
         <w:t>Models</w:t>
       </w:r>
+      <w:proofErr w:type="spellEnd"/>
       <w:r>
         <w:t>, crée</w:t>
       </w:r>
@@ -3940,7 +4398,15 @@
         <w:spacing w:before="0" w:after="160" w:line="259" w:lineRule="auto"/>
       </w:pPr>
       <w:r>
-        <w:t>Point (int)</w:t>
+        <w:t>Point (</w:t>
+      </w:r>
+      <w:proofErr w:type="spellStart"/>
+      <w:r>
+        <w:t>int</w:t>
+      </w:r>
+      <w:proofErr w:type="spellEnd"/>
+      <w:r>
+        <w:t>)</w:t>
       </w:r>
     </w:p>
     <w:p>
@@ -4007,6 +4473,7 @@
       <w:r>
         <w:t xml:space="preserve">Validez les modifications: faites passer vos changements dans la section </w:t>
       </w:r>
+      <w:proofErr w:type="spellStart"/>
       <w:r>
         <w:rPr>
           <w:b/>
@@ -4014,6 +4481,7 @@
         </w:rPr>
         <w:t>Staged</w:t>
       </w:r>
+      <w:proofErr w:type="spellEnd"/>
       <w:r>
         <w:t>.</w:t>
       </w:r>
@@ -4162,6 +4630,7 @@
       <w:r>
         <w:t xml:space="preserve"> </w:t>
       </w:r>
+      <w:proofErr w:type="spellStart"/>
       <w:r>
         <w:rPr>
           <w:b/>
@@ -4176,6 +4645,7 @@
         </w:rPr>
         <w:t>Controller</w:t>
       </w:r>
+      <w:proofErr w:type="spellEnd"/>
       <w:r>
         <w:rPr>
           <w:b/>
@@ -4209,6 +4679,7 @@
       <w:r>
         <w:t xml:space="preserve">, ajoutez une nouvelle liste de Zombies dans le </w:t>
       </w:r>
+      <w:proofErr w:type="spellStart"/>
       <w:r>
         <w:rPr>
           <w:b/>
@@ -4216,6 +4687,7 @@
         </w:rPr>
         <w:t>ViewBag</w:t>
       </w:r>
+      <w:proofErr w:type="spellEnd"/>
     </w:p>
     <w:p>
       <w:pPr>
@@ -4256,7 +4728,51 @@
           <w:szCs w:val="19"/>
           <w:lang w:val="en-CA"/>
         </w:rPr>
-        <w:t xml:space="preserve"> IActionResult Index()</w:t>
+        <w:t xml:space="preserve"> </w:t>
+      </w:r>
+      <w:proofErr w:type="spellStart"/>
+      <w:r>
+        <w:rPr>
+          <w:rFonts w:ascii="Consolas" w:hAnsi="Consolas" w:cs="Consolas"/>
+          <w:color w:val="000000"/>
+          <w:sz w:val="19"/>
+          <w:szCs w:val="19"/>
+          <w:lang w:val="en-CA"/>
+        </w:rPr>
+        <w:t>IActionResult</w:t>
+      </w:r>
+      <w:proofErr w:type="spellEnd"/>
+      <w:r>
+        <w:rPr>
+          <w:rFonts w:ascii="Consolas" w:hAnsi="Consolas" w:cs="Consolas"/>
+          <w:color w:val="000000"/>
+          <w:sz w:val="19"/>
+          <w:szCs w:val="19"/>
+          <w:lang w:val="en-CA"/>
+        </w:rPr>
+        <w:t xml:space="preserve"> </w:t>
+      </w:r>
+      <w:proofErr w:type="gramStart"/>
+      <w:r>
+        <w:rPr>
+          <w:rFonts w:ascii="Consolas" w:hAnsi="Consolas" w:cs="Consolas"/>
+          <w:color w:val="000000"/>
+          <w:sz w:val="19"/>
+          <w:szCs w:val="19"/>
+          <w:lang w:val="en-CA"/>
+        </w:rPr>
+        <w:t>Index(</w:t>
+      </w:r>
+      <w:proofErr w:type="gramEnd"/>
+      <w:r>
+        <w:rPr>
+          <w:rFonts w:ascii="Consolas" w:hAnsi="Consolas" w:cs="Consolas"/>
+          <w:color w:val="000000"/>
+          <w:sz w:val="19"/>
+          <w:szCs w:val="19"/>
+          <w:lang w:val="en-CA"/>
+        </w:rPr>
+        <w:t>)</w:t>
       </w:r>
     </w:p>
     <w:p>
@@ -4323,6 +4839,8 @@
         </w:rPr>
         <w:t xml:space="preserve">    </w:t>
       </w:r>
+      <w:proofErr w:type="spellStart"/>
+      <w:proofErr w:type="gramStart"/>
       <w:r>
         <w:rPr>
           <w:rFonts w:ascii="Consolas" w:hAnsi="Consolas" w:cs="Consolas"/>
@@ -4343,7 +4861,20 @@
           <w:highlight w:val="green"/>
           <w:lang w:val="en-CA"/>
         </w:rPr>
-        <w:t xml:space="preserve">.ViewBag.MaListe = </w:t>
+        <w:t>.ViewBag.MaListe</w:t>
+      </w:r>
+      <w:proofErr w:type="spellEnd"/>
+      <w:proofErr w:type="gramEnd"/>
+      <w:r>
+        <w:rPr>
+          <w:rFonts w:ascii="Consolas" w:hAnsi="Consolas" w:cs="Consolas"/>
+          <w:color w:val="000000"/>
+          <w:sz w:val="19"/>
+          <w:szCs w:val="19"/>
+          <w:highlight w:val="green"/>
+          <w:lang w:val="en-CA"/>
+        </w:rPr>
+        <w:t xml:space="preserve"> = </w:t>
       </w:r>
       <w:r>
         <w:rPr>
@@ -4365,7 +4896,31 @@
           <w:highlight w:val="green"/>
           <w:lang w:val="en-CA"/>
         </w:rPr>
-        <w:t xml:space="preserve"> List&lt;Zombie&gt;()</w:t>
+        <w:t xml:space="preserve"> List&lt;Zombie</w:t>
+      </w:r>
+      <w:proofErr w:type="gramStart"/>
+      <w:r>
+        <w:rPr>
+          <w:rFonts w:ascii="Consolas" w:hAnsi="Consolas" w:cs="Consolas"/>
+          <w:color w:val="000000"/>
+          <w:sz w:val="19"/>
+          <w:szCs w:val="19"/>
+          <w:highlight w:val="green"/>
+          <w:lang w:val="en-CA"/>
+        </w:rPr>
+        <w:t>&gt;(</w:t>
+      </w:r>
+      <w:proofErr w:type="gramEnd"/>
+      <w:r>
+        <w:rPr>
+          <w:rFonts w:ascii="Consolas" w:hAnsi="Consolas" w:cs="Consolas"/>
+          <w:color w:val="000000"/>
+          <w:sz w:val="19"/>
+          <w:szCs w:val="19"/>
+          <w:highlight w:val="green"/>
+          <w:lang w:val="en-CA"/>
+        </w:rPr>
+        <w:t>)</w:t>
       </w:r>
     </w:p>
     <w:p>
@@ -4442,6 +4997,7 @@
         </w:rPr>
         <w:t xml:space="preserve">        </w:t>
       </w:r>
+      <w:proofErr w:type="gramStart"/>
       <w:r>
         <w:rPr>
           <w:rFonts w:ascii="Consolas" w:hAnsi="Consolas" w:cs="Consolas"/>
@@ -4452,6 +5008,7 @@
         </w:rPr>
         <w:t>new</w:t>
       </w:r>
+      <w:proofErr w:type="gramEnd"/>
       <w:r>
         <w:rPr>
           <w:rFonts w:ascii="Consolas" w:hAnsi="Consolas" w:cs="Consolas"/>
@@ -4460,7 +5017,29 @@
           <w:szCs w:val="19"/>
           <w:highlight w:val="green"/>
         </w:rPr>
-        <w:t xml:space="preserve"> Zombie(){Name= </w:t>
+        <w:t xml:space="preserve"> </w:t>
+      </w:r>
+      <w:proofErr w:type="gramStart"/>
+      <w:r>
+        <w:rPr>
+          <w:rFonts w:ascii="Consolas" w:hAnsi="Consolas" w:cs="Consolas"/>
+          <w:color w:val="000000"/>
+          <w:sz w:val="19"/>
+          <w:szCs w:val="19"/>
+          <w:highlight w:val="green"/>
+        </w:rPr>
+        <w:t>Zombie(){</w:t>
+      </w:r>
+      <w:proofErr w:type="gramEnd"/>
+      <w:r>
+        <w:rPr>
+          <w:rFonts w:ascii="Consolas" w:hAnsi="Consolas" w:cs="Consolas"/>
+          <w:color w:val="000000"/>
+          <w:sz w:val="19"/>
+          <w:szCs w:val="19"/>
+          <w:highlight w:val="green"/>
+        </w:rPr>
+        <w:t xml:space="preserve">Name= </w:t>
       </w:r>
       <w:r>
         <w:rPr>
@@ -4470,7 +5049,29 @@
           <w:szCs w:val="19"/>
           <w:highlight w:val="green"/>
         </w:rPr>
-        <w:t>"LeChuck"</w:t>
+        <w:t>"</w:t>
+      </w:r>
+      <w:proofErr w:type="spellStart"/>
+      <w:r>
+        <w:rPr>
+          <w:rFonts w:ascii="Consolas" w:hAnsi="Consolas" w:cs="Consolas"/>
+          <w:color w:val="A31515"/>
+          <w:sz w:val="19"/>
+          <w:szCs w:val="19"/>
+          <w:highlight w:val="green"/>
+        </w:rPr>
+        <w:t>LeChuck</w:t>
+      </w:r>
+      <w:proofErr w:type="spellEnd"/>
+      <w:r>
+        <w:rPr>
+          <w:rFonts w:ascii="Consolas" w:hAnsi="Consolas" w:cs="Consolas"/>
+          <w:color w:val="A31515"/>
+          <w:sz w:val="19"/>
+          <w:szCs w:val="19"/>
+          <w:highlight w:val="green"/>
+        </w:rPr>
+        <w:t>"</w:t>
       </w:r>
       <w:r>
         <w:rPr>
@@ -4534,6 +5135,7 @@
         </w:rPr>
         <w:t xml:space="preserve">        </w:t>
       </w:r>
+      <w:proofErr w:type="gramStart"/>
       <w:r>
         <w:rPr>
           <w:rFonts w:ascii="Consolas" w:hAnsi="Consolas" w:cs="Consolas"/>
@@ -4544,6 +5146,7 @@
         </w:rPr>
         <w:t>new</w:t>
       </w:r>
+      <w:proofErr w:type="gramEnd"/>
       <w:r>
         <w:rPr>
           <w:rFonts w:ascii="Consolas" w:hAnsi="Consolas" w:cs="Consolas"/>
@@ -4552,7 +5155,29 @@
           <w:szCs w:val="19"/>
           <w:highlight w:val="green"/>
         </w:rPr>
-        <w:t xml:space="preserve"> Zombie(){Name= </w:t>
+        <w:t xml:space="preserve"> </w:t>
+      </w:r>
+      <w:proofErr w:type="gramStart"/>
+      <w:r>
+        <w:rPr>
+          <w:rFonts w:ascii="Consolas" w:hAnsi="Consolas" w:cs="Consolas"/>
+          <w:color w:val="000000"/>
+          <w:sz w:val="19"/>
+          <w:szCs w:val="19"/>
+          <w:highlight w:val="green"/>
+        </w:rPr>
+        <w:t>Zombie(){</w:t>
+      </w:r>
+      <w:proofErr w:type="gramEnd"/>
+      <w:r>
+        <w:rPr>
+          <w:rFonts w:ascii="Consolas" w:hAnsi="Consolas" w:cs="Consolas"/>
+          <w:color w:val="000000"/>
+          <w:sz w:val="19"/>
+          <w:szCs w:val="19"/>
+          <w:highlight w:val="green"/>
+        </w:rPr>
+        <w:t xml:space="preserve">Name= </w:t>
       </w:r>
       <w:r>
         <w:rPr>
@@ -4626,6 +5251,7 @@
         </w:rPr>
         <w:t xml:space="preserve">        </w:t>
       </w:r>
+      <w:proofErr w:type="gramStart"/>
       <w:r>
         <w:rPr>
           <w:rFonts w:ascii="Consolas" w:hAnsi="Consolas" w:cs="Consolas"/>
@@ -4636,6 +5262,7 @@
         </w:rPr>
         <w:t>new</w:t>
       </w:r>
+      <w:proofErr w:type="gramEnd"/>
       <w:r>
         <w:rPr>
           <w:rFonts w:ascii="Consolas" w:hAnsi="Consolas" w:cs="Consolas"/>
@@ -4644,7 +5271,29 @@
           <w:szCs w:val="19"/>
           <w:highlight w:val="green"/>
         </w:rPr>
-        <w:t xml:space="preserve"> Zombie(){Name= </w:t>
+        <w:t xml:space="preserve"> </w:t>
+      </w:r>
+      <w:proofErr w:type="gramStart"/>
+      <w:r>
+        <w:rPr>
+          <w:rFonts w:ascii="Consolas" w:hAnsi="Consolas" w:cs="Consolas"/>
+          <w:color w:val="000000"/>
+          <w:sz w:val="19"/>
+          <w:szCs w:val="19"/>
+          <w:highlight w:val="green"/>
+        </w:rPr>
+        <w:t>Zombie(){</w:t>
+      </w:r>
+      <w:proofErr w:type="gramEnd"/>
+      <w:r>
+        <w:rPr>
+          <w:rFonts w:ascii="Consolas" w:hAnsi="Consolas" w:cs="Consolas"/>
+          <w:color w:val="000000"/>
+          <w:sz w:val="19"/>
+          <w:szCs w:val="19"/>
+          <w:highlight w:val="green"/>
+        </w:rPr>
+        <w:t xml:space="preserve">Name= </w:t>
       </w:r>
       <w:r>
         <w:rPr>
@@ -4718,6 +5367,7 @@
         </w:rPr>
         <w:t xml:space="preserve">        </w:t>
       </w:r>
+      <w:proofErr w:type="gramStart"/>
       <w:r>
         <w:rPr>
           <w:rFonts w:ascii="Consolas" w:hAnsi="Consolas" w:cs="Consolas"/>
@@ -4728,6 +5378,7 @@
         </w:rPr>
         <w:t>new</w:t>
       </w:r>
+      <w:proofErr w:type="gramEnd"/>
       <w:r>
         <w:rPr>
           <w:rFonts w:ascii="Consolas" w:hAnsi="Consolas" w:cs="Consolas"/>
@@ -4736,7 +5387,29 @@
           <w:szCs w:val="19"/>
           <w:highlight w:val="green"/>
         </w:rPr>
-        <w:t xml:space="preserve"> Zombie(){Name= </w:t>
+        <w:t xml:space="preserve"> </w:t>
+      </w:r>
+      <w:proofErr w:type="gramStart"/>
+      <w:r>
+        <w:rPr>
+          <w:rFonts w:ascii="Consolas" w:hAnsi="Consolas" w:cs="Consolas"/>
+          <w:color w:val="000000"/>
+          <w:sz w:val="19"/>
+          <w:szCs w:val="19"/>
+          <w:highlight w:val="green"/>
+        </w:rPr>
+        <w:t>Zombie(){</w:t>
+      </w:r>
+      <w:proofErr w:type="gramEnd"/>
+      <w:r>
+        <w:rPr>
+          <w:rFonts w:ascii="Consolas" w:hAnsi="Consolas" w:cs="Consolas"/>
+          <w:color w:val="000000"/>
+          <w:sz w:val="19"/>
+          <w:szCs w:val="19"/>
+          <w:highlight w:val="green"/>
+        </w:rPr>
+        <w:t xml:space="preserve">Name= </w:t>
       </w:r>
       <w:r>
         <w:rPr>
@@ -4810,6 +5483,7 @@
         </w:rPr>
         <w:t xml:space="preserve">        </w:t>
       </w:r>
+      <w:proofErr w:type="gramStart"/>
       <w:r>
         <w:rPr>
           <w:rFonts w:ascii="Consolas" w:hAnsi="Consolas" w:cs="Consolas"/>
@@ -4820,6 +5494,7 @@
         </w:rPr>
         <w:t>new</w:t>
       </w:r>
+      <w:proofErr w:type="gramEnd"/>
       <w:r>
         <w:rPr>
           <w:rFonts w:ascii="Consolas" w:hAnsi="Consolas" w:cs="Consolas"/>
@@ -4828,7 +5503,29 @@
           <w:szCs w:val="19"/>
           <w:highlight w:val="green"/>
         </w:rPr>
-        <w:t xml:space="preserve"> Zombie(){Name= </w:t>
+        <w:t xml:space="preserve"> </w:t>
+      </w:r>
+      <w:proofErr w:type="gramStart"/>
+      <w:r>
+        <w:rPr>
+          <w:rFonts w:ascii="Consolas" w:hAnsi="Consolas" w:cs="Consolas"/>
+          <w:color w:val="000000"/>
+          <w:sz w:val="19"/>
+          <w:szCs w:val="19"/>
+          <w:highlight w:val="green"/>
+        </w:rPr>
+        <w:t>Zombie(){</w:t>
+      </w:r>
+      <w:proofErr w:type="gramEnd"/>
+      <w:r>
+        <w:rPr>
+          <w:rFonts w:ascii="Consolas" w:hAnsi="Consolas" w:cs="Consolas"/>
+          <w:color w:val="000000"/>
+          <w:sz w:val="19"/>
+          <w:szCs w:val="19"/>
+          <w:highlight w:val="green"/>
+        </w:rPr>
+        <w:t xml:space="preserve">Name= </w:t>
       </w:r>
       <w:r>
         <w:rPr>
@@ -4838,7 +5535,29 @@
           <w:szCs w:val="19"/>
           <w:highlight w:val="green"/>
         </w:rPr>
-        <w:t>"Taxidermy"</w:t>
+        <w:t>"</w:t>
+      </w:r>
+      <w:proofErr w:type="spellStart"/>
+      <w:r>
+        <w:rPr>
+          <w:rFonts w:ascii="Consolas" w:hAnsi="Consolas" w:cs="Consolas"/>
+          <w:color w:val="A31515"/>
+          <w:sz w:val="19"/>
+          <w:szCs w:val="19"/>
+          <w:highlight w:val="green"/>
+        </w:rPr>
+        <w:t>Taxidermy</w:t>
+      </w:r>
+      <w:proofErr w:type="spellEnd"/>
+      <w:r>
+        <w:rPr>
+          <w:rFonts w:ascii="Consolas" w:hAnsi="Consolas" w:cs="Consolas"/>
+          <w:color w:val="A31515"/>
+          <w:sz w:val="19"/>
+          <w:szCs w:val="19"/>
+          <w:highlight w:val="green"/>
+        </w:rPr>
+        <w:t>"</w:t>
       </w:r>
       <w:r>
         <w:rPr>
@@ -4902,6 +5621,7 @@
         </w:rPr>
         <w:t xml:space="preserve">        </w:t>
       </w:r>
+      <w:proofErr w:type="gramStart"/>
       <w:r>
         <w:rPr>
           <w:rFonts w:ascii="Consolas" w:hAnsi="Consolas" w:cs="Consolas"/>
@@ -4912,6 +5632,7 @@
         </w:rPr>
         <w:t>new</w:t>
       </w:r>
+      <w:proofErr w:type="gramEnd"/>
       <w:r>
         <w:rPr>
           <w:rFonts w:ascii="Consolas" w:hAnsi="Consolas" w:cs="Consolas"/>
@@ -4920,7 +5641,29 @@
           <w:szCs w:val="19"/>
           <w:highlight w:val="green"/>
         </w:rPr>
-        <w:t xml:space="preserve"> Zombie(){Name= </w:t>
+        <w:t xml:space="preserve"> </w:t>
+      </w:r>
+      <w:proofErr w:type="gramStart"/>
+      <w:r>
+        <w:rPr>
+          <w:rFonts w:ascii="Consolas" w:hAnsi="Consolas" w:cs="Consolas"/>
+          <w:color w:val="000000"/>
+          <w:sz w:val="19"/>
+          <w:szCs w:val="19"/>
+          <w:highlight w:val="green"/>
+        </w:rPr>
+        <w:t>Zombie(){</w:t>
+      </w:r>
+      <w:proofErr w:type="gramEnd"/>
+      <w:r>
+        <w:rPr>
+          <w:rFonts w:ascii="Consolas" w:hAnsi="Consolas" w:cs="Consolas"/>
+          <w:color w:val="000000"/>
+          <w:sz w:val="19"/>
+          <w:szCs w:val="19"/>
+          <w:highlight w:val="green"/>
+        </w:rPr>
+        <w:t xml:space="preserve">Name= </w:t>
       </w:r>
       <w:r>
         <w:rPr>
@@ -4994,6 +5737,7 @@
         </w:rPr>
         <w:t xml:space="preserve">        </w:t>
       </w:r>
+      <w:proofErr w:type="gramStart"/>
       <w:r>
         <w:rPr>
           <w:rFonts w:ascii="Consolas" w:hAnsi="Consolas" w:cs="Consolas"/>
@@ -5004,6 +5748,7 @@
         </w:rPr>
         <w:t>new</w:t>
       </w:r>
+      <w:proofErr w:type="gramEnd"/>
       <w:r>
         <w:rPr>
           <w:rFonts w:ascii="Consolas" w:hAnsi="Consolas" w:cs="Consolas"/>
@@ -5012,7 +5757,29 @@
           <w:szCs w:val="19"/>
           <w:highlight w:val="green"/>
         </w:rPr>
-        <w:t xml:space="preserve"> Zombie(){Name= </w:t>
+        <w:t xml:space="preserve"> </w:t>
+      </w:r>
+      <w:proofErr w:type="gramStart"/>
+      <w:r>
+        <w:rPr>
+          <w:rFonts w:ascii="Consolas" w:hAnsi="Consolas" w:cs="Consolas"/>
+          <w:color w:val="000000"/>
+          <w:sz w:val="19"/>
+          <w:szCs w:val="19"/>
+          <w:highlight w:val="green"/>
+        </w:rPr>
+        <w:t>Zombie(){</w:t>
+      </w:r>
+      <w:proofErr w:type="gramEnd"/>
+      <w:r>
+        <w:rPr>
+          <w:rFonts w:ascii="Consolas" w:hAnsi="Consolas" w:cs="Consolas"/>
+          <w:color w:val="000000"/>
+          <w:sz w:val="19"/>
+          <w:szCs w:val="19"/>
+          <w:highlight w:val="green"/>
+        </w:rPr>
+        <w:t xml:space="preserve">Name= </w:t>
       </w:r>
       <w:r>
         <w:rPr>
@@ -5136,6 +5903,7 @@
         </w:rPr>
         <w:t xml:space="preserve">    </w:t>
       </w:r>
+      <w:proofErr w:type="gramStart"/>
       <w:r>
         <w:rPr>
           <w:rFonts w:ascii="Consolas" w:hAnsi="Consolas" w:cs="Consolas"/>
@@ -5145,6 +5913,7 @@
         </w:rPr>
         <w:t>return</w:t>
       </w:r>
+      <w:proofErr w:type="gramEnd"/>
       <w:r>
         <w:rPr>
           <w:rFonts w:ascii="Consolas" w:hAnsi="Consolas" w:cs="Consolas"/>
@@ -5152,7 +5921,38 @@
           <w:sz w:val="19"/>
           <w:szCs w:val="19"/>
         </w:rPr>
-        <w:t xml:space="preserve"> View();</w:t>
+        <w:t xml:space="preserve"> </w:t>
+      </w:r>
+      <w:proofErr w:type="spellStart"/>
+      <w:proofErr w:type="gramStart"/>
+      <w:r>
+        <w:rPr>
+          <w:rFonts w:ascii="Consolas" w:hAnsi="Consolas" w:cs="Consolas"/>
+          <w:color w:val="000000"/>
+          <w:sz w:val="19"/>
+          <w:szCs w:val="19"/>
+        </w:rPr>
+        <w:t>View</w:t>
+      </w:r>
+      <w:proofErr w:type="spellEnd"/>
+      <w:r>
+        <w:rPr>
+          <w:rFonts w:ascii="Consolas" w:hAnsi="Consolas" w:cs="Consolas"/>
+          <w:color w:val="000000"/>
+          <w:sz w:val="19"/>
+          <w:szCs w:val="19"/>
+        </w:rPr>
+        <w:t>(</w:t>
+      </w:r>
+      <w:proofErr w:type="gramEnd"/>
+      <w:r>
+        <w:rPr>
+          <w:rFonts w:ascii="Consolas" w:hAnsi="Consolas" w:cs="Consolas"/>
+          <w:color w:val="000000"/>
+          <w:sz w:val="19"/>
+          <w:szCs w:val="19"/>
+        </w:rPr>
+        <w:t>);</w:t>
       </w:r>
     </w:p>
     <w:p>
@@ -5201,9 +6001,11 @@
       <w:r>
         <w:t>(</w:t>
       </w:r>
+      <w:proofErr w:type="spellStart"/>
       <w:r>
         <w:t>BreakPoint</w:t>
       </w:r>
+      <w:proofErr w:type="spellEnd"/>
       <w:r>
         <w:t>) sur</w:t>
       </w:r>
@@ -5243,6 +6045,7 @@
       <w:r>
         <w:t xml:space="preserve">Dans le navigateur, </w:t>
       </w:r>
+      <w:proofErr w:type="spellStart"/>
       <w:r>
         <w:rPr>
           <w:b/>
@@ -5250,13 +6053,25 @@
         </w:rPr>
         <w:t>LocalHost</w:t>
       </w:r>
-      <w:r>
-        <w:rPr>
-          <w:b/>
-          <w:bCs/>
-        </w:rPr>
-        <w:t> :nnnnn</w:t>
-      </w:r>
+      <w:proofErr w:type="spellEnd"/>
+      <w:proofErr w:type="gramStart"/>
+      <w:r>
+        <w:rPr>
+          <w:b/>
+          <w:bCs/>
+        </w:rPr>
+        <w:t> :</w:t>
+      </w:r>
+      <w:proofErr w:type="spellStart"/>
+      <w:r>
+        <w:rPr>
+          <w:b/>
+          <w:bCs/>
+        </w:rPr>
+        <w:t>nnnnn</w:t>
+      </w:r>
+      <w:proofErr w:type="spellEnd"/>
+      <w:proofErr w:type="gramEnd"/>
       <w:r>
         <w:rPr>
           <w:b/>
@@ -5313,8 +6128,13 @@
         <w:t xml:space="preserve"> </w:t>
       </w:r>
       <w:r>
-        <w:t>consultez le contenu du ViewBag</w:t>
-      </w:r>
+        <w:t xml:space="preserve">consultez le contenu du </w:t>
+      </w:r>
+      <w:proofErr w:type="spellStart"/>
+      <w:r>
+        <w:t>ViewBag</w:t>
+      </w:r>
+      <w:proofErr w:type="spellEnd"/>
     </w:p>
     <w:p>
       <w:pPr>
@@ -5414,7 +6234,23 @@
         <w:t>r</w:t>
       </w:r>
       <w:r>
-        <w:t xml:space="preserve"> (bouton droit sur Index()), View Razor vide</w:t>
+        <w:t xml:space="preserve"> (bouton droit sur </w:t>
+      </w:r>
+      <w:proofErr w:type="gramStart"/>
+      <w:r>
+        <w:t>Index(</w:t>
+      </w:r>
+      <w:proofErr w:type="gramEnd"/>
+      <w:r>
+        <w:t xml:space="preserve">)), </w:t>
+      </w:r>
+      <w:proofErr w:type="spellStart"/>
+      <w:r>
+        <w:t>View</w:t>
+      </w:r>
+      <w:proofErr w:type="spellEnd"/>
+      <w:r>
+        <w:t xml:space="preserve"> Razor vide</w:t>
       </w:r>
     </w:p>
     <w:p>
@@ -5480,12 +6316,21 @@
       <w:r>
         <w:t xml:space="preserve"> </w:t>
       </w:r>
+      <w:proofErr w:type="spellStart"/>
       <w:r>
         <w:rPr>
           <w:i/>
           <w:iCs/>
         </w:rPr>
-        <w:t>View Zombie Index.txt</w:t>
+        <w:t>View</w:t>
+      </w:r>
+      <w:proofErr w:type="spellEnd"/>
+      <w:r>
+        <w:rPr>
+          <w:i/>
+          <w:iCs/>
+        </w:rPr>
+        <w:t xml:space="preserve"> Zombie Index.txt</w:t>
       </w:r>
       <w:r>
         <w:rPr>
@@ -5822,6 +6667,8 @@
         </w:rPr>
         <w:t xml:space="preserve"> </w:t>
       </w:r>
+      <w:proofErr w:type="spellStart"/>
+      <w:proofErr w:type="gramStart"/>
       <w:r>
         <w:rPr>
           <w:rFonts w:ascii="Cascadia Mono" w:hAnsi="Cascadia Mono" w:cs="Cascadia Mono"/>
@@ -5842,7 +6689,20 @@
           <w:highlight w:val="green"/>
           <w:lang w:val="en-CA"/>
         </w:rPr>
-        <w:t>.ViewBag.MaListe)</w:t>
+        <w:t>.ViewBag.MaListe</w:t>
+      </w:r>
+      <w:proofErr w:type="spellEnd"/>
+      <w:proofErr w:type="gramEnd"/>
+      <w:r>
+        <w:rPr>
+          <w:rFonts w:ascii="Cascadia Mono" w:hAnsi="Cascadia Mono" w:cs="Cascadia Mono"/>
+          <w:color w:val="000000"/>
+          <w:sz w:val="19"/>
+          <w:szCs w:val="19"/>
+          <w:highlight w:val="green"/>
+          <w:lang w:val="en-CA"/>
+        </w:rPr>
+        <w:t>)</w:t>
       </w:r>
     </w:p>
     <w:p>
@@ -6076,8 +6936,21 @@
           <w:highlight w:val="green"/>
           <w:lang w:val="en-CA"/>
         </w:rPr>
-        <w:t>@item.Name</w:t>
-      </w:r>
+        <w:t>@</w:t>
+      </w:r>
+      <w:proofErr w:type="gramStart"/>
+      <w:r>
+        <w:rPr>
+          <w:rFonts w:ascii="Cascadia Mono" w:hAnsi="Cascadia Mono" w:cs="Cascadia Mono"/>
+          <w:color w:val="000000"/>
+          <w:sz w:val="19"/>
+          <w:szCs w:val="19"/>
+          <w:highlight w:val="green"/>
+          <w:lang w:val="en-CA"/>
+        </w:rPr>
+        <w:t>item.Name</w:t>
+      </w:r>
+      <w:proofErr w:type="gramEnd"/>
       <w:r>
         <w:rPr>
           <w:rFonts w:ascii="Cascadia Mono" w:hAnsi="Cascadia Mono" w:cs="Cascadia Mono"/>
@@ -6190,8 +7063,21 @@
           <w:highlight w:val="green"/>
           <w:lang w:val="en-CA"/>
         </w:rPr>
-        <w:t>@item.Point</w:t>
-      </w:r>
+        <w:t>@</w:t>
+      </w:r>
+      <w:proofErr w:type="gramStart"/>
+      <w:r>
+        <w:rPr>
+          <w:rFonts w:ascii="Cascadia Mono" w:hAnsi="Cascadia Mono" w:cs="Cascadia Mono"/>
+          <w:color w:val="000000"/>
+          <w:sz w:val="19"/>
+          <w:szCs w:val="19"/>
+          <w:highlight w:val="green"/>
+          <w:lang w:val="en-CA"/>
+        </w:rPr>
+        <w:t>item.Point</w:t>
+      </w:r>
+      <w:proofErr w:type="gramEnd"/>
       <w:r>
         <w:rPr>
           <w:rFonts w:ascii="Cascadia Mono" w:hAnsi="Cascadia Mono" w:cs="Cascadia Mono"/>
@@ -6534,14 +7420,31 @@
         <w:t xml:space="preserve"> </w:t>
       </w:r>
       <w:r>
-        <w:t xml:space="preserve">des classes bootstrap et des div afin de présenter les Zombies dans des </w:t>
-      </w:r>
-      <w:r>
-        <w:rPr>
-          <w:b/>
-          <w:bCs/>
-        </w:rPr>
-        <w:t xml:space="preserve">Card </w:t>
+        <w:t xml:space="preserve">des classes </w:t>
+      </w:r>
+      <w:proofErr w:type="spellStart"/>
+      <w:r>
+        <w:t>bootstrap</w:t>
+      </w:r>
+      <w:proofErr w:type="spellEnd"/>
+      <w:r>
+        <w:t xml:space="preserve"> et des div afin de présenter les Zombies dans des </w:t>
+      </w:r>
+      <w:proofErr w:type="spellStart"/>
+      <w:r>
+        <w:rPr>
+          <w:b/>
+          <w:bCs/>
+        </w:rPr>
+        <w:t>Card</w:t>
+      </w:r>
+      <w:proofErr w:type="spellEnd"/>
+      <w:r>
+        <w:rPr>
+          <w:b/>
+          <w:bCs/>
+        </w:rPr>
+        <w:t xml:space="preserve"> </w:t>
       </w:r>
       <w:r>
         <w:t>Bootstrap</w:t>
@@ -6798,6 +7701,8 @@
         </w:rPr>
         <w:t xml:space="preserve"> </w:t>
       </w:r>
+      <w:proofErr w:type="spellStart"/>
+      <w:proofErr w:type="gramStart"/>
       <w:r>
         <w:rPr>
           <w:rFonts w:ascii="Cascadia Mono" w:hAnsi="Cascadia Mono" w:cs="Cascadia Mono"/>
@@ -6816,7 +7721,19 @@
           <w:szCs w:val="19"/>
           <w:lang w:val="en-CA"/>
         </w:rPr>
-        <w:t>.ViewBag.MaListe)</w:t>
+        <w:t>.ViewBag.MaListe</w:t>
+      </w:r>
+      <w:proofErr w:type="spellEnd"/>
+      <w:proofErr w:type="gramEnd"/>
+      <w:r>
+        <w:rPr>
+          <w:rFonts w:ascii="Cascadia Mono" w:hAnsi="Cascadia Mono" w:cs="Cascadia Mono"/>
+          <w:color w:val="000000"/>
+          <w:sz w:val="19"/>
+          <w:szCs w:val="19"/>
+          <w:lang w:val="en-CA"/>
+        </w:rPr>
+        <w:t>)</w:t>
       </w:r>
     </w:p>
     <w:p>
@@ -6924,6 +7841,7 @@
         </w:rPr>
         <w:t xml:space="preserve"> </w:t>
       </w:r>
+      <w:proofErr w:type="spellStart"/>
       <w:r>
         <w:rPr>
           <w:rFonts w:ascii="Cascadia Mono" w:hAnsi="Cascadia Mono" w:cs="Cascadia Mono"/>
@@ -6935,6 +7853,7 @@
         </w:rPr>
         <w:t>href</w:t>
       </w:r>
+      <w:proofErr w:type="spellEnd"/>
       <w:r>
         <w:rPr>
           <w:rFonts w:ascii="Cascadia Mono" w:hAnsi="Cascadia Mono" w:cs="Cascadia Mono"/>
@@ -6977,7 +7896,55 @@
           <w:highlight w:val="green"/>
           <w:lang w:val="en-CA"/>
         </w:rPr>
-        <w:t>="card  border m-3 text-center bg-warning"</w:t>
+        <w:t>="</w:t>
+      </w:r>
+      <w:proofErr w:type="gramStart"/>
+      <w:r>
+        <w:rPr>
+          <w:rFonts w:ascii="Cascadia Mono" w:hAnsi="Cascadia Mono" w:cs="Cascadia Mono"/>
+          <w:color w:val="0000FF"/>
+          <w:sz w:val="19"/>
+          <w:szCs w:val="19"/>
+          <w:highlight w:val="green"/>
+          <w:lang w:val="en-CA"/>
+        </w:rPr>
+        <w:t>card  border</w:t>
+      </w:r>
+      <w:proofErr w:type="gramEnd"/>
+      <w:r>
+        <w:rPr>
+          <w:rFonts w:ascii="Cascadia Mono" w:hAnsi="Cascadia Mono" w:cs="Cascadia Mono"/>
+          <w:color w:val="0000FF"/>
+          <w:sz w:val="19"/>
+          <w:szCs w:val="19"/>
+          <w:highlight w:val="green"/>
+          <w:lang w:val="en-CA"/>
+        </w:rPr>
+        <w:t xml:space="preserve"> m-3 text-center </w:t>
+      </w:r>
+      <w:proofErr w:type="spellStart"/>
+      <w:r>
+        <w:rPr>
+          <w:rFonts w:ascii="Cascadia Mono" w:hAnsi="Cascadia Mono" w:cs="Cascadia Mono"/>
+          <w:color w:val="0000FF"/>
+          <w:sz w:val="19"/>
+          <w:szCs w:val="19"/>
+          <w:highlight w:val="green"/>
+          <w:lang w:val="en-CA"/>
+        </w:rPr>
+        <w:t>bg</w:t>
+      </w:r>
+      <w:proofErr w:type="spellEnd"/>
+      <w:r>
+        <w:rPr>
+          <w:rFonts w:ascii="Cascadia Mono" w:hAnsi="Cascadia Mono" w:cs="Cascadia Mono"/>
+          <w:color w:val="0000FF"/>
+          <w:sz w:val="19"/>
+          <w:szCs w:val="19"/>
+          <w:highlight w:val="green"/>
+          <w:lang w:val="en-CA"/>
+        </w:rPr>
+        <w:t>-warning"</w:t>
       </w:r>
       <w:r>
         <w:rPr>
@@ -7010,7 +7977,55 @@
           <w:highlight w:val="green"/>
           <w:lang w:val="en-CA"/>
         </w:rPr>
-        <w:t>="width: 20rem; background-image: url('/images/imagesLayout/Fond.png'); "</w:t>
+        <w:t xml:space="preserve">="width: 20rem; background-image: </w:t>
+      </w:r>
+      <w:proofErr w:type="spellStart"/>
+      <w:r>
+        <w:rPr>
+          <w:rFonts w:ascii="Cascadia Mono" w:hAnsi="Cascadia Mono" w:cs="Cascadia Mono"/>
+          <w:color w:val="0000FF"/>
+          <w:sz w:val="19"/>
+          <w:szCs w:val="19"/>
+          <w:highlight w:val="green"/>
+          <w:lang w:val="en-CA"/>
+        </w:rPr>
+        <w:t>url</w:t>
+      </w:r>
+      <w:proofErr w:type="spellEnd"/>
+      <w:r>
+        <w:rPr>
+          <w:rFonts w:ascii="Cascadia Mono" w:hAnsi="Cascadia Mono" w:cs="Cascadia Mono"/>
+          <w:color w:val="0000FF"/>
+          <w:sz w:val="19"/>
+          <w:szCs w:val="19"/>
+          <w:highlight w:val="green"/>
+          <w:lang w:val="en-CA"/>
+        </w:rPr>
+        <w:t>('/images/</w:t>
+      </w:r>
+      <w:proofErr w:type="spellStart"/>
+      <w:r>
+        <w:rPr>
+          <w:rFonts w:ascii="Cascadia Mono" w:hAnsi="Cascadia Mono" w:cs="Cascadia Mono"/>
+          <w:color w:val="0000FF"/>
+          <w:sz w:val="19"/>
+          <w:szCs w:val="19"/>
+          <w:highlight w:val="green"/>
+          <w:lang w:val="en-CA"/>
+        </w:rPr>
+        <w:t>imagesLayout</w:t>
+      </w:r>
+      <w:proofErr w:type="spellEnd"/>
+      <w:r>
+        <w:rPr>
+          <w:rFonts w:ascii="Cascadia Mono" w:hAnsi="Cascadia Mono" w:cs="Cascadia Mono"/>
+          <w:color w:val="0000FF"/>
+          <w:sz w:val="19"/>
+          <w:szCs w:val="19"/>
+          <w:highlight w:val="green"/>
+          <w:lang w:val="en-CA"/>
+        </w:rPr>
+        <w:t>/Fond.png'); "</w:t>
       </w:r>
       <w:r>
         <w:rPr>
@@ -7108,7 +8123,31 @@
           <w:highlight w:val="green"/>
           <w:lang w:val="en-CA"/>
         </w:rPr>
-        <w:t>="card-body  text-warning"&gt;</w:t>
+        <w:t>="card-</w:t>
+      </w:r>
+      <w:proofErr w:type="gramStart"/>
+      <w:r>
+        <w:rPr>
+          <w:rFonts w:ascii="Cascadia Mono" w:hAnsi="Cascadia Mono" w:cs="Cascadia Mono"/>
+          <w:color w:val="0000FF"/>
+          <w:sz w:val="19"/>
+          <w:szCs w:val="19"/>
+          <w:highlight w:val="green"/>
+          <w:lang w:val="en-CA"/>
+        </w:rPr>
+        <w:t>body  text</w:t>
+      </w:r>
+      <w:proofErr w:type="gramEnd"/>
+      <w:r>
+        <w:rPr>
+          <w:rFonts w:ascii="Cascadia Mono" w:hAnsi="Cascadia Mono" w:cs="Cascadia Mono"/>
+          <w:color w:val="0000FF"/>
+          <w:sz w:val="19"/>
+          <w:szCs w:val="19"/>
+          <w:highlight w:val="green"/>
+          <w:lang w:val="en-CA"/>
+        </w:rPr>
+        <w:t>-warning"&gt;</w:t>
       </w:r>
     </w:p>
     <w:p>
@@ -7203,7 +8242,29 @@
           <w:szCs w:val="19"/>
           <w:lang w:val="en-CA"/>
         </w:rPr>
-        <w:t xml:space="preserve"> @item.Name </w:t>
+        <w:t xml:space="preserve"> @</w:t>
+      </w:r>
+      <w:proofErr w:type="gramStart"/>
+      <w:r>
+        <w:rPr>
+          <w:rFonts w:ascii="Cascadia Mono" w:hAnsi="Cascadia Mono" w:cs="Cascadia Mono"/>
+          <w:color w:val="000000"/>
+          <w:sz w:val="19"/>
+          <w:szCs w:val="19"/>
+          <w:lang w:val="en-CA"/>
+        </w:rPr>
+        <w:t>item.Name</w:t>
+      </w:r>
+      <w:proofErr w:type="gramEnd"/>
+      <w:r>
+        <w:rPr>
+          <w:rFonts w:ascii="Cascadia Mono" w:hAnsi="Cascadia Mono" w:cs="Cascadia Mono"/>
+          <w:color w:val="000000"/>
+          <w:sz w:val="19"/>
+          <w:szCs w:val="19"/>
+          <w:lang w:val="en-CA"/>
+        </w:rPr>
+        <w:t xml:space="preserve"> </w:t>
       </w:r>
       <w:r>
         <w:rPr>
@@ -7306,7 +8367,29 @@
           <w:szCs w:val="19"/>
           <w:lang w:val="en-CA"/>
         </w:rPr>
-        <w:t xml:space="preserve"> @item.Point </w:t>
+        <w:t xml:space="preserve"> @</w:t>
+      </w:r>
+      <w:proofErr w:type="gramStart"/>
+      <w:r>
+        <w:rPr>
+          <w:rFonts w:ascii="Cascadia Mono" w:hAnsi="Cascadia Mono" w:cs="Cascadia Mono"/>
+          <w:color w:val="000000"/>
+          <w:sz w:val="19"/>
+          <w:szCs w:val="19"/>
+          <w:lang w:val="en-CA"/>
+        </w:rPr>
+        <w:t>item.Point</w:t>
+      </w:r>
+      <w:proofErr w:type="gramEnd"/>
+      <w:r>
+        <w:rPr>
+          <w:rFonts w:ascii="Cascadia Mono" w:hAnsi="Cascadia Mono" w:cs="Cascadia Mono"/>
+          <w:color w:val="000000"/>
+          <w:sz w:val="19"/>
+          <w:szCs w:val="19"/>
+          <w:lang w:val="en-CA"/>
+        </w:rPr>
+        <w:t xml:space="preserve"> </w:t>
       </w:r>
       <w:r>
         <w:rPr>
@@ -7653,8 +8736,17 @@
         <w:spacing w:before="0" w:after="160" w:line="259" w:lineRule="auto"/>
       </w:pPr>
       <w:r>
-        <w:t xml:space="preserve">Sur le site de bootstrap, copiez le contenu de la </w:t>
-      </w:r>
+        <w:t xml:space="preserve">Sur le site de </w:t>
+      </w:r>
+      <w:proofErr w:type="spellStart"/>
+      <w:r>
+        <w:t>bootstrap</w:t>
+      </w:r>
+      <w:proofErr w:type="spellEnd"/>
+      <w:r>
+        <w:t xml:space="preserve">, copiez le contenu de la </w:t>
+      </w:r>
+      <w:proofErr w:type="spellStart"/>
       <w:r>
         <w:rPr>
           <w:b/>
@@ -7667,7 +8759,15 @@
           <w:b/>
           <w:bCs/>
         </w:rPr>
-        <w:t xml:space="preserve">avbar, </w:t>
+        <w:t>avbar</w:t>
+      </w:r>
+      <w:proofErr w:type="spellEnd"/>
+      <w:r>
+        <w:rPr>
+          <w:b/>
+          <w:bCs/>
+        </w:rPr>
+        <w:t xml:space="preserve">, </w:t>
       </w:r>
       <w:r>
         <w:rPr>
@@ -7685,13 +8785,31 @@
       <w:r>
         <w:t xml:space="preserve">li&gt; de la classe </w:t>
       </w:r>
-      <w:r>
-        <w:rPr>
-          <w:b/>
-          <w:bCs/>
-        </w:rPr>
-        <w:t>nav-item dropdown</w:t>
-      </w:r>
+      <w:proofErr w:type="spellStart"/>
+      <w:r>
+        <w:rPr>
+          <w:b/>
+          <w:bCs/>
+        </w:rPr>
+        <w:t>nav</w:t>
+      </w:r>
+      <w:proofErr w:type="spellEnd"/>
+      <w:r>
+        <w:rPr>
+          <w:b/>
+          <w:bCs/>
+        </w:rPr>
+        <w:t xml:space="preserve">-item </w:t>
+      </w:r>
+      <w:proofErr w:type="spellStart"/>
+      <w:r>
+        <w:rPr>
+          <w:b/>
+          <w:bCs/>
+        </w:rPr>
+        <w:t>dropdown</w:t>
+      </w:r>
+      <w:proofErr w:type="spellEnd"/>
       <w:r>
         <w:rPr>
           <w:b/>
@@ -7731,19 +8849,7 @@
         <w:rPr>
           <w:rStyle w:val="Lienhypertexte"/>
         </w:rPr>
-        <w:t>https://getbootstrap.c</w:t>
-      </w:r>
-      <w:r>
-        <w:rPr>
-          <w:rStyle w:val="Lienhypertexte"/>
-        </w:rPr>
-        <w:t>o</w:t>
-      </w:r>
-      <w:r>
-        <w:rPr>
-          <w:rStyle w:val="Lienhypertexte"/>
-        </w:rPr>
-        <w:t>m/docs/5.0/components/navbar/</w:t>
+        <w:t>https://getbootstrap.com/docs/5.0/components/navbar/</w:t>
       </w:r>
     </w:p>
     <w:p>
@@ -7761,6 +8867,7 @@
       <w:r>
         <w:t>Ajoutez (collez) le contenu dans _</w:t>
       </w:r>
+      <w:proofErr w:type="spellStart"/>
       <w:r>
         <w:rPr>
           <w:b/>
@@ -7768,6 +8875,7 @@
         </w:rPr>
         <w:t>Layout</w:t>
       </w:r>
+      <w:proofErr w:type="spellEnd"/>
       <w:r>
         <w:rPr>
           <w:b/>
@@ -7778,6 +8886,7 @@
       <w:r>
         <w:t xml:space="preserve">après </w:t>
       </w:r>
+      <w:proofErr w:type="spellStart"/>
       <w:r>
         <w:rPr>
           <w:b/>
@@ -7785,6 +8894,7 @@
         </w:rPr>
         <w:t>Privacy</w:t>
       </w:r>
+      <w:proofErr w:type="spellEnd"/>
     </w:p>
     <w:p>
       <w:pPr>
@@ -8388,6 +9498,7 @@
         </w:rPr>
         <w:t xml:space="preserve"> </w:t>
       </w:r>
+      <w:proofErr w:type="spellStart"/>
       <w:r>
         <w:rPr>
           <w:rFonts w:ascii="Cascadia Mono" w:hAnsi="Cascadia Mono" w:cs="Cascadia Mono"/>
@@ -8399,6 +9510,7 @@
         </w:rPr>
         <w:t>href</w:t>
       </w:r>
+      <w:proofErr w:type="spellEnd"/>
       <w:r>
         <w:rPr>
           <w:rFonts w:ascii="Cascadia Mono" w:hAnsi="Cascadia Mono" w:cs="Cascadia Mono"/>
@@ -8441,7 +9553,31 @@
           <w:highlight w:val="green"/>
           <w:lang w:val="en-CA"/>
         </w:rPr>
-        <w:t>="navbarDropdown"</w:t>
+        <w:t>="</w:t>
+      </w:r>
+      <w:proofErr w:type="spellStart"/>
+      <w:r>
+        <w:rPr>
+          <w:rFonts w:ascii="Cascadia Mono" w:hAnsi="Cascadia Mono" w:cs="Cascadia Mono"/>
+          <w:color w:val="0000FF"/>
+          <w:sz w:val="19"/>
+          <w:szCs w:val="19"/>
+          <w:highlight w:val="green"/>
+          <w:lang w:val="en-CA"/>
+        </w:rPr>
+        <w:t>navbarDropdown</w:t>
+      </w:r>
+      <w:proofErr w:type="spellEnd"/>
+      <w:r>
+        <w:rPr>
+          <w:rFonts w:ascii="Cascadia Mono" w:hAnsi="Cascadia Mono" w:cs="Cascadia Mono"/>
+          <w:color w:val="0000FF"/>
+          <w:sz w:val="19"/>
+          <w:szCs w:val="19"/>
+          <w:highlight w:val="green"/>
+          <w:lang w:val="en-CA"/>
+        </w:rPr>
+        <w:t>"</w:t>
       </w:r>
       <w:r>
         <w:rPr>
@@ -8799,8 +9935,21 @@
           <w:highlight w:val="green"/>
           <w:lang w:val="en-CA"/>
         </w:rPr>
-        <w:t>aria-labelledby</w:t>
-      </w:r>
+        <w:t>aria-</w:t>
+      </w:r>
+      <w:proofErr w:type="spellStart"/>
+      <w:r>
+        <w:rPr>
+          <w:rFonts w:ascii="Cascadia Mono" w:hAnsi="Cascadia Mono" w:cs="Cascadia Mono"/>
+          <w:color w:val="FF0000"/>
+          <w:sz w:val="19"/>
+          <w:szCs w:val="19"/>
+          <w:highlight w:val="green"/>
+          <w:lang w:val="en-CA"/>
+        </w:rPr>
+        <w:t>labelledby</w:t>
+      </w:r>
+      <w:proofErr w:type="spellEnd"/>
       <w:r>
         <w:rPr>
           <w:rFonts w:ascii="Cascadia Mono" w:hAnsi="Cascadia Mono" w:cs="Cascadia Mono"/>
@@ -8810,7 +9959,31 @@
           <w:highlight w:val="green"/>
           <w:lang w:val="en-CA"/>
         </w:rPr>
-        <w:t>="navbarDropdown"&gt;</w:t>
+        <w:t>="</w:t>
+      </w:r>
+      <w:proofErr w:type="spellStart"/>
+      <w:r>
+        <w:rPr>
+          <w:rFonts w:ascii="Cascadia Mono" w:hAnsi="Cascadia Mono" w:cs="Cascadia Mono"/>
+          <w:color w:val="0000FF"/>
+          <w:sz w:val="19"/>
+          <w:szCs w:val="19"/>
+          <w:highlight w:val="green"/>
+          <w:lang w:val="en-CA"/>
+        </w:rPr>
+        <w:t>navbarDropdown</w:t>
+      </w:r>
+      <w:proofErr w:type="spellEnd"/>
+      <w:r>
+        <w:rPr>
+          <w:rFonts w:ascii="Cascadia Mono" w:hAnsi="Cascadia Mono" w:cs="Cascadia Mono"/>
+          <w:color w:val="0000FF"/>
+          <w:sz w:val="19"/>
+          <w:szCs w:val="19"/>
+          <w:highlight w:val="green"/>
+          <w:lang w:val="en-CA"/>
+        </w:rPr>
+        <w:t>"&gt;</w:t>
       </w:r>
     </w:p>
     <w:p>
@@ -9198,6 +10371,7 @@
         </w:rPr>
         <w:t xml:space="preserve"> </w:t>
       </w:r>
+      <w:proofErr w:type="spellStart"/>
       <w:r>
         <w:rPr>
           <w:rFonts w:ascii="Cascadia Mono" w:hAnsi="Cascadia Mono" w:cs="Cascadia Mono"/>
@@ -9209,6 +10383,7 @@
         </w:rPr>
         <w:t>href</w:t>
       </w:r>
+      <w:proofErr w:type="spellEnd"/>
       <w:r>
         <w:rPr>
           <w:rFonts w:ascii="Cascadia Mono" w:hAnsi="Cascadia Mono" w:cs="Cascadia Mono"/>
@@ -9543,6 +10718,7 @@
         </w:rPr>
         <w:t xml:space="preserve"> </w:t>
       </w:r>
+      <w:proofErr w:type="spellStart"/>
       <w:r>
         <w:rPr>
           <w:rFonts w:ascii="Cascadia Mono" w:hAnsi="Cascadia Mono" w:cs="Cascadia Mono"/>
@@ -9554,6 +10730,7 @@
         </w:rPr>
         <w:t>href</w:t>
       </w:r>
+      <w:proofErr w:type="spellEnd"/>
       <w:r>
         <w:rPr>
           <w:rFonts w:ascii="Cascadia Mono" w:hAnsi="Cascadia Mono" w:cs="Cascadia Mono"/>
@@ -9675,6 +10852,7 @@
         </w:rPr>
         <w:t>&lt;/</w:t>
       </w:r>
+      <w:proofErr w:type="spellStart"/>
       <w:r>
         <w:rPr>
           <w:rFonts w:ascii="Cascadia Mono" w:hAnsi="Cascadia Mono" w:cs="Cascadia Mono"/>
@@ -9685,6 +10863,7 @@
         </w:rPr>
         <w:t>ul</w:t>
       </w:r>
+      <w:proofErr w:type="spellEnd"/>
       <w:r>
         <w:rPr>
           <w:rFonts w:ascii="Cascadia Mono" w:hAnsi="Cascadia Mono" w:cs="Cascadia Mono"/>
@@ -9833,6 +11012,7 @@
       <w:r>
         <w:t xml:space="preserve">Validez les modifications: faites passer vos changements dans la section </w:t>
       </w:r>
+      <w:proofErr w:type="spellStart"/>
       <w:r>
         <w:rPr>
           <w:b/>
@@ -9840,6 +11020,7 @@
         </w:rPr>
         <w:t>Staged</w:t>
       </w:r>
+      <w:proofErr w:type="spellEnd"/>
       <w:r>
         <w:t>.</w:t>
       </w:r>
@@ -10024,6 +11205,7 @@
       <w:r>
         <w:t>(</w:t>
       </w:r>
+      <w:proofErr w:type="spellStart"/>
       <w:r>
         <w:rPr>
           <w:b/>
@@ -10031,6 +11213,7 @@
         </w:rPr>
         <w:t>Remote</w:t>
       </w:r>
+      <w:proofErr w:type="spellEnd"/>
       <w:r>
         <w:rPr>
           <w:b/>
@@ -10134,8 +11317,13 @@
         <w:spacing w:before="0" w:after="160" w:line="259" w:lineRule="auto"/>
       </w:pPr>
       <w:r>
-        <w:t>Créez le modèle ZombieType</w:t>
-      </w:r>
+        <w:t xml:space="preserve">Créez le modèle </w:t>
+      </w:r>
+      <w:proofErr w:type="spellStart"/>
+      <w:r>
+        <w:t>ZombieType</w:t>
+      </w:r>
+      <w:proofErr w:type="spellEnd"/>
     </w:p>
     <w:p>
       <w:pPr>
@@ -10147,7 +11335,15 @@
         <w:spacing w:before="0" w:after="160" w:line="259" w:lineRule="auto"/>
       </w:pPr>
       <w:r>
-        <w:t>Id (int)</w:t>
+        <w:t>Id (</w:t>
+      </w:r>
+      <w:proofErr w:type="spellStart"/>
+      <w:r>
+        <w:t>int</w:t>
+      </w:r>
+      <w:proofErr w:type="spellEnd"/>
+      <w:r>
+        <w:t>)</w:t>
       </w:r>
     </w:p>
     <w:p>
@@ -10159,8 +11355,13 @@
         </w:numPr>
         <w:spacing w:before="0" w:after="160" w:line="259" w:lineRule="auto"/>
       </w:pPr>
-      <w:r>
-        <w:t>TypeName (string)</w:t>
+      <w:proofErr w:type="spellStart"/>
+      <w:r>
+        <w:t>TypeName</w:t>
+      </w:r>
+      <w:proofErr w:type="spellEnd"/>
+      <w:r>
+        <w:t xml:space="preserve"> (string)</w:t>
       </w:r>
     </w:p>
     <w:p>
@@ -10264,6 +11465,7 @@
       <w:r>
         <w:t xml:space="preserve">faites passer vos changements dans la section </w:t>
       </w:r>
+      <w:proofErr w:type="spellStart"/>
       <w:r>
         <w:rPr>
           <w:b/>
@@ -10271,6 +11473,7 @@
         </w:rPr>
         <w:t>Staged</w:t>
       </w:r>
+      <w:proofErr w:type="spellEnd"/>
       <w:r>
         <w:t>.</w:t>
       </w:r>
@@ -10320,18 +11523,28 @@
         </w:rPr>
         <w:t xml:space="preserve">FCT </w:t>
       </w:r>
+      <w:proofErr w:type="spellStart"/>
       <w:r>
         <w:rPr>
           <w:lang w:val="en-US"/>
         </w:rPr>
-        <w:t xml:space="preserve">classe </w:t>
-      </w:r>
+        <w:t>classe</w:t>
+      </w:r>
+      <w:proofErr w:type="spellEnd"/>
       <w:r>
         <w:rPr>
           <w:lang w:val="en-US"/>
         </w:rPr>
+        <w:t xml:space="preserve"> </w:t>
+      </w:r>
+      <w:proofErr w:type="spellStart"/>
+      <w:r>
+        <w:rPr>
+          <w:lang w:val="en-US"/>
+        </w:rPr>
         <w:t>ZombieType</w:t>
       </w:r>
+      <w:proofErr w:type="spellEnd"/>
     </w:p>
     <w:p>
       <w:pPr>
@@ -10353,8 +11566,13 @@
         <w:t xml:space="preserve">: </w:t>
       </w:r>
       <w:r>
-        <w:t>Ajout de la classe ZombieType</w:t>
-      </w:r>
+        <w:t xml:space="preserve">Ajout de la classe </w:t>
+      </w:r>
+      <w:proofErr w:type="spellStart"/>
+      <w:r>
+        <w:t>ZombieType</w:t>
+      </w:r>
+      <w:proofErr w:type="spellEnd"/>
     </w:p>
     <w:p>
       <w:pPr>
@@ -10434,6 +11652,7 @@
       <w:r>
         <w:t xml:space="preserve"> </w:t>
       </w:r>
+      <w:proofErr w:type="spellStart"/>
       <w:r>
         <w:rPr>
           <w:b/>
@@ -10441,6 +11660,7 @@
         </w:rPr>
         <w:t>ZombieTypeController</w:t>
       </w:r>
+      <w:proofErr w:type="spellEnd"/>
     </w:p>
     <w:p>
       <w:pPr>
@@ -10462,8 +11682,17 @@
         <w:t>Index</w:t>
       </w:r>
       <w:r>
-        <w:t xml:space="preserve">, ajoutez une nouvelle liste de ZombieType dans le </w:t>
-      </w:r>
+        <w:t xml:space="preserve">, ajoutez une nouvelle liste de </w:t>
+      </w:r>
+      <w:proofErr w:type="spellStart"/>
+      <w:r>
+        <w:t>ZombieType</w:t>
+      </w:r>
+      <w:proofErr w:type="spellEnd"/>
+      <w:r>
+        <w:t xml:space="preserve"> dans le </w:t>
+      </w:r>
+      <w:proofErr w:type="spellStart"/>
       <w:r>
         <w:rPr>
           <w:b/>
@@ -10471,6 +11700,7 @@
         </w:rPr>
         <w:t>ViewBag</w:t>
       </w:r>
+      <w:proofErr w:type="spellEnd"/>
     </w:p>
     <w:p>
       <w:pPr>
@@ -10512,7 +11742,51 @@
           <w:szCs w:val="19"/>
           <w:lang w:val="en-CA"/>
         </w:rPr>
-        <w:t xml:space="preserve"> IActionResult Index()</w:t>
+        <w:t xml:space="preserve"> </w:t>
+      </w:r>
+      <w:proofErr w:type="spellStart"/>
+      <w:r>
+        <w:rPr>
+          <w:rFonts w:ascii="Consolas" w:hAnsi="Consolas" w:cs="Consolas"/>
+          <w:color w:val="000000"/>
+          <w:sz w:val="19"/>
+          <w:szCs w:val="19"/>
+          <w:lang w:val="en-CA"/>
+        </w:rPr>
+        <w:t>IActionResult</w:t>
+      </w:r>
+      <w:proofErr w:type="spellEnd"/>
+      <w:r>
+        <w:rPr>
+          <w:rFonts w:ascii="Consolas" w:hAnsi="Consolas" w:cs="Consolas"/>
+          <w:color w:val="000000"/>
+          <w:sz w:val="19"/>
+          <w:szCs w:val="19"/>
+          <w:lang w:val="en-CA"/>
+        </w:rPr>
+        <w:t xml:space="preserve"> </w:t>
+      </w:r>
+      <w:proofErr w:type="gramStart"/>
+      <w:r>
+        <w:rPr>
+          <w:rFonts w:ascii="Consolas" w:hAnsi="Consolas" w:cs="Consolas"/>
+          <w:color w:val="000000"/>
+          <w:sz w:val="19"/>
+          <w:szCs w:val="19"/>
+          <w:lang w:val="en-CA"/>
+        </w:rPr>
+        <w:t>Index(</w:t>
+      </w:r>
+      <w:proofErr w:type="gramEnd"/>
+      <w:r>
+        <w:rPr>
+          <w:rFonts w:ascii="Consolas" w:hAnsi="Consolas" w:cs="Consolas"/>
+          <w:color w:val="000000"/>
+          <w:sz w:val="19"/>
+          <w:szCs w:val="19"/>
+          <w:lang w:val="en-CA"/>
+        </w:rPr>
+        <w:t>)</w:t>
       </w:r>
     </w:p>
     <w:p>
@@ -10580,6 +11854,8 @@
         </w:rPr>
         <w:t xml:space="preserve">    </w:t>
       </w:r>
+      <w:proofErr w:type="spellStart"/>
+      <w:proofErr w:type="gramStart"/>
       <w:r>
         <w:rPr>
           <w:rFonts w:ascii="Consolas" w:hAnsi="Consolas" w:cs="Consolas"/>
@@ -10600,7 +11876,20 @@
           <w:highlight w:val="green"/>
           <w:lang w:val="en-CA"/>
         </w:rPr>
-        <w:t xml:space="preserve">.ViewBag.MaListe = </w:t>
+        <w:t>.ViewBag.MaListe</w:t>
+      </w:r>
+      <w:proofErr w:type="spellEnd"/>
+      <w:proofErr w:type="gramEnd"/>
+      <w:r>
+        <w:rPr>
+          <w:rFonts w:ascii="Consolas" w:hAnsi="Consolas" w:cs="Consolas"/>
+          <w:color w:val="000000"/>
+          <w:sz w:val="19"/>
+          <w:szCs w:val="19"/>
+          <w:highlight w:val="green"/>
+          <w:lang w:val="en-CA"/>
+        </w:rPr>
+        <w:t xml:space="preserve"> = </w:t>
       </w:r>
       <w:r>
         <w:rPr>
@@ -10622,7 +11911,44 @@
           <w:highlight w:val="green"/>
           <w:lang w:val="en-CA"/>
         </w:rPr>
-        <w:t xml:space="preserve"> List&lt;ZombieType&gt;()</w:t>
+        <w:t xml:space="preserve"> List&lt;</w:t>
+      </w:r>
+      <w:proofErr w:type="spellStart"/>
+      <w:r>
+        <w:rPr>
+          <w:rFonts w:ascii="Consolas" w:hAnsi="Consolas" w:cs="Consolas"/>
+          <w:color w:val="000000"/>
+          <w:sz w:val="19"/>
+          <w:szCs w:val="19"/>
+          <w:highlight w:val="green"/>
+          <w:lang w:val="en-CA"/>
+        </w:rPr>
+        <w:t>ZombieType</w:t>
+      </w:r>
+      <w:proofErr w:type="spellEnd"/>
+      <w:proofErr w:type="gramStart"/>
+      <w:r>
+        <w:rPr>
+          <w:rFonts w:ascii="Consolas" w:hAnsi="Consolas" w:cs="Consolas"/>
+          <w:color w:val="000000"/>
+          <w:sz w:val="19"/>
+          <w:szCs w:val="19"/>
+          <w:highlight w:val="green"/>
+          <w:lang w:val="en-CA"/>
+        </w:rPr>
+        <w:t>&gt;(</w:t>
+      </w:r>
+      <w:proofErr w:type="gramEnd"/>
+      <w:r>
+        <w:rPr>
+          <w:rFonts w:ascii="Consolas" w:hAnsi="Consolas" w:cs="Consolas"/>
+          <w:color w:val="000000"/>
+          <w:sz w:val="19"/>
+          <w:szCs w:val="19"/>
+          <w:highlight w:val="green"/>
+          <w:lang w:val="en-CA"/>
+        </w:rPr>
+        <w:t>)</w:t>
       </w:r>
     </w:p>
     <w:p>
@@ -10748,7 +12074,44 @@
           <w:highlight w:val="green"/>
           <w:lang w:val="en-CA"/>
         </w:rPr>
-        <w:t xml:space="preserve"> ZombieType(){TypeName= </w:t>
+        <w:t xml:space="preserve"> </w:t>
+      </w:r>
+      <w:proofErr w:type="spellStart"/>
+      <w:proofErr w:type="gramStart"/>
+      <w:r>
+        <w:rPr>
+          <w:rFonts w:ascii="Consolas" w:hAnsi="Consolas" w:cs="Consolas"/>
+          <w:color w:val="000000"/>
+          <w:sz w:val="19"/>
+          <w:szCs w:val="19"/>
+          <w:highlight w:val="green"/>
+          <w:lang w:val="en-CA"/>
+        </w:rPr>
+        <w:t>ZombieType</w:t>
+      </w:r>
+      <w:proofErr w:type="spellEnd"/>
+      <w:r>
+        <w:rPr>
+          <w:rFonts w:ascii="Consolas" w:hAnsi="Consolas" w:cs="Consolas"/>
+          <w:color w:val="000000"/>
+          <w:sz w:val="19"/>
+          <w:szCs w:val="19"/>
+          <w:highlight w:val="green"/>
+          <w:lang w:val="en-CA"/>
+        </w:rPr>
+        <w:t>(){</w:t>
+      </w:r>
+      <w:proofErr w:type="gramEnd"/>
+      <w:r>
+        <w:rPr>
+          <w:rFonts w:ascii="Consolas" w:hAnsi="Consolas" w:cs="Consolas"/>
+          <w:color w:val="000000"/>
+          <w:sz w:val="19"/>
+          <w:szCs w:val="19"/>
+          <w:highlight w:val="green"/>
+          <w:lang w:val="en-CA"/>
+        </w:rPr>
+        <w:t xml:space="preserve">TypeName= </w:t>
       </w:r>
       <w:r>
         <w:rPr>
@@ -10838,7 +12201,44 @@
           <w:highlight w:val="green"/>
           <w:lang w:val="en-CA"/>
         </w:rPr>
-        <w:t xml:space="preserve"> ZombieType(){TypeName= </w:t>
+        <w:t xml:space="preserve"> </w:t>
+      </w:r>
+      <w:proofErr w:type="spellStart"/>
+      <w:proofErr w:type="gramStart"/>
+      <w:r>
+        <w:rPr>
+          <w:rFonts w:ascii="Consolas" w:hAnsi="Consolas" w:cs="Consolas"/>
+          <w:color w:val="000000"/>
+          <w:sz w:val="19"/>
+          <w:szCs w:val="19"/>
+          <w:highlight w:val="green"/>
+          <w:lang w:val="en-CA"/>
+        </w:rPr>
+        <w:t>ZombieType</w:t>
+      </w:r>
+      <w:proofErr w:type="spellEnd"/>
+      <w:r>
+        <w:rPr>
+          <w:rFonts w:ascii="Consolas" w:hAnsi="Consolas" w:cs="Consolas"/>
+          <w:color w:val="000000"/>
+          <w:sz w:val="19"/>
+          <w:szCs w:val="19"/>
+          <w:highlight w:val="green"/>
+          <w:lang w:val="en-CA"/>
+        </w:rPr>
+        <w:t>(){</w:t>
+      </w:r>
+      <w:proofErr w:type="gramEnd"/>
+      <w:r>
+        <w:rPr>
+          <w:rFonts w:ascii="Consolas" w:hAnsi="Consolas" w:cs="Consolas"/>
+          <w:color w:val="000000"/>
+          <w:sz w:val="19"/>
+          <w:szCs w:val="19"/>
+          <w:highlight w:val="green"/>
+          <w:lang w:val="en-CA"/>
+        </w:rPr>
+        <w:t xml:space="preserve">TypeName= </w:t>
       </w:r>
       <w:r>
         <w:rPr>
@@ -10958,6 +12358,7 @@
         </w:rPr>
         <w:t xml:space="preserve">    </w:t>
       </w:r>
+      <w:proofErr w:type="gramStart"/>
       <w:r>
         <w:rPr>
           <w:rFonts w:ascii="Consolas" w:hAnsi="Consolas" w:cs="Consolas"/>
@@ -10967,6 +12368,7 @@
         </w:rPr>
         <w:t>return</w:t>
       </w:r>
+      <w:proofErr w:type="gramEnd"/>
       <w:r>
         <w:rPr>
           <w:rFonts w:ascii="Consolas" w:hAnsi="Consolas" w:cs="Consolas"/>
@@ -10974,7 +12376,38 @@
           <w:sz w:val="19"/>
           <w:szCs w:val="19"/>
         </w:rPr>
-        <w:t xml:space="preserve"> View();</w:t>
+        <w:t xml:space="preserve"> </w:t>
+      </w:r>
+      <w:proofErr w:type="spellStart"/>
+      <w:proofErr w:type="gramStart"/>
+      <w:r>
+        <w:rPr>
+          <w:rFonts w:ascii="Consolas" w:hAnsi="Consolas" w:cs="Consolas"/>
+          <w:color w:val="000000"/>
+          <w:sz w:val="19"/>
+          <w:szCs w:val="19"/>
+        </w:rPr>
+        <w:t>View</w:t>
+      </w:r>
+      <w:proofErr w:type="spellEnd"/>
+      <w:r>
+        <w:rPr>
+          <w:rFonts w:ascii="Consolas" w:hAnsi="Consolas" w:cs="Consolas"/>
+          <w:color w:val="000000"/>
+          <w:sz w:val="19"/>
+          <w:szCs w:val="19"/>
+        </w:rPr>
+        <w:t>(</w:t>
+      </w:r>
+      <w:proofErr w:type="gramEnd"/>
+      <w:r>
+        <w:rPr>
+          <w:rFonts w:ascii="Consolas" w:hAnsi="Consolas" w:cs="Consolas"/>
+          <w:color w:val="000000"/>
+          <w:sz w:val="19"/>
+          <w:szCs w:val="19"/>
+        </w:rPr>
+        <w:t>);</w:t>
       </w:r>
     </w:p>
     <w:p>
@@ -11069,7 +12502,23 @@
         <w:t>ôleur</w:t>
       </w:r>
       <w:r>
-        <w:t xml:space="preserve"> (bouton droit sur Index()), View Razor vide</w:t>
+        <w:t xml:space="preserve"> (bouton droit sur </w:t>
+      </w:r>
+      <w:proofErr w:type="gramStart"/>
+      <w:r>
+        <w:t>Index(</w:t>
+      </w:r>
+      <w:proofErr w:type="gramEnd"/>
+      <w:r>
+        <w:t xml:space="preserve">)), </w:t>
+      </w:r>
+      <w:proofErr w:type="spellStart"/>
+      <w:r>
+        <w:t>View</w:t>
+      </w:r>
+      <w:proofErr w:type="spellEnd"/>
+      <w:r>
+        <w:t xml:space="preserve"> Razor vide</w:t>
       </w:r>
     </w:p>
     <w:p>
@@ -11080,39 +12529,20 @@
           <w:numId w:val="28"/>
         </w:numPr>
         <w:spacing w:before="0" w:after="160" w:line="259" w:lineRule="auto"/>
-        <w:rPr>
-          <w:highlight w:val="magenta"/>
-        </w:rPr>
-      </w:pPr>
-      <w:r>
-        <w:rPr>
-          <w:highlight w:val="magenta"/>
-        </w:rPr>
-        <w:t>pp</w:t>
-      </w:r>
-      <w:r>
-        <w:rPr>
-          <w:highlight w:val="magenta"/>
-        </w:rPr>
+      </w:pPr>
+      <w:r>
         <w:t xml:space="preserve">Remplacez le contenu par défaut de la </w:t>
       </w:r>
       <w:r>
-        <w:rPr>
-          <w:highlight w:val="magenta"/>
-        </w:rPr>
         <w:t>vue</w:t>
       </w:r>
       <w:r>
-        <w:rPr>
-          <w:highlight w:val="magenta"/>
-        </w:rPr>
         <w:t xml:space="preserve"> par le contenu du fichier </w:t>
       </w:r>
       <w:r>
         <w:rPr>
           <w:i/>
           <w:iCs/>
-          <w:highlight w:val="magenta"/>
         </w:rPr>
         <w:t>S01_Lab2_FichiersComplementaires</w:t>
       </w:r>
@@ -11120,23 +12550,43 @@
         <w:rPr>
           <w:i/>
           <w:iCs/>
-          <w:highlight w:val="magenta"/>
         </w:rPr>
         <w:t>/</w:t>
       </w:r>
       <w:r>
-        <w:rPr>
-          <w:highlight w:val="magenta"/>
-        </w:rPr>
         <w:t xml:space="preserve"> </w:t>
       </w:r>
+      <w:proofErr w:type="spellStart"/>
       <w:r>
         <w:rPr>
           <w:i/>
           <w:iCs/>
-          <w:highlight w:val="magenta"/>
-        </w:rPr>
-        <w:t xml:space="preserve">View ZombieType Index.txt </w:t>
+        </w:rPr>
+        <w:t>View</w:t>
+      </w:r>
+      <w:proofErr w:type="spellEnd"/>
+      <w:r>
+        <w:rPr>
+          <w:i/>
+          <w:iCs/>
+        </w:rPr>
+        <w:t xml:space="preserve"> </w:t>
+      </w:r>
+      <w:proofErr w:type="spellStart"/>
+      <w:r>
+        <w:rPr>
+          <w:i/>
+          <w:iCs/>
+        </w:rPr>
+        <w:t>ZombieType</w:t>
+      </w:r>
+      <w:proofErr w:type="spellEnd"/>
+      <w:r>
+        <w:rPr>
+          <w:i/>
+          <w:iCs/>
+        </w:rPr>
+        <w:t xml:space="preserve"> Index.txt </w:t>
       </w:r>
     </w:p>
     <w:p>
@@ -11160,8 +12610,18 @@
           <w:b/>
           <w:bCs/>
         </w:rPr>
-        <w:t>/ZombieType</w:t>
-      </w:r>
+        <w:t>/</w:t>
+      </w:r>
+      <w:proofErr w:type="spellStart"/>
+      <w:r>
+        <w:rPr>
+          <w:rFonts w:ascii="Consolas" w:hAnsi="Consolas"/>
+          <w:b/>
+          <w:bCs/>
+        </w:rPr>
+        <w:t>ZombieType</w:t>
+      </w:r>
+      <w:proofErr w:type="spellEnd"/>
     </w:p>
     <w:p>
       <w:pPr>
@@ -11178,6 +12638,7 @@
       <w:r>
         <w:t xml:space="preserve">le </w:t>
       </w:r>
+      <w:proofErr w:type="spellStart"/>
       <w:r>
         <w:rPr>
           <w:b/>
@@ -11185,6 +12646,7 @@
         </w:rPr>
         <w:t>TypeName</w:t>
       </w:r>
+      <w:proofErr w:type="spellEnd"/>
       <w:r>
         <w:t xml:space="preserve"> </w:t>
       </w:r>
@@ -11192,8 +12654,13 @@
         <w:t>de chaque élément de la liste</w:t>
       </w:r>
       <w:r>
-        <w:t xml:space="preserve"> de ZombieType</w:t>
-      </w:r>
+        <w:t xml:space="preserve"> de </w:t>
+      </w:r>
+      <w:proofErr w:type="spellStart"/>
+      <w:r>
+        <w:t>ZombieType</w:t>
+      </w:r>
+      <w:proofErr w:type="spellEnd"/>
     </w:p>
     <w:p>
       <w:pPr>
@@ -11216,8 +12683,18 @@
           <w:b/>
           <w:bCs/>
         </w:rPr>
-        <w:t>/ZombieType</w:t>
-      </w:r>
+        <w:t>/</w:t>
+      </w:r>
+      <w:proofErr w:type="spellStart"/>
+      <w:r>
+        <w:rPr>
+          <w:rFonts w:ascii="Consolas" w:hAnsi="Consolas"/>
+          <w:b/>
+          <w:bCs/>
+        </w:rPr>
+        <w:t>ZombieType</w:t>
+      </w:r>
+      <w:proofErr w:type="spellEnd"/>
     </w:p>
     <w:p>
       <w:pPr>
@@ -11245,12 +12722,22 @@
         </w:numPr>
         <w:spacing w:before="0" w:after="160" w:line="259" w:lineRule="auto"/>
       </w:pPr>
+      <w:proofErr w:type="gramStart"/>
       <w:r>
         <w:t>Modifiez</w:t>
       </w:r>
       <w:r>
-        <w:t xml:space="preserve"> le _Layout</w:t>
-      </w:r>
+        <w:t xml:space="preserve"> le</w:t>
+      </w:r>
+      <w:proofErr w:type="gramEnd"/>
+      <w:r>
+        <w:t xml:space="preserve"> _</w:t>
+      </w:r>
+      <w:proofErr w:type="spellStart"/>
+      <w:r>
+        <w:t>Layout</w:t>
+      </w:r>
+      <w:proofErr w:type="spellEnd"/>
     </w:p>
     <w:p>
       <w:pPr>
@@ -11327,6 +12814,7 @@
       <w:r>
         <w:t xml:space="preserve"> de </w:t>
       </w:r>
+      <w:proofErr w:type="spellStart"/>
       <w:r>
         <w:rPr>
           <w:b/>
@@ -11334,6 +12822,7 @@
         </w:rPr>
         <w:t>ZombieType</w:t>
       </w:r>
+      <w:proofErr w:type="spellEnd"/>
       <w:r>
         <w:t>.</w:t>
       </w:r>
@@ -11439,6 +12928,7 @@
       <w:r>
         <w:t xml:space="preserve">Validez les modifications: faites passer vos changements dans la section </w:t>
       </w:r>
+      <w:proofErr w:type="spellStart"/>
       <w:r>
         <w:rPr>
           <w:b/>
@@ -11446,6 +12936,7 @@
         </w:rPr>
         <w:t>Staged</w:t>
       </w:r>
+      <w:proofErr w:type="spellEnd"/>
       <w:r>
         <w:t>.</w:t>
       </w:r>
@@ -11493,14 +12984,22 @@
         <w:rPr>
           <w:lang w:val="en-US"/>
         </w:rPr>
-        <w:t>FCT Zombie</w:t>
-      </w:r>
+        <w:t xml:space="preserve">FCT </w:t>
+      </w:r>
+      <w:proofErr w:type="spellStart"/>
       <w:r>
         <w:rPr>
           <w:lang w:val="en-US"/>
         </w:rPr>
+        <w:t>Zombie</w:t>
+      </w:r>
+      <w:r>
+        <w:rPr>
+          <w:lang w:val="en-US"/>
+        </w:rPr>
         <w:t>Type</w:t>
       </w:r>
+      <w:proofErr w:type="spellEnd"/>
       <w:r>
         <w:rPr>
           <w:lang w:val="en-US"/>
@@ -11528,11 +13027,16 @@
         <w:t xml:space="preserve">: </w:t>
       </w:r>
       <w:r>
-        <w:t>Ajout du contrôleur Zombie</w:t>
+        <w:t xml:space="preserve">Ajout du contrôleur </w:t>
+      </w:r>
+      <w:proofErr w:type="spellStart"/>
+      <w:r>
+        <w:t>Zombie</w:t>
       </w:r>
       <w:r>
         <w:t>Type</w:t>
       </w:r>
+      <w:proofErr w:type="spellEnd"/>
       <w:r>
         <w:t xml:space="preserve"> et de la vue Index associée affichant la liste des </w:t>
       </w:r>
@@ -11619,6 +13123,7 @@
       <w:r>
         <w:t xml:space="preserve"> </w:t>
       </w:r>
+      <w:proofErr w:type="spellStart"/>
       <w:r>
         <w:rPr>
           <w:b/>
@@ -11633,9 +13138,11 @@
         </w:rPr>
         <w:t>Controller</w:t>
       </w:r>
+      <w:proofErr w:type="spellEnd"/>
       <w:r>
         <w:t xml:space="preserve">, ajoutez l’action </w:t>
       </w:r>
+      <w:proofErr w:type="spellStart"/>
       <w:r>
         <w:rPr>
           <w:b/>
@@ -11643,6 +13150,7 @@
         </w:rPr>
         <w:t>Create</w:t>
       </w:r>
+      <w:proofErr w:type="spellEnd"/>
       <w:r>
         <w:t xml:space="preserve"> qui retourne la </w:t>
       </w:r>
@@ -11727,7 +13235,51 @@
           <w:szCs w:val="19"/>
           <w:lang w:val="en-CA"/>
         </w:rPr>
-        <w:t xml:space="preserve"> IActionResult Create()</w:t>
+        <w:t xml:space="preserve"> </w:t>
+      </w:r>
+      <w:proofErr w:type="spellStart"/>
+      <w:r>
+        <w:rPr>
+          <w:rFonts w:ascii="Consolas" w:hAnsi="Consolas" w:cs="Consolas"/>
+          <w:color w:val="000000"/>
+          <w:sz w:val="19"/>
+          <w:szCs w:val="19"/>
+          <w:lang w:val="en-CA"/>
+        </w:rPr>
+        <w:t>IActionResult</w:t>
+      </w:r>
+      <w:proofErr w:type="spellEnd"/>
+      <w:r>
+        <w:rPr>
+          <w:rFonts w:ascii="Consolas" w:hAnsi="Consolas" w:cs="Consolas"/>
+          <w:color w:val="000000"/>
+          <w:sz w:val="19"/>
+          <w:szCs w:val="19"/>
+          <w:lang w:val="en-CA"/>
+        </w:rPr>
+        <w:t xml:space="preserve"> </w:t>
+      </w:r>
+      <w:proofErr w:type="gramStart"/>
+      <w:r>
+        <w:rPr>
+          <w:rFonts w:ascii="Consolas" w:hAnsi="Consolas" w:cs="Consolas"/>
+          <w:color w:val="000000"/>
+          <w:sz w:val="19"/>
+          <w:szCs w:val="19"/>
+          <w:lang w:val="en-CA"/>
+        </w:rPr>
+        <w:t>Create(</w:t>
+      </w:r>
+      <w:proofErr w:type="gramEnd"/>
+      <w:r>
+        <w:rPr>
+          <w:rFonts w:ascii="Consolas" w:hAnsi="Consolas" w:cs="Consolas"/>
+          <w:color w:val="000000"/>
+          <w:sz w:val="19"/>
+          <w:szCs w:val="19"/>
+          <w:lang w:val="en-CA"/>
+        </w:rPr>
+        <w:t>)</w:t>
       </w:r>
     </w:p>
     <w:p>
@@ -11811,7 +13363,29 @@
           <w:szCs w:val="19"/>
           <w:lang w:val="en-US"/>
         </w:rPr>
-        <w:t xml:space="preserve"> View();</w:t>
+        <w:t xml:space="preserve"> </w:t>
+      </w:r>
+      <w:proofErr w:type="gramStart"/>
+      <w:r>
+        <w:rPr>
+          <w:rFonts w:ascii="Consolas" w:hAnsi="Consolas" w:cs="Consolas"/>
+          <w:color w:val="000000"/>
+          <w:sz w:val="19"/>
+          <w:szCs w:val="19"/>
+          <w:lang w:val="en-US"/>
+        </w:rPr>
+        <w:t>View(</w:t>
+      </w:r>
+      <w:proofErr w:type="gramEnd"/>
+      <w:r>
+        <w:rPr>
+          <w:rFonts w:ascii="Consolas" w:hAnsi="Consolas" w:cs="Consolas"/>
+          <w:color w:val="000000"/>
+          <w:sz w:val="19"/>
+          <w:szCs w:val="19"/>
+          <w:lang w:val="en-US"/>
+        </w:rPr>
+        <w:t>);</w:t>
       </w:r>
     </w:p>
     <w:p>
@@ -11872,7 +13446,15 @@
         <w:t>vue</w:t>
       </w:r>
       <w:r>
-        <w:t xml:space="preserve"> ZombieType/</w:t>
+        <w:t xml:space="preserve"> </w:t>
+      </w:r>
+      <w:proofErr w:type="spellStart"/>
+      <w:r>
+        <w:t>ZombieType</w:t>
+      </w:r>
+      <w:proofErr w:type="spellEnd"/>
+      <w:r>
+        <w:t>/</w:t>
       </w:r>
       <w:r>
         <w:rPr>
@@ -11884,12 +13466,21 @@
       <w:r>
         <w:t xml:space="preserve">modifiez le bouton </w:t>
       </w:r>
-      <w:r>
-        <w:rPr>
-          <w:b/>
-          <w:bCs/>
-        </w:rPr>
-        <w:t xml:space="preserve">Create New Type </w:t>
+      <w:proofErr w:type="spellStart"/>
+      <w:r>
+        <w:rPr>
+          <w:b/>
+          <w:bCs/>
+        </w:rPr>
+        <w:t>Create</w:t>
+      </w:r>
+      <w:proofErr w:type="spellEnd"/>
+      <w:r>
+        <w:rPr>
+          <w:b/>
+          <w:bCs/>
+        </w:rPr>
+        <w:t xml:space="preserve"> New Type </w:t>
       </w:r>
       <w:r>
         <w:t xml:space="preserve">afin qu’il </w:t>
@@ -11904,8 +13495,17 @@
         <w:t>vue</w:t>
       </w:r>
       <w:r>
-        <w:t xml:space="preserve"> ZombieType/</w:t>
-      </w:r>
+        <w:t xml:space="preserve"> </w:t>
+      </w:r>
+      <w:proofErr w:type="spellStart"/>
+      <w:r>
+        <w:t>ZombieType</w:t>
+      </w:r>
+      <w:proofErr w:type="spellEnd"/>
+      <w:r>
+        <w:t>/</w:t>
+      </w:r>
+      <w:proofErr w:type="spellStart"/>
       <w:r>
         <w:rPr>
           <w:b/>
@@ -11913,6 +13513,7 @@
         </w:rPr>
         <w:t>Create</w:t>
       </w:r>
+      <w:proofErr w:type="spellEnd"/>
     </w:p>
     <w:p>
       <w:pPr>
@@ -11970,12 +13571,21 @@
       <w:r>
         <w:t xml:space="preserve"> </w:t>
       </w:r>
-      <w:r>
-        <w:rPr>
-          <w:b/>
-          <w:bCs/>
-        </w:rPr>
-        <w:t xml:space="preserve">Create </w:t>
+      <w:proofErr w:type="spellStart"/>
+      <w:r>
+        <w:rPr>
+          <w:b/>
+          <w:bCs/>
+        </w:rPr>
+        <w:t>Create</w:t>
+      </w:r>
+      <w:proofErr w:type="spellEnd"/>
+      <w:r>
+        <w:rPr>
+          <w:b/>
+          <w:bCs/>
+        </w:rPr>
+        <w:t xml:space="preserve"> </w:t>
       </w:r>
       <w:r>
         <w:t>à</w:t>
@@ -11996,11 +13606,26 @@
       <w:r>
         <w:t xml:space="preserve"> (bouton droit sur </w:t>
       </w:r>
+      <w:proofErr w:type="spellStart"/>
+      <w:proofErr w:type="gramStart"/>
       <w:r>
         <w:t>Create</w:t>
       </w:r>
-      <w:r>
-        <w:t>()), View Razor vide</w:t>
+      <w:proofErr w:type="spellEnd"/>
+      <w:r>
+        <w:t>(</w:t>
+      </w:r>
+      <w:proofErr w:type="gramEnd"/>
+      <w:r>
+        <w:t xml:space="preserve">)), </w:t>
+      </w:r>
+      <w:proofErr w:type="spellStart"/>
+      <w:r>
+        <w:t>View</w:t>
+      </w:r>
+      <w:proofErr w:type="spellEnd"/>
+      <w:r>
+        <w:t xml:space="preserve"> Razor vide</w:t>
       </w:r>
     </w:p>
     <w:p>
@@ -12038,20 +13663,38 @@
       <w:r>
         <w:t xml:space="preserve"> </w:t>
       </w:r>
+      <w:proofErr w:type="spellStart"/>
       <w:r>
         <w:rPr>
           <w:i/>
           <w:iCs/>
         </w:rPr>
-        <w:t>View Zombie</w:t>
-      </w:r>
+        <w:t>View</w:t>
+      </w:r>
+      <w:proofErr w:type="spellEnd"/>
       <w:r>
         <w:rPr>
           <w:i/>
           <w:iCs/>
         </w:rPr>
+        <w:t xml:space="preserve"> </w:t>
+      </w:r>
+      <w:proofErr w:type="spellStart"/>
+      <w:r>
+        <w:rPr>
+          <w:i/>
+          <w:iCs/>
+        </w:rPr>
+        <w:t>Zombie</w:t>
+      </w:r>
+      <w:r>
+        <w:rPr>
+          <w:i/>
+          <w:iCs/>
+        </w:rPr>
         <w:t>Type</w:t>
       </w:r>
+      <w:proofErr w:type="spellEnd"/>
       <w:r>
         <w:rPr>
           <w:i/>
@@ -12130,12 +13773,21 @@
       <w:r>
         <w:t xml:space="preserve"> </w:t>
       </w:r>
-      <w:r>
-        <w:rPr>
-          <w:b/>
-          <w:bCs/>
-        </w:rPr>
-        <w:t xml:space="preserve">ZombieType </w:t>
+      <w:proofErr w:type="spellStart"/>
+      <w:r>
+        <w:rPr>
+          <w:b/>
+          <w:bCs/>
+        </w:rPr>
+        <w:t>ZombieType</w:t>
+      </w:r>
+      <w:proofErr w:type="spellEnd"/>
+      <w:r>
+        <w:rPr>
+          <w:b/>
+          <w:bCs/>
+        </w:rPr>
+        <w:t xml:space="preserve"> </w:t>
       </w:r>
       <w:r>
         <w:t>en haut</w:t>
@@ -12149,6 +13801,7 @@
       <w:r>
         <w:t xml:space="preserve"> </w:t>
       </w:r>
+      <w:proofErr w:type="spellStart"/>
       <w:r>
         <w:rPr>
           <w:b/>
@@ -12156,6 +13809,7 @@
         </w:rPr>
         <w:t>Create</w:t>
       </w:r>
+      <w:proofErr w:type="spellEnd"/>
     </w:p>
     <w:p>
       <w:pPr>
@@ -12175,6 +13829,7 @@
       <w:r>
         <w:t xml:space="preserve"> les </w:t>
       </w:r>
+      <w:proofErr w:type="spellStart"/>
       <w:r>
         <w:rPr>
           <w:b/>
@@ -12182,6 +13837,7 @@
         </w:rPr>
         <w:t>TagHelpers</w:t>
       </w:r>
+      <w:proofErr w:type="spellEnd"/>
       <w:r>
         <w:t xml:space="preserve"> pour</w:t>
       </w:r>
@@ -12198,9 +13854,11 @@
         </w:numPr>
         <w:spacing w:before="0" w:after="160" w:line="259" w:lineRule="auto"/>
       </w:pPr>
+      <w:proofErr w:type="gramStart"/>
       <w:r>
         <w:t>le</w:t>
       </w:r>
+      <w:proofErr w:type="gramEnd"/>
       <w:r>
         <w:t xml:space="preserve"> </w:t>
       </w:r>
@@ -12220,18 +13878,36 @@
           <w:numId w:val="32"/>
         </w:numPr>
         <w:spacing w:before="0" w:after="160" w:line="259" w:lineRule="auto"/>
-      </w:pPr>
-      <w:r>
-        <w:t xml:space="preserve">le </w:t>
-      </w:r>
-      <w:r>
-        <w:rPr>
-          <w:b/>
-          <w:bCs/>
+        <w:rPr>
+          <w:highlight w:val="magenta"/>
+        </w:rPr>
+      </w:pPr>
+      <w:proofErr w:type="gramStart"/>
+      <w:r>
+        <w:rPr>
+          <w:highlight w:val="magenta"/>
+        </w:rPr>
+        <w:t>le</w:t>
+      </w:r>
+      <w:proofErr w:type="gramEnd"/>
+      <w:r>
+        <w:rPr>
+          <w:highlight w:val="magenta"/>
+        </w:rPr>
+        <w:t xml:space="preserve"> </w:t>
+      </w:r>
+      <w:r>
+        <w:rPr>
+          <w:b/>
+          <w:bCs/>
+          <w:highlight w:val="magenta"/>
         </w:rPr>
         <w:t>libellé</w:t>
       </w:r>
       <w:r>
+        <w:rPr>
+          <w:highlight w:val="magenta"/>
+        </w:rPr>
         <w:t xml:space="preserve"> (label)</w:t>
       </w:r>
     </w:p>
@@ -12244,12 +13920,14 @@
         </w:numPr>
         <w:spacing w:before="0" w:after="160" w:line="259" w:lineRule="auto"/>
       </w:pPr>
+      <w:proofErr w:type="gramStart"/>
       <w:r>
         <w:t>l</w:t>
       </w:r>
       <w:r>
         <w:t>a</w:t>
       </w:r>
+      <w:proofErr w:type="gramEnd"/>
       <w:r>
         <w:t xml:space="preserve"> </w:t>
       </w:r>
@@ -12273,8 +13951,13 @@
         </w:numPr>
         <w:spacing w:before="0" w:after="160" w:line="259" w:lineRule="auto"/>
       </w:pPr>
-      <w:r>
-        <w:t xml:space="preserve">le </w:t>
+      <w:proofErr w:type="gramStart"/>
+      <w:r>
+        <w:t>le</w:t>
+      </w:r>
+      <w:proofErr w:type="gramEnd"/>
+      <w:r>
+        <w:t xml:space="preserve"> </w:t>
       </w:r>
       <w:r>
         <w:t>bouton</w:t>
@@ -12419,6 +14102,7 @@
       <w:r>
         <w:t xml:space="preserve">Validez les modifications: faites passer vos changements dans la section </w:t>
       </w:r>
+      <w:proofErr w:type="spellStart"/>
       <w:r>
         <w:rPr>
           <w:b/>
@@ -12426,6 +14110,7 @@
         </w:rPr>
         <w:t>Staged</w:t>
       </w:r>
+      <w:proofErr w:type="spellEnd"/>
       <w:r>
         <w:t>.</w:t>
       </w:r>
@@ -12455,13 +14140,23 @@
           <w:lang w:val="en-US"/>
         </w:rPr>
       </w:pPr>
+      <w:proofErr w:type="gramStart"/>
       <w:r>
         <w:rPr>
           <w:b/>
           <w:bCs/>
           <w:lang w:val="en-US"/>
         </w:rPr>
-        <w:t>Commit subject</w:t>
+        <w:t>Commit</w:t>
+      </w:r>
+      <w:proofErr w:type="gramEnd"/>
+      <w:r>
+        <w:rPr>
+          <w:b/>
+          <w:bCs/>
+          <w:lang w:val="en-US"/>
+        </w:rPr>
+        <w:t xml:space="preserve"> subject</w:t>
       </w:r>
       <w:r>
         <w:rPr>
@@ -12534,9 +14229,11 @@
       <w:r>
         <w:t xml:space="preserve"> </w:t>
       </w:r>
+      <w:proofErr w:type="spellStart"/>
       <w:r>
         <w:t>Create</w:t>
       </w:r>
+      <w:proofErr w:type="spellEnd"/>
       <w:r>
         <w:t xml:space="preserve"> </w:t>
       </w:r>
@@ -12616,6 +14313,7 @@
       <w:r>
         <w:t>(</w:t>
       </w:r>
+      <w:proofErr w:type="spellStart"/>
       <w:r>
         <w:rPr>
           <w:b/>
@@ -12623,6 +14321,7 @@
         </w:rPr>
         <w:t>Remote</w:t>
       </w:r>
+      <w:proofErr w:type="spellEnd"/>
       <w:r>
         <w:rPr>
           <w:b/>
@@ -12765,6 +14464,7 @@
       <w:r>
         <w:t xml:space="preserve"> </w:t>
       </w:r>
+      <w:proofErr w:type="spellStart"/>
       <w:r>
         <w:rPr>
           <w:b/>
@@ -12772,6 +14472,7 @@
         </w:rPr>
         <w:t>ZombieType</w:t>
       </w:r>
+      <w:proofErr w:type="spellEnd"/>
       <w:r>
         <w:t xml:space="preserve"> pour l’affichage et la validation</w:t>
       </w:r>
@@ -12846,12 +14547,14 @@
                 <w:lang w:val="fr-CA"/>
               </w:rPr>
             </w:pPr>
+            <w:proofErr w:type="spellStart"/>
             <w:r>
               <w:rPr>
                 <w:lang w:val="fr-CA"/>
               </w:rPr>
               <w:t>TypeName</w:t>
             </w:r>
+            <w:proofErr w:type="spellEnd"/>
           </w:p>
         </w:tc>
         <w:tc>
@@ -12920,12 +14623,14 @@
                 <w:lang w:val="fr-CA"/>
               </w:rPr>
             </w:pPr>
+            <w:proofErr w:type="spellStart"/>
             <w:r>
               <w:rPr>
                 <w:lang w:val="fr-CA"/>
               </w:rPr>
               <w:t>TypeName</w:t>
             </w:r>
+            <w:proofErr w:type="spellEnd"/>
           </w:p>
         </w:tc>
         <w:tc>
@@ -12933,16 +14638,31 @@
             <w:tcW w:w="5387" w:type="dxa"/>
           </w:tcPr>
           <w:p>
+            <w:proofErr w:type="spellStart"/>
             <w:r>
               <w:t>Obligatoire</w:t>
             </w:r>
+            <w:proofErr w:type="spellEnd"/>
           </w:p>
           <w:p>
             <w:r>
-              <w:t>Message d’erreur </w:t>
+              <w:t xml:space="preserve">Message </w:t>
+            </w:r>
+            <w:proofErr w:type="spellStart"/>
+            <w:proofErr w:type="gramStart"/>
+            <w:r>
+              <w:t>d’erreur</w:t>
+            </w:r>
+            <w:proofErr w:type="spellEnd"/>
+            <w:r>
+              <w:t> </w:t>
             </w:r>
             <w:r>
-              <w:t xml:space="preserve">: </w:t>
+              <w:t>:</w:t>
+            </w:r>
+            <w:proofErr w:type="gramEnd"/>
+            <w:r>
+              <w:t xml:space="preserve"> </w:t>
             </w:r>
             <w:r>
               <w:rPr>
@@ -13055,6 +14775,7 @@
       <w:r>
         <w:t xml:space="preserve">ction </w:t>
       </w:r>
+      <w:proofErr w:type="spellStart"/>
       <w:r>
         <w:rPr>
           <w:b/>
@@ -13062,6 +14783,7 @@
         </w:rPr>
         <w:t>Create</w:t>
       </w:r>
+      <w:proofErr w:type="spellEnd"/>
       <w:r>
         <w:t xml:space="preserve"> POST dans le </w:t>
       </w:r>
@@ -13132,7 +14854,29 @@
           <w:szCs w:val="19"/>
           <w:lang w:val="en-US"/>
         </w:rPr>
-        <w:t>[HttpPost]</w:t>
+        <w:t>[</w:t>
+      </w:r>
+      <w:proofErr w:type="spellStart"/>
+      <w:r>
+        <w:rPr>
+          <w:rFonts w:ascii="Cascadia Mono" w:hAnsi="Cascadia Mono" w:cs="Cascadia Mono"/>
+          <w:color w:val="000000"/>
+          <w:sz w:val="19"/>
+          <w:szCs w:val="19"/>
+          <w:lang w:val="en-US"/>
+        </w:rPr>
+        <w:t>HttpPost</w:t>
+      </w:r>
+      <w:proofErr w:type="spellEnd"/>
+      <w:r>
+        <w:rPr>
+          <w:rFonts w:ascii="Cascadia Mono" w:hAnsi="Cascadia Mono" w:cs="Cascadia Mono"/>
+          <w:color w:val="000000"/>
+          <w:sz w:val="19"/>
+          <w:szCs w:val="19"/>
+          <w:lang w:val="en-US"/>
+        </w:rPr>
+        <w:t>]</w:t>
       </w:r>
     </w:p>
     <w:p>
@@ -13175,7 +14919,85 @@
           <w:szCs w:val="19"/>
           <w:lang w:val="en-CA"/>
         </w:rPr>
-        <w:t xml:space="preserve"> IActionResult Create(Models.ZombieType zombieType)</w:t>
+        <w:t xml:space="preserve"> </w:t>
+      </w:r>
+      <w:proofErr w:type="spellStart"/>
+      <w:r>
+        <w:rPr>
+          <w:rFonts w:ascii="Cascadia Mono" w:hAnsi="Cascadia Mono" w:cs="Cascadia Mono"/>
+          <w:color w:val="000000"/>
+          <w:sz w:val="19"/>
+          <w:szCs w:val="19"/>
+          <w:lang w:val="en-CA"/>
+        </w:rPr>
+        <w:t>IActionResult</w:t>
+      </w:r>
+      <w:proofErr w:type="spellEnd"/>
+      <w:r>
+        <w:rPr>
+          <w:rFonts w:ascii="Cascadia Mono" w:hAnsi="Cascadia Mono" w:cs="Cascadia Mono"/>
+          <w:color w:val="000000"/>
+          <w:sz w:val="19"/>
+          <w:szCs w:val="19"/>
+          <w:lang w:val="en-CA"/>
+        </w:rPr>
+        <w:t xml:space="preserve"> </w:t>
+      </w:r>
+      <w:proofErr w:type="gramStart"/>
+      <w:r>
+        <w:rPr>
+          <w:rFonts w:ascii="Cascadia Mono" w:hAnsi="Cascadia Mono" w:cs="Cascadia Mono"/>
+          <w:color w:val="000000"/>
+          <w:sz w:val="19"/>
+          <w:szCs w:val="19"/>
+          <w:lang w:val="en-CA"/>
+        </w:rPr>
+        <w:t>Create(</w:t>
+      </w:r>
+      <w:proofErr w:type="spellStart"/>
+      <w:proofErr w:type="gramEnd"/>
+      <w:r>
+        <w:rPr>
+          <w:rFonts w:ascii="Cascadia Mono" w:hAnsi="Cascadia Mono" w:cs="Cascadia Mono"/>
+          <w:color w:val="000000"/>
+          <w:sz w:val="19"/>
+          <w:szCs w:val="19"/>
+          <w:lang w:val="en-CA"/>
+        </w:rPr>
+        <w:t>Models.ZombieType</w:t>
+      </w:r>
+      <w:proofErr w:type="spellEnd"/>
+      <w:r>
+        <w:rPr>
+          <w:rFonts w:ascii="Cascadia Mono" w:hAnsi="Cascadia Mono" w:cs="Cascadia Mono"/>
+          <w:color w:val="000000"/>
+          <w:sz w:val="19"/>
+          <w:szCs w:val="19"/>
+          <w:lang w:val="en-CA"/>
+        </w:rPr>
+        <w:t xml:space="preserve"> </w:t>
+      </w:r>
+      <w:proofErr w:type="spellStart"/>
+      <w:r>
+        <w:rPr>
+          <w:rFonts w:ascii="Cascadia Mono" w:hAnsi="Cascadia Mono" w:cs="Cascadia Mono"/>
+          <w:color w:val="000000"/>
+          <w:sz w:val="19"/>
+          <w:szCs w:val="19"/>
+          <w:lang w:val="en-CA"/>
+        </w:rPr>
+        <w:t>zombieType</w:t>
+      </w:r>
+      <w:proofErr w:type="spellEnd"/>
+      <w:r>
+        <w:rPr>
+          <w:rFonts w:ascii="Cascadia Mono" w:hAnsi="Cascadia Mono" w:cs="Cascadia Mono"/>
+          <w:color w:val="000000"/>
+          <w:sz w:val="19"/>
+          <w:szCs w:val="19"/>
+          <w:lang w:val="en-CA"/>
+        </w:rPr>
+        <w:t>)</w:t>
       </w:r>
     </w:p>
     <w:p>
@@ -13239,6 +15061,7 @@
         </w:rPr>
         <w:t xml:space="preserve">    </w:t>
       </w:r>
+      <w:proofErr w:type="gramStart"/>
       <w:r>
         <w:rPr>
           <w:rFonts w:ascii="Cascadia Mono" w:hAnsi="Cascadia Mono" w:cs="Cascadia Mono"/>
@@ -13248,14 +15071,35 @@
         </w:rPr>
         <w:t>if</w:t>
       </w:r>
-      <w:r>
-        <w:rPr>
-          <w:rFonts w:ascii="Cascadia Mono" w:hAnsi="Cascadia Mono" w:cs="Cascadia Mono"/>
-          <w:color w:val="000000"/>
-          <w:sz w:val="19"/>
-          <w:szCs w:val="19"/>
-        </w:rPr>
-        <w:t xml:space="preserve"> (ModelState.IsValid)</w:t>
+      <w:proofErr w:type="gramEnd"/>
+      <w:r>
+        <w:rPr>
+          <w:rFonts w:ascii="Cascadia Mono" w:hAnsi="Cascadia Mono" w:cs="Cascadia Mono"/>
+          <w:color w:val="000000"/>
+          <w:sz w:val="19"/>
+          <w:szCs w:val="19"/>
+        </w:rPr>
+        <w:t xml:space="preserve"> (</w:t>
+      </w:r>
+      <w:proofErr w:type="spellStart"/>
+      <w:r>
+        <w:rPr>
+          <w:rFonts w:ascii="Cascadia Mono" w:hAnsi="Cascadia Mono" w:cs="Cascadia Mono"/>
+          <w:color w:val="000000"/>
+          <w:sz w:val="19"/>
+          <w:szCs w:val="19"/>
+        </w:rPr>
+        <w:t>ModelState.IsValid</w:t>
+      </w:r>
+      <w:proofErr w:type="spellEnd"/>
+      <w:r>
+        <w:rPr>
+          <w:rFonts w:ascii="Cascadia Mono" w:hAnsi="Cascadia Mono" w:cs="Cascadia Mono"/>
+          <w:color w:val="000000"/>
+          <w:sz w:val="19"/>
+          <w:szCs w:val="19"/>
+        </w:rPr>
+        <w:t>)</w:t>
       </w:r>
     </w:p>
     <w:p>
@@ -13421,6 +15265,7 @@
         </w:rPr>
         <w:t xml:space="preserve">    </w:t>
       </w:r>
+      <w:proofErr w:type="gramStart"/>
       <w:r>
         <w:rPr>
           <w:rFonts w:ascii="Cascadia Mono" w:hAnsi="Cascadia Mono" w:cs="Cascadia Mono"/>
@@ -13430,6 +15275,7 @@
         </w:rPr>
         <w:t>return</w:t>
       </w:r>
+      <w:proofErr w:type="gramEnd"/>
       <w:r>
         <w:rPr>
           <w:rFonts w:ascii="Cascadia Mono" w:hAnsi="Cascadia Mono" w:cs="Cascadia Mono"/>
@@ -13439,6 +15285,8 @@
         </w:rPr>
         <w:t xml:space="preserve"> </w:t>
       </w:r>
+      <w:proofErr w:type="spellStart"/>
+      <w:proofErr w:type="gramStart"/>
       <w:r>
         <w:rPr>
           <w:rFonts w:ascii="Cascadia Mono" w:hAnsi="Cascadia Mono" w:cs="Cascadia Mono"/>
@@ -13455,7 +15303,38 @@
           <w:sz w:val="19"/>
           <w:szCs w:val="19"/>
         </w:rPr>
-        <w:t>.View(zombieType);</w:t>
+        <w:t>.View</w:t>
+      </w:r>
+      <w:proofErr w:type="spellEnd"/>
+      <w:proofErr w:type="gramEnd"/>
+      <w:r>
+        <w:rPr>
+          <w:rFonts w:ascii="Cascadia Mono" w:hAnsi="Cascadia Mono" w:cs="Cascadia Mono"/>
+          <w:color w:val="000000"/>
+          <w:sz w:val="19"/>
+          <w:szCs w:val="19"/>
+        </w:rPr>
+        <w:t>(</w:t>
+      </w:r>
+      <w:proofErr w:type="spellStart"/>
+      <w:r>
+        <w:rPr>
+          <w:rFonts w:ascii="Cascadia Mono" w:hAnsi="Cascadia Mono" w:cs="Cascadia Mono"/>
+          <w:color w:val="000000"/>
+          <w:sz w:val="19"/>
+          <w:szCs w:val="19"/>
+        </w:rPr>
+        <w:t>zombieType</w:t>
+      </w:r>
+      <w:proofErr w:type="spellEnd"/>
+      <w:r>
+        <w:rPr>
+          <w:rFonts w:ascii="Cascadia Mono" w:hAnsi="Cascadia Mono" w:cs="Cascadia Mono"/>
+          <w:color w:val="000000"/>
+          <w:sz w:val="19"/>
+          <w:szCs w:val="19"/>
+        </w:rPr>
+        <w:t>);</w:t>
       </w:r>
     </w:p>
     <w:p>
@@ -13490,7 +15369,15 @@
         <w:spacing w:before="0" w:after="160" w:line="259" w:lineRule="auto"/>
       </w:pPr>
       <w:r>
-        <w:t xml:space="preserve">Ajoutez un point d’arrêt (BreakPoint) dans le </w:t>
+        <w:t>Ajoutez un point d’arrêt (</w:t>
+      </w:r>
+      <w:proofErr w:type="spellStart"/>
+      <w:r>
+        <w:t>BreakPoint</w:t>
+      </w:r>
+      <w:proofErr w:type="spellEnd"/>
+      <w:r>
+        <w:t xml:space="preserve">) dans le </w:t>
       </w:r>
       <w:r>
         <w:t>contrôleur</w:t>
@@ -13502,6 +15389,7 @@
         </w:rPr>
         <w:t xml:space="preserve"> </w:t>
       </w:r>
+      <w:proofErr w:type="spellStart"/>
       <w:r>
         <w:rPr>
           <w:b/>
@@ -13514,11 +15402,20 @@
           <w:b/>
           <w:bCs/>
         </w:rPr>
-        <w:t xml:space="preserve">Controller </w:t>
+        <w:t>Controller</w:t>
+      </w:r>
+      <w:proofErr w:type="spellEnd"/>
+      <w:r>
+        <w:rPr>
+          <w:b/>
+          <w:bCs/>
+        </w:rPr>
+        <w:t xml:space="preserve"> </w:t>
       </w:r>
       <w:r>
         <w:t xml:space="preserve">et vérifiez l’état de </w:t>
       </w:r>
+      <w:proofErr w:type="spellStart"/>
       <w:r>
         <w:rPr>
           <w:b/>
@@ -13526,6 +15423,7 @@
         </w:rPr>
         <w:t>ModelState.IsValid</w:t>
       </w:r>
+      <w:proofErr w:type="spellEnd"/>
       <w:r>
         <w:t xml:space="preserve"> lorsque le champ est vide et lorsque vous entrez du texte.</w:t>
       </w:r>
@@ -13780,6 +15678,7 @@
         </w:rPr>
         <w:t>="</w:t>
       </w:r>
+      <w:proofErr w:type="spellStart"/>
       <w:r>
         <w:rPr>
           <w:rFonts w:ascii="Cascadia Mono" w:hAnsi="Cascadia Mono" w:cs="Cascadia Mono"/>
@@ -13791,6 +15690,7 @@
         </w:rPr>
         <w:t>ModelOnly</w:t>
       </w:r>
+      <w:proofErr w:type="spellEnd"/>
       <w:r>
         <w:rPr>
           <w:rFonts w:ascii="Cascadia Mono" w:hAnsi="Cascadia Mono" w:cs="Cascadia Mono"/>
@@ -14616,13 +16516,31 @@
       <w:r>
         <w:t xml:space="preserve">vue </w:t>
       </w:r>
-      <w:r>
-        <w:rPr>
-          <w:b/>
-          <w:bCs/>
-        </w:rPr>
-        <w:t>ZombieType/Create</w:t>
-      </w:r>
+      <w:proofErr w:type="spellStart"/>
+      <w:r>
+        <w:rPr>
+          <w:b/>
+          <w:bCs/>
+        </w:rPr>
+        <w:t>ZombieType</w:t>
+      </w:r>
+      <w:proofErr w:type="spellEnd"/>
+      <w:r>
+        <w:rPr>
+          <w:b/>
+          <w:bCs/>
+        </w:rPr>
+        <w:t>/</w:t>
+      </w:r>
+      <w:proofErr w:type="spellStart"/>
+      <w:r>
+        <w:rPr>
+          <w:b/>
+          <w:bCs/>
+        </w:rPr>
+        <w:t>Create</w:t>
+      </w:r>
+      <w:proofErr w:type="spellEnd"/>
       <w:r>
         <w:t>, a</w:t>
       </w:r>
@@ -14642,8 +16560,13 @@
         <w:t>(</w:t>
       </w:r>
       <w:r>
-        <w:t>Partial View</w:t>
-      </w:r>
+        <w:t xml:space="preserve">Partial </w:t>
+      </w:r>
+      <w:proofErr w:type="spellStart"/>
+      <w:r>
+        <w:t>View</w:t>
+      </w:r>
+      <w:proofErr w:type="spellEnd"/>
       <w:r>
         <w:t>)</w:t>
       </w:r>
@@ -14681,7 +16604,29 @@
           <w:szCs w:val="19"/>
           <w:lang w:val="en-US"/>
         </w:rPr>
-        <w:t xml:space="preserve">@section Scripts{ </w:t>
+        <w:t xml:space="preserve">@section </w:t>
+      </w:r>
+      <w:proofErr w:type="gramStart"/>
+      <w:r>
+        <w:rPr>
+          <w:rFonts w:ascii="Cascadia Mono" w:hAnsi="Cascadia Mono" w:cs="Cascadia Mono"/>
+          <w:color w:val="000000"/>
+          <w:sz w:val="19"/>
+          <w:szCs w:val="19"/>
+          <w:lang w:val="en-US"/>
+        </w:rPr>
+        <w:t>Scripts{</w:t>
+      </w:r>
+      <w:proofErr w:type="gramEnd"/>
+      <w:r>
+        <w:rPr>
+          <w:rFonts w:ascii="Cascadia Mono" w:hAnsi="Cascadia Mono" w:cs="Cascadia Mono"/>
+          <w:color w:val="000000"/>
+          <w:sz w:val="19"/>
+          <w:szCs w:val="19"/>
+          <w:lang w:val="en-US"/>
+        </w:rPr>
+        <w:t xml:space="preserve"> </w:t>
       </w:r>
     </w:p>
     <w:p>
@@ -14714,7 +16659,18 @@
           <w:szCs w:val="19"/>
           <w:lang w:val="en-US"/>
         </w:rPr>
-        <w:t xml:space="preserve">    @{ </w:t>
+        <w:t xml:space="preserve">    </w:t>
+      </w:r>
+      <w:proofErr w:type="gramStart"/>
+      <w:r>
+        <w:rPr>
+          <w:rFonts w:ascii="Cascadia Mono" w:hAnsi="Cascadia Mono" w:cs="Cascadia Mono"/>
+          <w:color w:val="000000"/>
+          <w:sz w:val="19"/>
+          <w:szCs w:val="19"/>
+          <w:lang w:val="en-US"/>
+        </w:rPr>
+        <w:t xml:space="preserve">@{ </w:t>
       </w:r>
       <w:r>
         <w:rPr>
@@ -14726,6 +16682,7 @@
         </w:rPr>
         <w:t>&lt;</w:t>
       </w:r>
+      <w:proofErr w:type="gramEnd"/>
       <w:r>
         <w:rPr>
           <w:rFonts w:ascii="Cascadia Mono" w:hAnsi="Cascadia Mono" w:cs="Cascadia Mono"/>
@@ -14768,16 +16725,38 @@
           <w:szCs w:val="19"/>
           <w:lang w:val="en-US"/>
         </w:rPr>
-        <w:t>="_ValidationScriptsPartial"</w:t>
-      </w:r>
-      <w:r>
-        <w:rPr>
-          <w:rFonts w:ascii="Cascadia Mono" w:hAnsi="Cascadia Mono" w:cs="Cascadia Mono"/>
-          <w:color w:val="000000"/>
+        <w:t>="_</w:t>
+      </w:r>
+      <w:proofErr w:type="spellStart"/>
+      <w:r>
+        <w:rPr>
+          <w:rFonts w:ascii="Cascadia Mono" w:hAnsi="Cascadia Mono" w:cs="Cascadia Mono"/>
+          <w:color w:val="0000FF"/>
           <w:sz w:val="19"/>
           <w:szCs w:val="19"/>
           <w:lang w:val="en-US"/>
         </w:rPr>
+        <w:t>ValidationScriptsPartial</w:t>
+      </w:r>
+      <w:proofErr w:type="spellEnd"/>
+      <w:r>
+        <w:rPr>
+          <w:rFonts w:ascii="Cascadia Mono" w:hAnsi="Cascadia Mono" w:cs="Cascadia Mono"/>
+          <w:color w:val="0000FF"/>
+          <w:sz w:val="19"/>
+          <w:szCs w:val="19"/>
+          <w:lang w:val="en-US"/>
+        </w:rPr>
+        <w:t>"</w:t>
+      </w:r>
+      <w:r>
+        <w:rPr>
+          <w:rFonts w:ascii="Cascadia Mono" w:hAnsi="Cascadia Mono" w:cs="Cascadia Mono"/>
+          <w:color w:val="000000"/>
+          <w:sz w:val="19"/>
+          <w:szCs w:val="19"/>
+          <w:lang w:val="en-US"/>
+        </w:rPr>
         <w:t xml:space="preserve"> </w:t>
       </w:r>
       <w:r>
@@ -14788,18 +16767,30 @@
           <w:szCs w:val="19"/>
           <w:lang w:val="en-US"/>
         </w:rPr>
-        <w:t>/&gt;</w:t>
-      </w:r>
-      <w:r>
-        <w:rPr>
-          <w:rFonts w:ascii="Cascadia Mono" w:hAnsi="Cascadia Mono" w:cs="Cascadia Mono"/>
-          <w:color w:val="000000"/>
+        <w:t>/</w:t>
+      </w:r>
+      <w:proofErr w:type="gramStart"/>
+      <w:r>
+        <w:rPr>
+          <w:rFonts w:ascii="Cascadia Mono" w:hAnsi="Cascadia Mono" w:cs="Cascadia Mono"/>
+          <w:color w:val="0000FF"/>
           <w:sz w:val="19"/>
           <w:szCs w:val="19"/>
           <w:lang w:val="en-US"/>
         </w:rPr>
+        <w:t>&gt;</w:t>
+      </w:r>
+      <w:r>
+        <w:rPr>
+          <w:rFonts w:ascii="Cascadia Mono" w:hAnsi="Cascadia Mono" w:cs="Cascadia Mono"/>
+          <w:color w:val="000000"/>
+          <w:sz w:val="19"/>
+          <w:szCs w:val="19"/>
+          <w:lang w:val="en-US"/>
+        </w:rPr>
         <w:t xml:space="preserve"> }</w:t>
       </w:r>
+      <w:proofErr w:type="gramEnd"/>
     </w:p>
     <w:p>
       <w:pPr>
@@ -14832,7 +16823,15 @@
         <w:spacing w:before="0" w:after="160" w:line="259" w:lineRule="auto"/>
       </w:pPr>
       <w:r>
-        <w:t xml:space="preserve">Faites à nouveau le test avec un Type Name vide. Si tout se passe bien, votre point d’arrêt (BreakPoint) ne devrait </w:t>
+        <w:t>Faites à nouveau le test avec un Type Name vide. Si tout se passe bien, votre point d’arrêt (</w:t>
+      </w:r>
+      <w:proofErr w:type="spellStart"/>
+      <w:r>
+        <w:t>BreakPoint</w:t>
+      </w:r>
+      <w:proofErr w:type="spellEnd"/>
+      <w:r>
+        <w:t xml:space="preserve">) ne devrait </w:t>
       </w:r>
       <w:r>
         <w:rPr>
@@ -14912,6 +16911,7 @@
       <w:r>
         <w:t xml:space="preserve">Validez les modifications: faites passer vos changements dans la section </w:t>
       </w:r>
+      <w:proofErr w:type="spellStart"/>
       <w:r>
         <w:rPr>
           <w:b/>
@@ -14919,6 +16919,7 @@
         </w:rPr>
         <w:t>Staged</w:t>
       </w:r>
+      <w:proofErr w:type="spellEnd"/>
       <w:r>
         <w:t>.</w:t>
       </w:r>
@@ -14966,7 +16967,21 @@
         <w:rPr>
           <w:lang w:val="en-US"/>
         </w:rPr>
-        <w:t xml:space="preserve">FCT ZombieType </w:t>
+        <w:t xml:space="preserve">FCT </w:t>
+      </w:r>
+      <w:proofErr w:type="spellStart"/>
+      <w:r>
+        <w:rPr>
+          <w:lang w:val="en-US"/>
+        </w:rPr>
+        <w:t>ZombieType</w:t>
+      </w:r>
+      <w:proofErr w:type="spellEnd"/>
+      <w:r>
+        <w:rPr>
+          <w:lang w:val="en-US"/>
+        </w:rPr>
+        <w:t xml:space="preserve"> </w:t>
       </w:r>
       <w:r>
         <w:rPr>
@@ -15012,8 +17027,13 @@
       <w:r>
         <w:t xml:space="preserve">pour </w:t>
       </w:r>
-      <w:r>
-        <w:t>ZombieType.</w:t>
+      <w:proofErr w:type="spellStart"/>
+      <w:r>
+        <w:t>ZombieType</w:t>
+      </w:r>
+      <w:proofErr w:type="spellEnd"/>
+      <w:r>
+        <w:t>.</w:t>
       </w:r>
     </w:p>
     <w:p>
@@ -15082,6 +17102,7 @@
       <w:r>
         <w:t>(</w:t>
       </w:r>
+      <w:proofErr w:type="spellStart"/>
       <w:r>
         <w:rPr>
           <w:b/>
@@ -15089,6 +17110,7 @@
         </w:rPr>
         <w:t>Remote</w:t>
       </w:r>
+      <w:proofErr w:type="spellEnd"/>
       <w:r>
         <w:rPr>
           <w:b/>
@@ -15196,13 +17218,23 @@
         </w:rPr>
         <w:t xml:space="preserve"> </w:t>
       </w:r>
+      <w:proofErr w:type="spellStart"/>
       <w:r>
         <w:rPr>
           <w:b/>
           <w:bCs/>
           <w:u w:val="single"/>
         </w:rPr>
-        <w:t xml:space="preserve">FCT_Zombie </w:t>
+        <w:t>FCT_Zombie</w:t>
+      </w:r>
+      <w:proofErr w:type="spellEnd"/>
+      <w:r>
+        <w:rPr>
+          <w:b/>
+          <w:bCs/>
+          <w:u w:val="single"/>
+        </w:rPr>
+        <w:t xml:space="preserve"> </w:t>
       </w:r>
       <w:r>
         <w:t xml:space="preserve">dans la branche </w:t>
@@ -15279,7 +17311,43 @@
           <w:bCs/>
           <w:u w:val="single"/>
         </w:rPr>
-        <w:t xml:space="preserve"> droit sur la branche FCT_ProjectDesign et choisissez « merge into main… »</w:t>
+        <w:t xml:space="preserve"> droit sur la branche </w:t>
+      </w:r>
+      <w:proofErr w:type="spellStart"/>
+      <w:r>
+        <w:rPr>
+          <w:b/>
+          <w:bCs/>
+          <w:u w:val="single"/>
+        </w:rPr>
+        <w:t>FCT_ProjectDesign</w:t>
+      </w:r>
+      <w:proofErr w:type="spellEnd"/>
+      <w:r>
+        <w:rPr>
+          <w:b/>
+          <w:bCs/>
+          <w:u w:val="single"/>
+        </w:rPr>
+        <w:t xml:space="preserve"> et choisissez « merge </w:t>
+      </w:r>
+      <w:proofErr w:type="spellStart"/>
+      <w:r>
+        <w:rPr>
+          <w:b/>
+          <w:bCs/>
+          <w:u w:val="single"/>
+        </w:rPr>
+        <w:t>into</w:t>
+      </w:r>
+      <w:proofErr w:type="spellEnd"/>
+      <w:r>
+        <w:rPr>
+          <w:b/>
+          <w:bCs/>
+          <w:u w:val="single"/>
+        </w:rPr>
+        <w:t xml:space="preserve"> main… »</w:t>
       </w:r>
     </w:p>
     <w:p>
@@ -15352,8 +17420,21 @@
           <w:u w:val="single"/>
           <w:lang w:val="en-CA"/>
         </w:rPr>
-        <w:t>Fin du laboratoire</w:t>
-      </w:r>
+        <w:t xml:space="preserve">Fin du </w:t>
+      </w:r>
+      <w:proofErr w:type="spellStart"/>
+      <w:r>
+        <w:rPr>
+          <w:b/>
+          <w:bCs/>
+          <w:sz w:val="28"/>
+          <w:szCs w:val="28"/>
+          <w:u w:val="single"/>
+          <w:lang w:val="en-CA"/>
+        </w:rPr>
+        <w:t>laboratoire</w:t>
+      </w:r>
+      <w:proofErr w:type="spellEnd"/>
       <w:r>
         <w:rPr>
           <w:b/>
@@ -21278,25 +23359,16 @@
 </file>
 
 <file path=customXml/item1.xml><?xml version="1.0" encoding="utf-8"?>
-<b:Sources xmlns:b="http://schemas.openxmlformats.org/officeDocument/2006/bibliography" xmlns="http://schemas.openxmlformats.org/officeDocument/2006/bibliography" SelectedStyle="\APASixthEditionOfficeOnline.xsl" StyleName="APA" Version="6"/>
-</file>
-
-<file path=customXml/item2.xml><?xml version="1.0" encoding="utf-8"?>
 <p:properties xmlns:p="http://schemas.microsoft.com/office/2006/metadata/properties" xmlns:xsi="http://www.w3.org/2001/XMLSchema-instance" xmlns:pc="http://schemas.microsoft.com/office/infopath/2007/PartnerControls">
   <documentManagement/>
 </p:properties>
 </file>
 
-<file path=customXml/item3.xml><?xml version="1.0" encoding="utf-8"?>
-<?mso-contentType ?>
-<FormTemplates xmlns="http://schemas.microsoft.com/sharepoint/v3/contenttype/forms">
-  <Display>DocumentLibraryForm</Display>
-  <Edit>DocumentLibraryForm</Edit>
-  <New>DocumentLibraryForm</New>
-</FormTemplates>
+<file path=customXml/item2.xml><?xml version="1.0" encoding="utf-8"?>
+<b:Sources xmlns:b="http://schemas.openxmlformats.org/officeDocument/2006/bibliography" xmlns="http://schemas.openxmlformats.org/officeDocument/2006/bibliography" SelectedStyle="\APASixthEditionOfficeOnline.xsl" StyleName="APA" Version="6"/>
 </file>
 
-<file path=customXml/item4.xml><?xml version="1.0" encoding="utf-8"?>
+<file path=customXml/item3.xml><?xml version="1.0" encoding="utf-8"?>
 <ct:contentTypeSchema xmlns:ct="http://schemas.microsoft.com/office/2006/metadata/contentType" xmlns:ma="http://schemas.microsoft.com/office/2006/metadata/properties/metaAttributes" ct:_="" ma:_="" ma:contentTypeName="Document" ma:contentTypeID="0x010100354AEAE9FD62D747A26A546E5B1B5735" ma:contentTypeVersion="7" ma:contentTypeDescription="Crée un document." ma:contentTypeScope="" ma:versionID="43b763fe9aa20b7a2976a5e019d82dbf">
   <xsd:schema xmlns:xsd="http://www.w3.org/2001/XMLSchema" xmlns:xs="http://www.w3.org/2001/XMLSchema" xmlns:p="http://schemas.microsoft.com/office/2006/metadata/properties" xmlns:ns2="071933db-0376-4694-9786-b56cb37c4ec2" targetNamespace="http://schemas.microsoft.com/office/2006/metadata/properties" ma:root="true" ma:fieldsID="d5c90ae6c1ec6ed317c9f5feddaf7a33" ns2:_="">
     <xsd:import namespace="071933db-0376-4694-9786-b56cb37c4ec2"/>
@@ -21460,15 +23532,16 @@
 </ct:contentTypeSchema>
 </file>
 
-<file path=customXml/itemProps1.xml><?xml version="1.0" encoding="utf-8"?>
-<ds:datastoreItem xmlns:ds="http://schemas.openxmlformats.org/officeDocument/2006/customXml" ds:itemID="{BA5DC8B6-1F73-4844-8DA8-B484D55D7FC3}">
-  <ds:schemaRefs>
-    <ds:schemaRef ds:uri="http://schemas.openxmlformats.org/officeDocument/2006/bibliography"/>
-  </ds:schemaRefs>
-</ds:datastoreItem>
+<file path=customXml/item4.xml><?xml version="1.0" encoding="utf-8"?>
+<?mso-contentType ?>
+<FormTemplates xmlns="http://schemas.microsoft.com/sharepoint/v3/contenttype/forms">
+  <Display>DocumentLibraryForm</Display>
+  <Edit>DocumentLibraryForm</Edit>
+  <New>DocumentLibraryForm</New>
+</FormTemplates>
 </file>
 
-<file path=customXml/itemProps2.xml><?xml version="1.0" encoding="utf-8"?>
+<file path=customXml/itemProps1.xml><?xml version="1.0" encoding="utf-8"?>
 <ds:datastoreItem xmlns:ds="http://schemas.openxmlformats.org/officeDocument/2006/customXml" ds:itemID="{2C36E056-BA2C-4A1F-9580-242C9B36FE70}">
   <ds:schemaRefs>
     <ds:schemaRef ds:uri="http://schemas.microsoft.com/office/2006/metadata/properties"/>
@@ -21477,15 +23550,15 @@
 </ds:datastoreItem>
 </file>
 
-<file path=customXml/itemProps3.xml><?xml version="1.0" encoding="utf-8"?>
-<ds:datastoreItem xmlns:ds="http://schemas.openxmlformats.org/officeDocument/2006/customXml" ds:itemID="{F6194C16-5FE5-4670-BEC8-3D6DD9380312}">
+<file path=customXml/itemProps2.xml><?xml version="1.0" encoding="utf-8"?>
+<ds:datastoreItem xmlns:ds="http://schemas.openxmlformats.org/officeDocument/2006/customXml" ds:itemID="{BA5DC8B6-1F73-4844-8DA8-B484D55D7FC3}">
   <ds:schemaRefs>
-    <ds:schemaRef ds:uri="http://schemas.microsoft.com/sharepoint/v3/contenttype/forms"/>
+    <ds:schemaRef ds:uri="http://schemas.openxmlformats.org/officeDocument/2006/bibliography"/>
   </ds:schemaRefs>
 </ds:datastoreItem>
 </file>
 
-<file path=customXml/itemProps4.xml><?xml version="1.0" encoding="utf-8"?>
+<file path=customXml/itemProps3.xml><?xml version="1.0" encoding="utf-8"?>
 <ds:datastoreItem xmlns:ds="http://schemas.openxmlformats.org/officeDocument/2006/customXml" ds:itemID="{5C3A06EC-DC03-4D65-AA15-C6B9D68C1ED0}">
   <ds:schemaRefs>
     <ds:schemaRef ds:uri="http://schemas.microsoft.com/office/2006/metadata/contentType"/>
@@ -21501,4 +23574,12 @@
     <ds:schemaRef ds:uri="http://schemas.microsoft.com/internal/obd"/>
   </ds:schemaRefs>
 </ds:datastoreItem>
+</file>
+
+<file path=customXml/itemProps4.xml><?xml version="1.0" encoding="utf-8"?>
+<ds:datastoreItem xmlns:ds="http://schemas.openxmlformats.org/officeDocument/2006/customXml" ds:itemID="{F6194C16-5FE5-4670-BEC8-3D6DD9380312}">
+  <ds:schemaRefs>
+    <ds:schemaRef ds:uri="http://schemas.microsoft.com/sharepoint/v3/contenttype/forms"/>
+  </ds:schemaRefs>
+</ds:datastoreItem>
 </file>